--- a/EstructuraDeDatos/PIA/PIA_EstructuraDeDatos_E5.docx
+++ b/EstructuraDeDatos/PIA/PIA_EstructuraDeDatos_E5.docx
@@ -798,7 +798,7 @@
       <w:r>
         <w:fldChar w:fldCharType="separate"/>
       </w:r>
-      <w:hyperlink w:anchor="_Toc229235035" w:history="1">
+      <w:hyperlink w:anchor="_Toc229237068" w:history="1">
         <w:r>
           <w:rPr>
             <w:rStyle w:val="Hipervnculo"/>
@@ -825,7 +825,7 @@
             <w:noProof/>
             <w:webHidden/>
           </w:rPr>
-          <w:instrText xml:space="preserve"> PAGEREF _Toc229235035 \h </w:instrText>
+          <w:instrText xml:space="preserve"> PAGEREF _Toc229237068 \h </w:instrText>
         </w:r>
         <w:r>
           <w:rPr>
@@ -866,7 +866,7 @@
           <w:lang w:eastAsia="es-MX"/>
         </w:rPr>
       </w:pPr>
-      <w:hyperlink w:anchor="_Toc229235036" w:history="1">
+      <w:hyperlink w:anchor="_Toc229237069" w:history="1">
         <w:r>
           <w:rPr>
             <w:rStyle w:val="Hipervnculo"/>
@@ -893,7 +893,7 @@
             <w:noProof/>
             <w:webHidden/>
           </w:rPr>
-          <w:instrText xml:space="preserve"> PAGEREF _Toc229235036 \h </w:instrText>
+          <w:instrText xml:space="preserve"> PAGEREF _Toc229237069 \h </w:instrText>
         </w:r>
         <w:r>
           <w:rPr>
@@ -937,7 +937,7 @@
           <w:lang w:eastAsia="es-MX"/>
         </w:rPr>
       </w:pPr>
-      <w:hyperlink w:anchor="_Toc229235037" w:history="1">
+      <w:hyperlink w:anchor="_Toc229237070" w:history="1">
         <w:r>
           <w:rPr>
             <w:rStyle w:val="Hipervnculo"/>
@@ -964,7 +964,7 @@
             <w:noProof/>
             <w:webHidden/>
           </w:rPr>
-          <w:instrText xml:space="preserve"> PAGEREF _Toc229235037 \h </w:instrText>
+          <w:instrText xml:space="preserve"> PAGEREF _Toc229237070 \h </w:instrText>
         </w:r>
         <w:r>
           <w:rPr>
@@ -1010,7 +1010,7 @@
           <w14:ligatures w14:val="standardContextual"/>
         </w:rPr>
       </w:pPr>
-      <w:hyperlink w:anchor="_Toc229235038" w:history="1">
+      <w:hyperlink w:anchor="_Toc229237071" w:history="1">
         <w:r>
           <w:rPr>
             <w:rStyle w:val="Hipervnculo"/>
@@ -1053,7 +1053,7 @@
             <w:noProof/>
             <w:webHidden/>
           </w:rPr>
-          <w:instrText xml:space="preserve"> PAGEREF _Toc229235038 \h </w:instrText>
+          <w:instrText xml:space="preserve"> PAGEREF _Toc229237071 \h </w:instrText>
         </w:r>
         <w:r>
           <w:rPr>
@@ -1099,7 +1099,7 @@
           <w14:ligatures w14:val="standardContextual"/>
         </w:rPr>
       </w:pPr>
-      <w:hyperlink w:anchor="_Toc229235039" w:history="1">
+      <w:hyperlink w:anchor="_Toc229237072" w:history="1">
         <w:r>
           <w:rPr>
             <w:rStyle w:val="Hipervnculo"/>
@@ -1127,7 +1127,7 @@
             <w:noProof/>
             <w:webHidden/>
           </w:rPr>
-          <w:instrText xml:space="preserve"> PAGEREF _Toc229235039 \h </w:instrText>
+          <w:instrText xml:space="preserve"> PAGEREF _Toc229237072 \h </w:instrText>
         </w:r>
         <w:r>
           <w:rPr>
@@ -1173,7 +1173,7 @@
           <w14:ligatures w14:val="standardContextual"/>
         </w:rPr>
       </w:pPr>
-      <w:hyperlink w:anchor="_Toc229235040" w:history="1">
+      <w:hyperlink w:anchor="_Toc229237073" w:history="1">
         <w:r>
           <w:rPr>
             <w:rStyle w:val="Hipervnculo"/>
@@ -1200,7 +1200,7 @@
             <w:noProof/>
             <w:webHidden/>
           </w:rPr>
-          <w:instrText xml:space="preserve"> PAGEREF _Toc229235040 \h </w:instrText>
+          <w:instrText xml:space="preserve"> PAGEREF _Toc229237073 \h </w:instrText>
         </w:r>
         <w:r>
           <w:rPr>
@@ -1244,7 +1244,7 @@
           <w:lang w:eastAsia="es-MX"/>
         </w:rPr>
       </w:pPr>
-      <w:hyperlink w:anchor="_Toc229235041" w:history="1">
+      <w:hyperlink w:anchor="_Toc229237074" w:history="1">
         <w:r>
           <w:rPr>
             <w:rStyle w:val="Hipervnculo"/>
@@ -1271,7 +1271,7 @@
             <w:noProof/>
             <w:webHidden/>
           </w:rPr>
-          <w:instrText xml:space="preserve"> PAGEREF _Toc229235041 \h </w:instrText>
+          <w:instrText xml:space="preserve"> PAGEREF _Toc229237074 \h </w:instrText>
         </w:r>
         <w:r>
           <w:rPr>
@@ -1317,7 +1317,7 @@
           <w14:ligatures w14:val="standardContextual"/>
         </w:rPr>
       </w:pPr>
-      <w:hyperlink w:anchor="_Toc229235042" w:history="1">
+      <w:hyperlink w:anchor="_Toc229237075" w:history="1">
         <w:r>
           <w:rPr>
             <w:rStyle w:val="Hipervnculo"/>
@@ -1344,7 +1344,7 @@
             <w:noProof/>
             <w:webHidden/>
           </w:rPr>
-          <w:instrText xml:space="preserve"> PAGEREF _Toc229235042 \h </w:instrText>
+          <w:instrText xml:space="preserve"> PAGEREF _Toc229237075 \h </w:instrText>
         </w:r>
         <w:r>
           <w:rPr>
@@ -1390,7 +1390,7 @@
           <w14:ligatures w14:val="standardContextual"/>
         </w:rPr>
       </w:pPr>
-      <w:hyperlink w:anchor="_Toc229235043" w:history="1">
+      <w:hyperlink w:anchor="_Toc229237076" w:history="1">
         <w:r>
           <w:rPr>
             <w:rStyle w:val="Hipervnculo"/>
@@ -1417,7 +1417,7 @@
             <w:noProof/>
             <w:webHidden/>
           </w:rPr>
-          <w:instrText xml:space="preserve"> PAGEREF _Toc229235043 \h </w:instrText>
+          <w:instrText xml:space="preserve"> PAGEREF _Toc229237076 \h </w:instrText>
         </w:r>
         <w:r>
           <w:rPr>
@@ -1463,7 +1463,7 @@
           <w14:ligatures w14:val="standardContextual"/>
         </w:rPr>
       </w:pPr>
-      <w:hyperlink w:anchor="_Toc229235044" w:history="1">
+      <w:hyperlink w:anchor="_Toc229237077" w:history="1">
         <w:r>
           <w:rPr>
             <w:rStyle w:val="Hipervnculo"/>
@@ -1490,7 +1490,7 @@
             <w:noProof/>
             <w:webHidden/>
           </w:rPr>
-          <w:instrText xml:space="preserve"> PAGEREF _Toc229235044 \h </w:instrText>
+          <w:instrText xml:space="preserve"> PAGEREF _Toc229237077 \h </w:instrText>
         </w:r>
         <w:r>
           <w:rPr>
@@ -1536,7 +1536,7 @@
           <w14:ligatures w14:val="standardContextual"/>
         </w:rPr>
       </w:pPr>
-      <w:hyperlink w:anchor="_Toc229235045" w:history="1">
+      <w:hyperlink w:anchor="_Toc229237078" w:history="1">
         <w:r>
           <w:rPr>
             <w:rStyle w:val="Hipervnculo"/>
@@ -1563,7 +1563,7 @@
             <w:noProof/>
             <w:webHidden/>
           </w:rPr>
-          <w:instrText xml:space="preserve"> PAGEREF _Toc229235045 \h </w:instrText>
+          <w:instrText xml:space="preserve"> PAGEREF _Toc229237078 \h </w:instrText>
         </w:r>
         <w:r>
           <w:rPr>
@@ -1609,7 +1609,7 @@
           <w14:ligatures w14:val="standardContextual"/>
         </w:rPr>
       </w:pPr>
-      <w:hyperlink w:anchor="_Toc229235046" w:history="1">
+      <w:hyperlink w:anchor="_Toc229237079" w:history="1">
         <w:r>
           <w:rPr>
             <w:rStyle w:val="Hipervnculo"/>
@@ -1636,7 +1636,7 @@
             <w:noProof/>
             <w:webHidden/>
           </w:rPr>
-          <w:instrText xml:space="preserve"> PAGEREF _Toc229235046 \h </w:instrText>
+          <w:instrText xml:space="preserve"> PAGEREF _Toc229237079 \h </w:instrText>
         </w:r>
         <w:r>
           <w:rPr>
@@ -1682,7 +1682,7 @@
           <w14:ligatures w14:val="standardContextual"/>
         </w:rPr>
       </w:pPr>
-      <w:hyperlink w:anchor="_Toc229235047" w:history="1">
+      <w:hyperlink w:anchor="_Toc229237080" w:history="1">
         <w:r>
           <w:rPr>
             <w:rStyle w:val="Hipervnculo"/>
@@ -1709,7 +1709,7 @@
             <w:noProof/>
             <w:webHidden/>
           </w:rPr>
-          <w:instrText xml:space="preserve"> PAGEREF _Toc229235047 \h </w:instrText>
+          <w:instrText xml:space="preserve"> PAGEREF _Toc229237080 \h </w:instrText>
         </w:r>
         <w:r>
           <w:rPr>
@@ -1755,7 +1755,7 @@
           <w14:ligatures w14:val="standardContextual"/>
         </w:rPr>
       </w:pPr>
-      <w:hyperlink w:anchor="_Toc229235048" w:history="1">
+      <w:hyperlink w:anchor="_Toc229237081" w:history="1">
         <w:r>
           <w:rPr>
             <w:rStyle w:val="Hipervnculo"/>
@@ -1782,7 +1782,7 @@
             <w:noProof/>
             <w:webHidden/>
           </w:rPr>
-          <w:instrText xml:space="preserve"> PAGEREF _Toc229235048 \h </w:instrText>
+          <w:instrText xml:space="preserve"> PAGEREF _Toc229237081 \h </w:instrText>
         </w:r>
         <w:r>
           <w:rPr>
@@ -1826,7 +1826,7 @@
           <w:lang w:eastAsia="es-MX"/>
         </w:rPr>
       </w:pPr>
-      <w:hyperlink w:anchor="_Toc229235049" w:history="1">
+      <w:hyperlink w:anchor="_Toc229237082" w:history="1">
         <w:r>
           <w:rPr>
             <w:rStyle w:val="Hipervnculo"/>
@@ -1853,7 +1853,7 @@
             <w:noProof/>
             <w:webHidden/>
           </w:rPr>
-          <w:instrText xml:space="preserve"> PAGEREF _Toc229235049 \h </w:instrText>
+          <w:instrText xml:space="preserve"> PAGEREF _Toc229237082 \h </w:instrText>
         </w:r>
         <w:r>
           <w:rPr>
@@ -1899,7 +1899,7 @@
           <w14:ligatures w14:val="standardContextual"/>
         </w:rPr>
       </w:pPr>
-      <w:hyperlink w:anchor="_Toc229235050" w:history="1">
+      <w:hyperlink w:anchor="_Toc229237083" w:history="1">
         <w:r>
           <w:rPr>
             <w:rStyle w:val="Hipervnculo"/>
@@ -1926,7 +1926,7 @@
             <w:noProof/>
             <w:webHidden/>
           </w:rPr>
-          <w:instrText xml:space="preserve"> PAGEREF _Toc229235050 \h </w:instrText>
+          <w:instrText xml:space="preserve"> PAGEREF _Toc229237083 \h </w:instrText>
         </w:r>
         <w:r>
           <w:rPr>
@@ -1972,13 +1972,13 @@
           <w14:ligatures w14:val="standardContextual"/>
         </w:rPr>
       </w:pPr>
-      <w:hyperlink w:anchor="_Toc229235051" w:history="1">
+      <w:hyperlink w:anchor="_Toc229237084" w:history="1">
         <w:r>
           <w:rPr>
             <w:rStyle w:val="Hipervnculo"/>
             <w:noProof/>
           </w:rPr>
-          <w:t>3.2 Implementación con Arreglo</w:t>
+          <w:t>3.2 Implementación con Lista Enlazada</w:t>
         </w:r>
         <w:r>
           <w:rPr>
@@ -1999,7 +1999,7 @@
             <w:noProof/>
             <w:webHidden/>
           </w:rPr>
-          <w:instrText xml:space="preserve"> PAGEREF _Toc229235051 \h </w:instrText>
+          <w:instrText xml:space="preserve"> PAGEREF _Toc229237084 \h </w:instrText>
         </w:r>
         <w:r>
           <w:rPr>
@@ -2045,13 +2045,13 @@
           <w14:ligatures w14:val="standardContextual"/>
         </w:rPr>
       </w:pPr>
-      <w:hyperlink w:anchor="_Toc229235052" w:history="1">
+      <w:hyperlink w:anchor="_Toc229237085" w:history="1">
         <w:r>
           <w:rPr>
             <w:rStyle w:val="Hipervnculo"/>
             <w:noProof/>
           </w:rPr>
-          <w:t>3.3 Implementación con Lista Enlazada</w:t>
+          <w:t>3.3 Aplicaciones de las Pilas</w:t>
         </w:r>
         <w:r>
           <w:rPr>
@@ -2072,7 +2072,7 @@
             <w:noProof/>
             <w:webHidden/>
           </w:rPr>
-          <w:instrText xml:space="preserve"> PAGEREF _Toc229235052 \h </w:instrText>
+          <w:instrText xml:space="preserve"> PAGEREF _Toc229237085 \h </w:instrText>
         </w:r>
         <w:r>
           <w:rPr>
@@ -2093,6 +2093,77 @@
             <w:webHidden/>
           </w:rPr>
           <w:t>11</w:t>
+        </w:r>
+        <w:r>
+          <w:rPr>
+            <w:noProof/>
+            <w:webHidden/>
+          </w:rPr>
+          <w:fldChar w:fldCharType="end"/>
+        </w:r>
+      </w:hyperlink>
+    </w:p>
+    <w:p>
+      <w:pPr>
+        <w:pStyle w:val="TDC2"/>
+        <w:tabs>
+          <w:tab w:val="right" w:leader="dot" w:pos="9111"/>
+        </w:tabs>
+        <w:rPr>
+          <w:rFonts w:asciiTheme="minorHAnsi" w:eastAsiaTheme="minorEastAsia" w:hAnsiTheme="minorHAnsi"/>
+          <w:noProof/>
+          <w:szCs w:val="24"/>
+          <w:lang w:eastAsia="es-MX"/>
+        </w:rPr>
+      </w:pPr>
+      <w:hyperlink w:anchor="_Toc229237086" w:history="1">
+        <w:r>
+          <w:rPr>
+            <w:rStyle w:val="Hipervnculo"/>
+            <w:noProof/>
+          </w:rPr>
+          <w:t>4. Colas</w:t>
+        </w:r>
+        <w:r>
+          <w:rPr>
+            <w:noProof/>
+            <w:webHidden/>
+          </w:rPr>
+          <w:tab/>
+        </w:r>
+        <w:r>
+          <w:rPr>
+            <w:noProof/>
+            <w:webHidden/>
+          </w:rPr>
+          <w:fldChar w:fldCharType="begin"/>
+        </w:r>
+        <w:r>
+          <w:rPr>
+            <w:noProof/>
+            <w:webHidden/>
+          </w:rPr>
+          <w:instrText xml:space="preserve"> PAGEREF _Toc229237086 \h </w:instrText>
+        </w:r>
+        <w:r>
+          <w:rPr>
+            <w:noProof/>
+            <w:webHidden/>
+          </w:rPr>
+        </w:r>
+        <w:r>
+          <w:rPr>
+            <w:noProof/>
+            <w:webHidden/>
+          </w:rPr>
+          <w:fldChar w:fldCharType="separate"/>
+        </w:r>
+        <w:r>
+          <w:rPr>
+            <w:noProof/>
+            <w:webHidden/>
+          </w:rPr>
+          <w:t>12</w:t>
         </w:r>
         <w:r>
           <w:rPr>
@@ -2118,13 +2189,13 @@
           <w14:ligatures w14:val="standardContextual"/>
         </w:rPr>
       </w:pPr>
-      <w:hyperlink w:anchor="_Toc229235053" w:history="1">
+      <w:hyperlink w:anchor="_Toc229237087" w:history="1">
         <w:r>
           <w:rPr>
             <w:rStyle w:val="Hipervnculo"/>
             <w:noProof/>
           </w:rPr>
-          <w:t>3.4 Aplicaciones de las Pilas</w:t>
+          <w:t>4.1 Operaciones Fundamentales de la Cola</w:t>
         </w:r>
         <w:r>
           <w:rPr>
@@ -2145,7 +2216,7 @@
             <w:noProof/>
             <w:webHidden/>
           </w:rPr>
-          <w:instrText xml:space="preserve"> PAGEREF _Toc229235053 \h </w:instrText>
+          <w:instrText xml:space="preserve"> PAGEREF _Toc229237087 \h </w:instrText>
         </w:r>
         <w:r>
           <w:rPr>
@@ -2165,78 +2236,7 @@
             <w:noProof/>
             <w:webHidden/>
           </w:rPr>
-          <w:t>12</w:t>
-        </w:r>
-        <w:r>
-          <w:rPr>
-            <w:noProof/>
-            <w:webHidden/>
-          </w:rPr>
-          <w:fldChar w:fldCharType="end"/>
-        </w:r>
-      </w:hyperlink>
-    </w:p>
-    <w:p>
-      <w:pPr>
-        <w:pStyle w:val="TDC2"/>
-        <w:tabs>
-          <w:tab w:val="right" w:leader="dot" w:pos="9111"/>
-        </w:tabs>
-        <w:rPr>
-          <w:rFonts w:asciiTheme="minorHAnsi" w:eastAsiaTheme="minorEastAsia" w:hAnsiTheme="minorHAnsi"/>
-          <w:noProof/>
-          <w:szCs w:val="24"/>
-          <w:lang w:eastAsia="es-MX"/>
-        </w:rPr>
-      </w:pPr>
-      <w:hyperlink w:anchor="_Toc229235054" w:history="1">
-        <w:r>
-          <w:rPr>
-            <w:rStyle w:val="Hipervnculo"/>
-            <w:noProof/>
-          </w:rPr>
-          <w:t>4. Colas</w:t>
-        </w:r>
-        <w:r>
-          <w:rPr>
-            <w:noProof/>
-            <w:webHidden/>
-          </w:rPr>
-          <w:tab/>
-        </w:r>
-        <w:r>
-          <w:rPr>
-            <w:noProof/>
-            <w:webHidden/>
-          </w:rPr>
-          <w:fldChar w:fldCharType="begin"/>
-        </w:r>
-        <w:r>
-          <w:rPr>
-            <w:noProof/>
-            <w:webHidden/>
-          </w:rPr>
-          <w:instrText xml:space="preserve"> PAGEREF _Toc229235054 \h </w:instrText>
-        </w:r>
-        <w:r>
-          <w:rPr>
-            <w:noProof/>
-            <w:webHidden/>
-          </w:rPr>
-        </w:r>
-        <w:r>
-          <w:rPr>
-            <w:noProof/>
-            <w:webHidden/>
-          </w:rPr>
-          <w:fldChar w:fldCharType="separate"/>
-        </w:r>
-        <w:r>
-          <w:rPr>
-            <w:noProof/>
-            <w:webHidden/>
-          </w:rPr>
-          <w:t>12</w:t>
+          <w:t>13</w:t>
         </w:r>
         <w:r>
           <w:rPr>
@@ -2262,13 +2262,13 @@
           <w14:ligatures w14:val="standardContextual"/>
         </w:rPr>
       </w:pPr>
-      <w:hyperlink w:anchor="_Toc229235055" w:history="1">
+      <w:hyperlink w:anchor="_Toc229237088" w:history="1">
         <w:r>
           <w:rPr>
             <w:rStyle w:val="Hipervnculo"/>
             <w:noProof/>
           </w:rPr>
-          <w:t>4.1 Operaciones Fundamentales de la Cola</w:t>
+          <w:t>4.2 Implementación con Lista Enlazada</w:t>
         </w:r>
         <w:r>
           <w:rPr>
@@ -2289,7 +2289,7 @@
             <w:noProof/>
             <w:webHidden/>
           </w:rPr>
-          <w:instrText xml:space="preserve"> PAGEREF _Toc229235055 \h </w:instrText>
+          <w:instrText xml:space="preserve"> PAGEREF _Toc229237088 \h </w:instrText>
         </w:r>
         <w:r>
           <w:rPr>
@@ -2335,13 +2335,13 @@
           <w14:ligatures w14:val="standardContextual"/>
         </w:rPr>
       </w:pPr>
-      <w:hyperlink w:anchor="_Toc229235056" w:history="1">
+      <w:hyperlink w:anchor="_Toc229237089" w:history="1">
         <w:r>
           <w:rPr>
             <w:rStyle w:val="Hipervnculo"/>
             <w:noProof/>
           </w:rPr>
-          <w:t>4.2 Implementación con Arreglo Circular</w:t>
+          <w:t>4.3 Cola de Prioridad</w:t>
         </w:r>
         <w:r>
           <w:rPr>
@@ -2362,7 +2362,7 @@
             <w:noProof/>
             <w:webHidden/>
           </w:rPr>
-          <w:instrText xml:space="preserve"> PAGEREF _Toc229235056 \h </w:instrText>
+          <w:instrText xml:space="preserve"> PAGEREF _Toc229237089 \h </w:instrText>
         </w:r>
         <w:r>
           <w:rPr>
@@ -2408,13 +2408,13 @@
           <w14:ligatures w14:val="standardContextual"/>
         </w:rPr>
       </w:pPr>
-      <w:hyperlink w:anchor="_Toc229235057" w:history="1">
+      <w:hyperlink w:anchor="_Toc229237090" w:history="1">
         <w:r>
           <w:rPr>
             <w:rStyle w:val="Hipervnculo"/>
             <w:noProof/>
           </w:rPr>
-          <w:t>4.3 Implementación con Lista Enlazada</w:t>
+          <w:t>4.5 Cola Doble (Deque)</w:t>
         </w:r>
         <w:r>
           <w:rPr>
@@ -2435,7 +2435,7 @@
             <w:noProof/>
             <w:webHidden/>
           </w:rPr>
-          <w:instrText xml:space="preserve"> PAGEREF _Toc229235057 \h </w:instrText>
+          <w:instrText xml:space="preserve"> PAGEREF _Toc229237090 \h </w:instrText>
         </w:r>
         <w:r>
           <w:rPr>
@@ -2481,13 +2481,13 @@
           <w14:ligatures w14:val="standardContextual"/>
         </w:rPr>
       </w:pPr>
-      <w:hyperlink w:anchor="_Toc229235058" w:history="1">
+      <w:hyperlink w:anchor="_Toc229237091" w:history="1">
         <w:r>
           <w:rPr>
             <w:rStyle w:val="Hipervnculo"/>
             <w:noProof/>
           </w:rPr>
-          <w:t>4.4 Cola de Prioridad</w:t>
+          <w:t>4.6 Aplicaciones de las Colas</w:t>
         </w:r>
         <w:r>
           <w:rPr>
@@ -2508,7 +2508,78 @@
             <w:noProof/>
             <w:webHidden/>
           </w:rPr>
-          <w:instrText xml:space="preserve"> PAGEREF _Toc229235058 \h </w:instrText>
+          <w:instrText xml:space="preserve"> PAGEREF _Toc229237091 \h </w:instrText>
+        </w:r>
+        <w:r>
+          <w:rPr>
+            <w:noProof/>
+            <w:webHidden/>
+          </w:rPr>
+        </w:r>
+        <w:r>
+          <w:rPr>
+            <w:noProof/>
+            <w:webHidden/>
+          </w:rPr>
+          <w:fldChar w:fldCharType="separate"/>
+        </w:r>
+        <w:r>
+          <w:rPr>
+            <w:noProof/>
+            <w:webHidden/>
+          </w:rPr>
+          <w:t>15</w:t>
+        </w:r>
+        <w:r>
+          <w:rPr>
+            <w:noProof/>
+            <w:webHidden/>
+          </w:rPr>
+          <w:fldChar w:fldCharType="end"/>
+        </w:r>
+      </w:hyperlink>
+    </w:p>
+    <w:p>
+      <w:pPr>
+        <w:pStyle w:val="TDC2"/>
+        <w:tabs>
+          <w:tab w:val="right" w:leader="dot" w:pos="9111"/>
+        </w:tabs>
+        <w:rPr>
+          <w:rFonts w:asciiTheme="minorHAnsi" w:eastAsiaTheme="minorEastAsia" w:hAnsiTheme="minorHAnsi"/>
+          <w:noProof/>
+          <w:szCs w:val="24"/>
+          <w:lang w:eastAsia="es-MX"/>
+        </w:rPr>
+      </w:pPr>
+      <w:hyperlink w:anchor="_Toc229237092" w:history="1">
+        <w:r>
+          <w:rPr>
+            <w:rStyle w:val="Hipervnculo"/>
+            <w:noProof/>
+          </w:rPr>
+          <w:t>5. Algoritmos Divide y Vencerás</w:t>
+        </w:r>
+        <w:r>
+          <w:rPr>
+            <w:noProof/>
+            <w:webHidden/>
+          </w:rPr>
+          <w:tab/>
+        </w:r>
+        <w:r>
+          <w:rPr>
+            <w:noProof/>
+            <w:webHidden/>
+          </w:rPr>
+          <w:fldChar w:fldCharType="begin"/>
+        </w:r>
+        <w:r>
+          <w:rPr>
+            <w:noProof/>
+            <w:webHidden/>
+          </w:rPr>
+          <w:instrText xml:space="preserve"> PAGEREF _Toc229237092 \h </w:instrText>
         </w:r>
         <w:r>
           <w:rPr>
@@ -2554,13 +2625,13 @@
           <w14:ligatures w14:val="standardContextual"/>
         </w:rPr>
       </w:pPr>
-      <w:hyperlink w:anchor="_Toc229235059" w:history="1">
+      <w:hyperlink w:anchor="_Toc229237093" w:history="1">
         <w:r>
           <w:rPr>
             <w:rStyle w:val="Hipervnculo"/>
             <w:noProof/>
           </w:rPr>
-          <w:t>4.5 Cola Doble (Deque)</w:t>
+          <w:t>5.1 Características principales</w:t>
         </w:r>
         <w:r>
           <w:rPr>
@@ -2581,7 +2652,7 @@
             <w:noProof/>
             <w:webHidden/>
           </w:rPr>
-          <w:instrText xml:space="preserve"> PAGEREF _Toc229235059 \h </w:instrText>
+          <w:instrText xml:space="preserve"> PAGEREF _Toc229237093 \h </w:instrText>
         </w:r>
         <w:r>
           <w:rPr>
@@ -2601,7 +2672,7 @@
             <w:noProof/>
             <w:webHidden/>
           </w:rPr>
-          <w:t>17</w:t>
+          <w:t>16</w:t>
         </w:r>
         <w:r>
           <w:rPr>
@@ -2627,13 +2698,13 @@
           <w14:ligatures w14:val="standardContextual"/>
         </w:rPr>
       </w:pPr>
-      <w:hyperlink w:anchor="_Toc229235060" w:history="1">
+      <w:hyperlink w:anchor="_Toc229237094" w:history="1">
         <w:r>
           <w:rPr>
             <w:rStyle w:val="Hipervnculo"/>
             <w:noProof/>
           </w:rPr>
-          <w:t>4.6 Aplicaciones de las Colas</w:t>
+          <w:t>5.2 Ventajas y desventajas</w:t>
         </w:r>
         <w:r>
           <w:rPr>
@@ -2654,7 +2725,7 @@
             <w:noProof/>
             <w:webHidden/>
           </w:rPr>
-          <w:instrText xml:space="preserve"> PAGEREF _Toc229235060 \h </w:instrText>
+          <w:instrText xml:space="preserve"> PAGEREF _Toc229237094 \h </w:instrText>
         </w:r>
         <w:r>
           <w:rPr>
@@ -2675,6 +2746,434 @@
             <w:webHidden/>
           </w:rPr>
           <w:t>17</w:t>
+        </w:r>
+        <w:r>
+          <w:rPr>
+            <w:noProof/>
+            <w:webHidden/>
+          </w:rPr>
+          <w:fldChar w:fldCharType="end"/>
+        </w:r>
+      </w:hyperlink>
+    </w:p>
+    <w:p>
+      <w:pPr>
+        <w:pStyle w:val="TDC3"/>
+        <w:tabs>
+          <w:tab w:val="right" w:leader="dot" w:pos="9111"/>
+        </w:tabs>
+        <w:rPr>
+          <w:rFonts w:cstheme="minorBidi"/>
+          <w:noProof/>
+          <w:kern w:val="2"/>
+          <w:sz w:val="24"/>
+          <w:szCs w:val="24"/>
+          <w14:ligatures w14:val="standardContextual"/>
+        </w:rPr>
+      </w:pPr>
+      <w:hyperlink w:anchor="_Toc229237095" w:history="1">
+        <w:r>
+          <w:rPr>
+            <w:rStyle w:val="Hipervnculo"/>
+            <w:noProof/>
+          </w:rPr>
+          <w:t>5.3 Búsqueda Binaria</w:t>
+        </w:r>
+        <w:r>
+          <w:rPr>
+            <w:noProof/>
+            <w:webHidden/>
+          </w:rPr>
+          <w:tab/>
+        </w:r>
+        <w:r>
+          <w:rPr>
+            <w:noProof/>
+            <w:webHidden/>
+          </w:rPr>
+          <w:fldChar w:fldCharType="begin"/>
+        </w:r>
+        <w:r>
+          <w:rPr>
+            <w:noProof/>
+            <w:webHidden/>
+          </w:rPr>
+          <w:instrText xml:space="preserve"> PAGEREF _Toc229237095 \h </w:instrText>
+        </w:r>
+        <w:r>
+          <w:rPr>
+            <w:noProof/>
+            <w:webHidden/>
+          </w:rPr>
+        </w:r>
+        <w:r>
+          <w:rPr>
+            <w:noProof/>
+            <w:webHidden/>
+          </w:rPr>
+          <w:fldChar w:fldCharType="separate"/>
+        </w:r>
+        <w:r>
+          <w:rPr>
+            <w:noProof/>
+            <w:webHidden/>
+          </w:rPr>
+          <w:t>17</w:t>
+        </w:r>
+        <w:r>
+          <w:rPr>
+            <w:noProof/>
+            <w:webHidden/>
+          </w:rPr>
+          <w:fldChar w:fldCharType="end"/>
+        </w:r>
+      </w:hyperlink>
+    </w:p>
+    <w:p>
+      <w:pPr>
+        <w:pStyle w:val="TDC3"/>
+        <w:tabs>
+          <w:tab w:val="right" w:leader="dot" w:pos="9111"/>
+        </w:tabs>
+        <w:rPr>
+          <w:rFonts w:cstheme="minorBidi"/>
+          <w:noProof/>
+          <w:kern w:val="2"/>
+          <w:sz w:val="24"/>
+          <w:szCs w:val="24"/>
+          <w14:ligatures w14:val="standardContextual"/>
+        </w:rPr>
+      </w:pPr>
+      <w:hyperlink w:anchor="_Toc229237096" w:history="1">
+        <w:r>
+          <w:rPr>
+            <w:rStyle w:val="Hipervnculo"/>
+            <w:noProof/>
+          </w:rPr>
+          <w:t>5.4 Merge Sort</w:t>
+        </w:r>
+        <w:r>
+          <w:rPr>
+            <w:noProof/>
+            <w:webHidden/>
+          </w:rPr>
+          <w:tab/>
+        </w:r>
+        <w:r>
+          <w:rPr>
+            <w:noProof/>
+            <w:webHidden/>
+          </w:rPr>
+          <w:fldChar w:fldCharType="begin"/>
+        </w:r>
+        <w:r>
+          <w:rPr>
+            <w:noProof/>
+            <w:webHidden/>
+          </w:rPr>
+          <w:instrText xml:space="preserve"> PAGEREF _Toc229237096 \h </w:instrText>
+        </w:r>
+        <w:r>
+          <w:rPr>
+            <w:noProof/>
+            <w:webHidden/>
+          </w:rPr>
+        </w:r>
+        <w:r>
+          <w:rPr>
+            <w:noProof/>
+            <w:webHidden/>
+          </w:rPr>
+          <w:fldChar w:fldCharType="separate"/>
+        </w:r>
+        <w:r>
+          <w:rPr>
+            <w:noProof/>
+            <w:webHidden/>
+          </w:rPr>
+          <w:t>18</w:t>
+        </w:r>
+        <w:r>
+          <w:rPr>
+            <w:noProof/>
+            <w:webHidden/>
+          </w:rPr>
+          <w:fldChar w:fldCharType="end"/>
+        </w:r>
+      </w:hyperlink>
+    </w:p>
+    <w:p>
+      <w:pPr>
+        <w:pStyle w:val="TDC3"/>
+        <w:tabs>
+          <w:tab w:val="right" w:leader="dot" w:pos="9111"/>
+        </w:tabs>
+        <w:rPr>
+          <w:rFonts w:cstheme="minorBidi"/>
+          <w:noProof/>
+          <w:kern w:val="2"/>
+          <w:sz w:val="24"/>
+          <w:szCs w:val="24"/>
+          <w14:ligatures w14:val="standardContextual"/>
+        </w:rPr>
+      </w:pPr>
+      <w:hyperlink w:anchor="_Toc229237097" w:history="1">
+        <w:r>
+          <w:rPr>
+            <w:rStyle w:val="Hipervnculo"/>
+            <w:noProof/>
+          </w:rPr>
+          <w:t>5.5 Quick Sort (Ordenamiento Rápido)</w:t>
+        </w:r>
+        <w:r>
+          <w:rPr>
+            <w:noProof/>
+            <w:webHidden/>
+          </w:rPr>
+          <w:tab/>
+        </w:r>
+        <w:r>
+          <w:rPr>
+            <w:noProof/>
+            <w:webHidden/>
+          </w:rPr>
+          <w:fldChar w:fldCharType="begin"/>
+        </w:r>
+        <w:r>
+          <w:rPr>
+            <w:noProof/>
+            <w:webHidden/>
+          </w:rPr>
+          <w:instrText xml:space="preserve"> PAGEREF _Toc229237097 \h </w:instrText>
+        </w:r>
+        <w:r>
+          <w:rPr>
+            <w:noProof/>
+            <w:webHidden/>
+          </w:rPr>
+        </w:r>
+        <w:r>
+          <w:rPr>
+            <w:noProof/>
+            <w:webHidden/>
+          </w:rPr>
+          <w:fldChar w:fldCharType="separate"/>
+        </w:r>
+        <w:r>
+          <w:rPr>
+            <w:noProof/>
+            <w:webHidden/>
+          </w:rPr>
+          <w:t>19</w:t>
+        </w:r>
+        <w:r>
+          <w:rPr>
+            <w:noProof/>
+            <w:webHidden/>
+          </w:rPr>
+          <w:fldChar w:fldCharType="end"/>
+        </w:r>
+      </w:hyperlink>
+    </w:p>
+    <w:p>
+      <w:pPr>
+        <w:pStyle w:val="TDC3"/>
+        <w:tabs>
+          <w:tab w:val="right" w:leader="dot" w:pos="9111"/>
+        </w:tabs>
+        <w:rPr>
+          <w:rFonts w:cstheme="minorBidi"/>
+          <w:noProof/>
+          <w:kern w:val="2"/>
+          <w:sz w:val="24"/>
+          <w:szCs w:val="24"/>
+          <w14:ligatures w14:val="standardContextual"/>
+        </w:rPr>
+      </w:pPr>
+      <w:hyperlink w:anchor="_Toc229237098" w:history="1">
+        <w:r>
+          <w:rPr>
+            <w:rStyle w:val="Hipervnculo"/>
+            <w:noProof/>
+          </w:rPr>
+          <w:t>5.6. Comparativa de Complejidades</w:t>
+        </w:r>
+        <w:r>
+          <w:rPr>
+            <w:noProof/>
+            <w:webHidden/>
+          </w:rPr>
+          <w:tab/>
+        </w:r>
+        <w:r>
+          <w:rPr>
+            <w:noProof/>
+            <w:webHidden/>
+          </w:rPr>
+          <w:fldChar w:fldCharType="begin"/>
+        </w:r>
+        <w:r>
+          <w:rPr>
+            <w:noProof/>
+            <w:webHidden/>
+          </w:rPr>
+          <w:instrText xml:space="preserve"> PAGEREF _Toc229237098 \h </w:instrText>
+        </w:r>
+        <w:r>
+          <w:rPr>
+            <w:noProof/>
+            <w:webHidden/>
+          </w:rPr>
+        </w:r>
+        <w:r>
+          <w:rPr>
+            <w:noProof/>
+            <w:webHidden/>
+          </w:rPr>
+          <w:fldChar w:fldCharType="separate"/>
+        </w:r>
+        <w:r>
+          <w:rPr>
+            <w:noProof/>
+            <w:webHidden/>
+          </w:rPr>
+          <w:t>21</w:t>
+        </w:r>
+        <w:r>
+          <w:rPr>
+            <w:noProof/>
+            <w:webHidden/>
+          </w:rPr>
+          <w:fldChar w:fldCharType="end"/>
+        </w:r>
+      </w:hyperlink>
+    </w:p>
+    <w:p>
+      <w:pPr>
+        <w:pStyle w:val="TDC1"/>
+        <w:rPr>
+          <w:rFonts w:asciiTheme="minorHAnsi" w:eastAsiaTheme="minorEastAsia" w:hAnsiTheme="minorHAnsi"/>
+          <w:noProof/>
+          <w:szCs w:val="24"/>
+          <w:lang w:eastAsia="es-MX"/>
+        </w:rPr>
+      </w:pPr>
+      <w:hyperlink w:anchor="_Toc229237099" w:history="1">
+        <w:r>
+          <w:rPr>
+            <w:rStyle w:val="Hipervnculo"/>
+            <w:noProof/>
+          </w:rPr>
+          <w:t>PLANTEAMIENTO DEL PROBLEMA</w:t>
+        </w:r>
+        <w:r>
+          <w:rPr>
+            <w:noProof/>
+            <w:webHidden/>
+          </w:rPr>
+          <w:tab/>
+        </w:r>
+        <w:r>
+          <w:rPr>
+            <w:noProof/>
+            <w:webHidden/>
+          </w:rPr>
+          <w:fldChar w:fldCharType="begin"/>
+        </w:r>
+        <w:r>
+          <w:rPr>
+            <w:noProof/>
+            <w:webHidden/>
+          </w:rPr>
+          <w:instrText xml:space="preserve"> PAGEREF _Toc229237099 \h </w:instrText>
+        </w:r>
+        <w:r>
+          <w:rPr>
+            <w:noProof/>
+            <w:webHidden/>
+          </w:rPr>
+        </w:r>
+        <w:r>
+          <w:rPr>
+            <w:noProof/>
+            <w:webHidden/>
+          </w:rPr>
+          <w:fldChar w:fldCharType="separate"/>
+        </w:r>
+        <w:r>
+          <w:rPr>
+            <w:noProof/>
+            <w:webHidden/>
+          </w:rPr>
+          <w:t>23</w:t>
+        </w:r>
+        <w:r>
+          <w:rPr>
+            <w:noProof/>
+            <w:webHidden/>
+          </w:rPr>
+          <w:fldChar w:fldCharType="end"/>
+        </w:r>
+      </w:hyperlink>
+    </w:p>
+    <w:p>
+      <w:pPr>
+        <w:pStyle w:val="TDC1"/>
+        <w:rPr>
+          <w:rFonts w:asciiTheme="minorHAnsi" w:eastAsiaTheme="minorEastAsia" w:hAnsiTheme="minorHAnsi"/>
+          <w:noProof/>
+          <w:szCs w:val="24"/>
+          <w:lang w:eastAsia="es-MX"/>
+        </w:rPr>
+      </w:pPr>
+      <w:hyperlink w:anchor="_Toc229237100" w:history="1">
+        <w:r>
+          <w:rPr>
+            <w:rStyle w:val="Hipervnculo"/>
+            <w:noProof/>
+          </w:rPr>
+          <w:t>ESTRUCTURAS</w:t>
+        </w:r>
+        <w:r>
+          <w:rPr>
+            <w:noProof/>
+            <w:webHidden/>
+          </w:rPr>
+          <w:tab/>
+        </w:r>
+        <w:r>
+          <w:rPr>
+            <w:noProof/>
+            <w:webHidden/>
+          </w:rPr>
+          <w:fldChar w:fldCharType="begin"/>
+        </w:r>
+        <w:r>
+          <w:rPr>
+            <w:noProof/>
+            <w:webHidden/>
+          </w:rPr>
+          <w:instrText xml:space="preserve"> PAGEREF _Toc229237100 \h </w:instrText>
+        </w:r>
+        <w:r>
+          <w:rPr>
+            <w:noProof/>
+            <w:webHidden/>
+          </w:rPr>
+        </w:r>
+        <w:r>
+          <w:rPr>
+            <w:noProof/>
+            <w:webHidden/>
+          </w:rPr>
+          <w:fldChar w:fldCharType="separate"/>
+        </w:r>
+        <w:r>
+          <w:rPr>
+            <w:noProof/>
+            <w:webHidden/>
+          </w:rPr>
+          <w:t>25</w:t>
         </w:r>
         <w:r>
           <w:rPr>
@@ -2698,13 +3197,14 @@
           <w:lang w:eastAsia="es-MX"/>
         </w:rPr>
       </w:pPr>
-      <w:hyperlink w:anchor="_Toc229235061" w:history="1">
+      <w:hyperlink w:anchor="_Toc229237101" w:history="1">
         <w:r>
           <w:rPr>
             <w:rStyle w:val="Hipervnculo"/>
-            <w:noProof/>
-          </w:rPr>
-          <w:t>5. Métodos de Búsqueda y Ordenamiento</w:t>
+            <w:rFonts w:eastAsia="Times New Roman"/>
+            <w:noProof/>
+          </w:rPr>
+          <w:t>1. Alumno</w:t>
         </w:r>
         <w:r>
           <w:rPr>
@@ -2725,7 +3225,7 @@
             <w:noProof/>
             <w:webHidden/>
           </w:rPr>
-          <w:instrText xml:space="preserve"> PAGEREF _Toc229235061 \h </w:instrText>
+          <w:instrText xml:space="preserve"> PAGEREF _Toc229237101 \h </w:instrText>
         </w:r>
         <w:r>
           <w:rPr>
@@ -2745,7 +3245,7 @@
             <w:noProof/>
             <w:webHidden/>
           </w:rPr>
-          <w:t>18</w:t>
+          <w:t>25</w:t>
         </w:r>
         <w:r>
           <w:rPr>
@@ -2758,7 +3258,10 @@
     </w:p>
     <w:p>
       <w:pPr>
-        <w:pStyle w:val="TDC1"/>
+        <w:pStyle w:val="TDC2"/>
+        <w:tabs>
+          <w:tab w:val="right" w:leader="dot" w:pos="9111"/>
+        </w:tabs>
         <w:rPr>
           <w:rFonts w:asciiTheme="minorHAnsi" w:eastAsiaTheme="minorEastAsia" w:hAnsiTheme="minorHAnsi"/>
           <w:noProof/>
@@ -2766,13 +3269,14 @@
           <w:lang w:eastAsia="es-MX"/>
         </w:rPr>
       </w:pPr>
-      <w:hyperlink w:anchor="_Toc229235062" w:history="1">
+      <w:hyperlink w:anchor="_Toc229237102" w:history="1">
         <w:r>
           <w:rPr>
             <w:rStyle w:val="Hipervnculo"/>
-            <w:noProof/>
-          </w:rPr>
-          <w:t>PLANTEAMIENTO DEL PROBLEMA</w:t>
+            <w:rFonts w:eastAsia="Times New Roman"/>
+            <w:noProof/>
+          </w:rPr>
+          <w:t>2. NodoLista</w:t>
         </w:r>
         <w:r>
           <w:rPr>
@@ -2793,7 +3297,7 @@
             <w:noProof/>
             <w:webHidden/>
           </w:rPr>
-          <w:instrText xml:space="preserve"> PAGEREF _Toc229235062 \h </w:instrText>
+          <w:instrText xml:space="preserve"> PAGEREF _Toc229237102 \h </w:instrText>
         </w:r>
         <w:r>
           <w:rPr>
@@ -2813,7 +3317,7 @@
             <w:noProof/>
             <w:webHidden/>
           </w:rPr>
-          <w:t>20</w:t>
+          <w:t>25</w:t>
         </w:r>
         <w:r>
           <w:rPr>
@@ -2826,7 +3330,10 @@
     </w:p>
     <w:p>
       <w:pPr>
-        <w:pStyle w:val="TDC1"/>
+        <w:pStyle w:val="TDC2"/>
+        <w:tabs>
+          <w:tab w:val="right" w:leader="dot" w:pos="9111"/>
+        </w:tabs>
         <w:rPr>
           <w:rFonts w:asciiTheme="minorHAnsi" w:eastAsiaTheme="minorEastAsia" w:hAnsiTheme="minorHAnsi"/>
           <w:noProof/>
@@ -2834,13 +3341,14 @@
           <w:lang w:eastAsia="es-MX"/>
         </w:rPr>
       </w:pPr>
-      <w:hyperlink w:anchor="_Toc229235063" w:history="1">
+      <w:hyperlink w:anchor="_Toc229237103" w:history="1">
         <w:r>
           <w:rPr>
             <w:rStyle w:val="Hipervnculo"/>
-            <w:noProof/>
-          </w:rPr>
-          <w:t>ESTRUCTURAS</w:t>
+            <w:rFonts w:eastAsia="Times New Roman"/>
+            <w:noProof/>
+          </w:rPr>
+          <w:t>3. Lista</w:t>
         </w:r>
         <w:r>
           <w:rPr>
@@ -2861,7 +3369,7 @@
             <w:noProof/>
             <w:webHidden/>
           </w:rPr>
-          <w:instrText xml:space="preserve"> PAGEREF _Toc229235063 \h </w:instrText>
+          <w:instrText xml:space="preserve"> PAGEREF _Toc229237103 \h </w:instrText>
         </w:r>
         <w:r>
           <w:rPr>
@@ -2881,7 +3389,7 @@
             <w:noProof/>
             <w:webHidden/>
           </w:rPr>
-          <w:t>22</w:t>
+          <w:t>26</w:t>
         </w:r>
         <w:r>
           <w:rPr>
@@ -2905,14 +3413,14 @@
           <w:lang w:eastAsia="es-MX"/>
         </w:rPr>
       </w:pPr>
-      <w:hyperlink w:anchor="_Toc229235064" w:history="1">
+      <w:hyperlink w:anchor="_Toc229237104" w:history="1">
         <w:r>
           <w:rPr>
             <w:rStyle w:val="Hipervnculo"/>
             <w:rFonts w:eastAsia="Times New Roman"/>
             <w:noProof/>
           </w:rPr>
-          <w:t>1. Alumno</w:t>
+          <w:t>4. NodoPila</w:t>
         </w:r>
         <w:r>
           <w:rPr>
@@ -2933,7 +3441,7 @@
             <w:noProof/>
             <w:webHidden/>
           </w:rPr>
-          <w:instrText xml:space="preserve"> PAGEREF _Toc229235064 \h </w:instrText>
+          <w:instrText xml:space="preserve"> PAGEREF _Toc229237104 \h </w:instrText>
         </w:r>
         <w:r>
           <w:rPr>
@@ -2953,7 +3461,7 @@
             <w:noProof/>
             <w:webHidden/>
           </w:rPr>
-          <w:t>22</w:t>
+          <w:t>26</w:t>
         </w:r>
         <w:r>
           <w:rPr>
@@ -2977,14 +3485,14 @@
           <w:lang w:eastAsia="es-MX"/>
         </w:rPr>
       </w:pPr>
-      <w:hyperlink w:anchor="_Toc229235065" w:history="1">
+      <w:hyperlink w:anchor="_Toc229237105" w:history="1">
         <w:r>
           <w:rPr>
             <w:rStyle w:val="Hipervnculo"/>
             <w:rFonts w:eastAsia="Times New Roman"/>
             <w:noProof/>
           </w:rPr>
-          <w:t>2. NodoLista</w:t>
+          <w:t>5. Pila</w:t>
         </w:r>
         <w:r>
           <w:rPr>
@@ -3005,7 +3513,7 @@
             <w:noProof/>
             <w:webHidden/>
           </w:rPr>
-          <w:instrText xml:space="preserve"> PAGEREF _Toc229235065 \h </w:instrText>
+          <w:instrText xml:space="preserve"> PAGEREF _Toc229237105 \h </w:instrText>
         </w:r>
         <w:r>
           <w:rPr>
@@ -3025,7 +3533,143 @@
             <w:noProof/>
             <w:webHidden/>
           </w:rPr>
-          <w:t>22</w:t>
+          <w:t>27</w:t>
+        </w:r>
+        <w:r>
+          <w:rPr>
+            <w:noProof/>
+            <w:webHidden/>
+          </w:rPr>
+          <w:fldChar w:fldCharType="end"/>
+        </w:r>
+      </w:hyperlink>
+    </w:p>
+    <w:p>
+      <w:pPr>
+        <w:pStyle w:val="TDC1"/>
+        <w:rPr>
+          <w:rFonts w:asciiTheme="minorHAnsi" w:eastAsiaTheme="minorEastAsia" w:hAnsiTheme="minorHAnsi"/>
+          <w:noProof/>
+          <w:szCs w:val="24"/>
+          <w:lang w:eastAsia="es-MX"/>
+        </w:rPr>
+      </w:pPr>
+      <w:hyperlink w:anchor="_Toc229237106" w:history="1">
+        <w:r>
+          <w:rPr>
+            <w:rStyle w:val="Hipervnculo"/>
+            <w:noProof/>
+          </w:rPr>
+          <w:t>VARIABLES</w:t>
+        </w:r>
+        <w:r>
+          <w:rPr>
+            <w:noProof/>
+            <w:webHidden/>
+          </w:rPr>
+          <w:tab/>
+        </w:r>
+        <w:r>
+          <w:rPr>
+            <w:noProof/>
+            <w:webHidden/>
+          </w:rPr>
+          <w:fldChar w:fldCharType="begin"/>
+        </w:r>
+        <w:r>
+          <w:rPr>
+            <w:noProof/>
+            <w:webHidden/>
+          </w:rPr>
+          <w:instrText xml:space="preserve"> PAGEREF _Toc229237106 \h </w:instrText>
+        </w:r>
+        <w:r>
+          <w:rPr>
+            <w:noProof/>
+            <w:webHidden/>
+          </w:rPr>
+        </w:r>
+        <w:r>
+          <w:rPr>
+            <w:noProof/>
+            <w:webHidden/>
+          </w:rPr>
+          <w:fldChar w:fldCharType="separate"/>
+        </w:r>
+        <w:r>
+          <w:rPr>
+            <w:noProof/>
+            <w:webHidden/>
+          </w:rPr>
+          <w:t>28</w:t>
+        </w:r>
+        <w:r>
+          <w:rPr>
+            <w:noProof/>
+            <w:webHidden/>
+          </w:rPr>
+          <w:fldChar w:fldCharType="end"/>
+        </w:r>
+      </w:hyperlink>
+    </w:p>
+    <w:p>
+      <w:pPr>
+        <w:pStyle w:val="TDC1"/>
+        <w:rPr>
+          <w:rFonts w:asciiTheme="minorHAnsi" w:eastAsiaTheme="minorEastAsia" w:hAnsiTheme="minorHAnsi"/>
+          <w:noProof/>
+          <w:szCs w:val="24"/>
+          <w:lang w:eastAsia="es-MX"/>
+        </w:rPr>
+      </w:pPr>
+      <w:hyperlink w:anchor="_Toc229237107" w:history="1">
+        <w:r>
+          <w:rPr>
+            <w:rStyle w:val="Hipervnculo"/>
+            <w:noProof/>
+          </w:rPr>
+          <w:t>FUNCIONES CONSIDERADAS</w:t>
+        </w:r>
+        <w:r>
+          <w:rPr>
+            <w:noProof/>
+            <w:webHidden/>
+          </w:rPr>
+          <w:tab/>
+        </w:r>
+        <w:r>
+          <w:rPr>
+            <w:noProof/>
+            <w:webHidden/>
+          </w:rPr>
+          <w:fldChar w:fldCharType="begin"/>
+        </w:r>
+        <w:r>
+          <w:rPr>
+            <w:noProof/>
+            <w:webHidden/>
+          </w:rPr>
+          <w:instrText xml:space="preserve"> PAGEREF _Toc229237107 \h </w:instrText>
+        </w:r>
+        <w:r>
+          <w:rPr>
+            <w:noProof/>
+            <w:webHidden/>
+          </w:rPr>
+        </w:r>
+        <w:r>
+          <w:rPr>
+            <w:noProof/>
+            <w:webHidden/>
+          </w:rPr>
+          <w:fldChar w:fldCharType="separate"/>
+        </w:r>
+        <w:r>
+          <w:rPr>
+            <w:noProof/>
+            <w:webHidden/>
+          </w:rPr>
+          <w:t>29</w:t>
         </w:r>
         <w:r>
           <w:rPr>
@@ -3049,14 +3693,14 @@
           <w:lang w:eastAsia="es-MX"/>
         </w:rPr>
       </w:pPr>
-      <w:hyperlink w:anchor="_Toc229235066" w:history="1">
+      <w:hyperlink w:anchor="_Toc229237108" w:history="1">
         <w:r>
           <w:rPr>
             <w:rStyle w:val="Hipervnculo"/>
             <w:rFonts w:eastAsia="Times New Roman"/>
             <w:noProof/>
           </w:rPr>
-          <w:t>3. Lista</w:t>
+          <w:t>1. Funciones de Utilidad</w:t>
         </w:r>
         <w:r>
           <w:rPr>
@@ -3077,7 +3721,7 @@
             <w:noProof/>
             <w:webHidden/>
           </w:rPr>
-          <w:instrText xml:space="preserve"> PAGEREF _Toc229235066 \h </w:instrText>
+          <w:instrText xml:space="preserve"> PAGEREF _Toc229237108 \h </w:instrText>
         </w:r>
         <w:r>
           <w:rPr>
@@ -3097,7 +3741,7 @@
             <w:noProof/>
             <w:webHidden/>
           </w:rPr>
-          <w:t>23</w:t>
+          <w:t>29</w:t>
         </w:r>
         <w:r>
           <w:rPr>
@@ -3121,14 +3765,29 @@
           <w:lang w:eastAsia="es-MX"/>
         </w:rPr>
       </w:pPr>
-      <w:hyperlink w:anchor="_Toc229235067" w:history="1">
+      <w:hyperlink w:anchor="_Toc229237109" w:history="1">
         <w:r>
           <w:rPr>
             <w:rStyle w:val="Hipervnculo"/>
             <w:rFonts w:eastAsia="Times New Roman"/>
             <w:noProof/>
           </w:rPr>
-          <w:t>4. NodoPila</w:t>
+          <w:t>2</w:t>
+        </w:r>
+        <w:r>
+          <w:rPr>
+            <w:rStyle w:val="Hipervnculo"/>
+            <w:noProof/>
+          </w:rPr>
+          <w:t>.</w:t>
+        </w:r>
+        <w:r>
+          <w:rPr>
+            <w:rStyle w:val="Hipervnculo"/>
+            <w:rFonts w:eastAsia="Times New Roman"/>
+            <w:noProof/>
+          </w:rPr>
+          <w:t xml:space="preserve"> Funciones de la Lista Enlazada</w:t>
         </w:r>
         <w:r>
           <w:rPr>
@@ -3149,7 +3808,7 @@
             <w:noProof/>
             <w:webHidden/>
           </w:rPr>
-          <w:instrText xml:space="preserve"> PAGEREF _Toc229235067 \h </w:instrText>
+          <w:instrText xml:space="preserve"> PAGEREF _Toc229237109 \h </w:instrText>
         </w:r>
         <w:r>
           <w:rPr>
@@ -3169,7 +3828,7 @@
             <w:noProof/>
             <w:webHidden/>
           </w:rPr>
-          <w:t>23</w:t>
+          <w:t>29</w:t>
         </w:r>
         <w:r>
           <w:rPr>
@@ -3193,14 +3852,29 @@
           <w:lang w:eastAsia="es-MX"/>
         </w:rPr>
       </w:pPr>
-      <w:hyperlink w:anchor="_Toc229235068" w:history="1">
+      <w:hyperlink w:anchor="_Toc229237110" w:history="1">
         <w:r>
           <w:rPr>
             <w:rStyle w:val="Hipervnculo"/>
             <w:rFonts w:eastAsia="Times New Roman"/>
             <w:noProof/>
           </w:rPr>
-          <w:t>5. Pila</w:t>
+          <w:t>3</w:t>
+        </w:r>
+        <w:r>
+          <w:rPr>
+            <w:rStyle w:val="Hipervnculo"/>
+            <w:noProof/>
+          </w:rPr>
+          <w:t>.</w:t>
+        </w:r>
+        <w:r>
+          <w:rPr>
+            <w:rStyle w:val="Hipervnculo"/>
+            <w:rFonts w:eastAsia="Times New Roman"/>
+            <w:noProof/>
+          </w:rPr>
+          <w:t xml:space="preserve"> Funciones de la Pila</w:t>
         </w:r>
         <w:r>
           <w:rPr>
@@ -3221,7 +3895,7 @@
             <w:noProof/>
             <w:webHidden/>
           </w:rPr>
-          <w:instrText xml:space="preserve"> PAGEREF _Toc229235068 \h </w:instrText>
+          <w:instrText xml:space="preserve"> PAGEREF _Toc229237110 \h </w:instrText>
         </w:r>
         <w:r>
           <w:rPr>
@@ -3241,7 +3915,7 @@
             <w:noProof/>
             <w:webHidden/>
           </w:rPr>
-          <w:t>24</w:t>
+          <w:t>30</w:t>
         </w:r>
         <w:r>
           <w:rPr>
@@ -3254,7 +3928,10 @@
     </w:p>
     <w:p>
       <w:pPr>
-        <w:pStyle w:val="TDC1"/>
+        <w:pStyle w:val="TDC2"/>
+        <w:tabs>
+          <w:tab w:val="right" w:leader="dot" w:pos="9111"/>
+        </w:tabs>
         <w:rPr>
           <w:rFonts w:asciiTheme="minorHAnsi" w:eastAsiaTheme="minorEastAsia" w:hAnsiTheme="minorHAnsi"/>
           <w:noProof/>
@@ -3262,13 +3939,29 @@
           <w:lang w:eastAsia="es-MX"/>
         </w:rPr>
       </w:pPr>
-      <w:hyperlink w:anchor="_Toc229235069" w:history="1">
+      <w:hyperlink w:anchor="_Toc229237111" w:history="1">
         <w:r>
           <w:rPr>
             <w:rStyle w:val="Hipervnculo"/>
-            <w:noProof/>
-          </w:rPr>
-          <w:t>VARIABLES</w:t>
+            <w:rFonts w:eastAsia="Times New Roman"/>
+            <w:noProof/>
+          </w:rPr>
+          <w:t>4</w:t>
+        </w:r>
+        <w:r>
+          <w:rPr>
+            <w:rStyle w:val="Hipervnculo"/>
+            <w:noProof/>
+          </w:rPr>
+          <w:t>.</w:t>
+        </w:r>
+        <w:r>
+          <w:rPr>
+            <w:rStyle w:val="Hipervnculo"/>
+            <w:rFonts w:eastAsia="Times New Roman"/>
+            <w:noProof/>
+          </w:rPr>
+          <w:t xml:space="preserve"> Funciones de Impresión</w:t>
         </w:r>
         <w:r>
           <w:rPr>
@@ -3289,7 +3982,7 @@
             <w:noProof/>
             <w:webHidden/>
           </w:rPr>
-          <w:instrText xml:space="preserve"> PAGEREF _Toc229235069 \h </w:instrText>
+          <w:instrText xml:space="preserve"> PAGEREF _Toc229237111 \h </w:instrText>
         </w:r>
         <w:r>
           <w:rPr>
@@ -3309,7 +4002,7 @@
             <w:noProof/>
             <w:webHidden/>
           </w:rPr>
-          <w:t>25</w:t>
+          <w:t>31</w:t>
         </w:r>
         <w:r>
           <w:rPr>
@@ -3322,7 +4015,10 @@
     </w:p>
     <w:p>
       <w:pPr>
-        <w:pStyle w:val="TDC1"/>
+        <w:pStyle w:val="TDC2"/>
+        <w:tabs>
+          <w:tab w:val="right" w:leader="dot" w:pos="9111"/>
+        </w:tabs>
         <w:rPr>
           <w:rFonts w:asciiTheme="minorHAnsi" w:eastAsiaTheme="minorEastAsia" w:hAnsiTheme="minorHAnsi"/>
           <w:noProof/>
@@ -3330,13 +4026,29 @@
           <w:lang w:eastAsia="es-MX"/>
         </w:rPr>
       </w:pPr>
-      <w:hyperlink w:anchor="_Toc229235070" w:history="1">
+      <w:hyperlink w:anchor="_Toc229237112" w:history="1">
         <w:r>
           <w:rPr>
             <w:rStyle w:val="Hipervnculo"/>
-            <w:noProof/>
-          </w:rPr>
-          <w:t>FUNCIONES CONSIDERADAS</w:t>
+            <w:rFonts w:eastAsia="Times New Roman"/>
+            <w:noProof/>
+          </w:rPr>
+          <w:t>5</w:t>
+        </w:r>
+        <w:r>
+          <w:rPr>
+            <w:rStyle w:val="Hipervnculo"/>
+            <w:noProof/>
+          </w:rPr>
+          <w:t>.</w:t>
+        </w:r>
+        <w:r>
+          <w:rPr>
+            <w:rStyle w:val="Hipervnculo"/>
+            <w:rFonts w:eastAsia="Times New Roman"/>
+            <w:noProof/>
+          </w:rPr>
+          <w:t xml:space="preserve"> Funciones de las Opciones del Menú</w:t>
         </w:r>
         <w:r>
           <w:rPr>
@@ -3357,7 +4069,7 @@
             <w:noProof/>
             <w:webHidden/>
           </w:rPr>
-          <w:instrText xml:space="preserve"> PAGEREF _Toc229235070 \h </w:instrText>
+          <w:instrText xml:space="preserve"> PAGEREF _Toc229237112 \h </w:instrText>
         </w:r>
         <w:r>
           <w:rPr>
@@ -3377,7 +4089,7 @@
             <w:noProof/>
             <w:webHidden/>
           </w:rPr>
-          <w:t>26</w:t>
+          <w:t>31</w:t>
         </w:r>
         <w:r>
           <w:rPr>
@@ -3401,14 +4113,29 @@
           <w:lang w:eastAsia="es-MX"/>
         </w:rPr>
       </w:pPr>
-      <w:hyperlink w:anchor="_Toc229235071" w:history="1">
+      <w:hyperlink w:anchor="_Toc229237113" w:history="1">
         <w:r>
           <w:rPr>
             <w:rStyle w:val="Hipervnculo"/>
             <w:rFonts w:eastAsia="Times New Roman"/>
             <w:noProof/>
           </w:rPr>
-          <w:t>1. Funciones de Utilidad</w:t>
+          <w:t>6</w:t>
+        </w:r>
+        <w:r>
+          <w:rPr>
+            <w:rStyle w:val="Hipervnculo"/>
+            <w:noProof/>
+          </w:rPr>
+          <w:t>.</w:t>
+        </w:r>
+        <w:r>
+          <w:rPr>
+            <w:rStyle w:val="Hipervnculo"/>
+            <w:rFonts w:eastAsia="Times New Roman"/>
+            <w:noProof/>
+          </w:rPr>
+          <w:t xml:space="preserve"> Funciones de la Cola de Inscripciones</w:t>
         </w:r>
         <w:r>
           <w:rPr>
@@ -3429,7 +4156,7 @@
             <w:noProof/>
             <w:webHidden/>
           </w:rPr>
-          <w:instrText xml:space="preserve"> PAGEREF _Toc229235071 \h </w:instrText>
+          <w:instrText xml:space="preserve"> PAGEREF _Toc229237113 \h </w:instrText>
         </w:r>
         <w:r>
           <w:rPr>
@@ -3449,7 +4176,7 @@
             <w:noProof/>
             <w:webHidden/>
           </w:rPr>
-          <w:t>26</w:t>
+          <w:t>32</w:t>
         </w:r>
         <w:r>
           <w:rPr>
@@ -3462,10 +4189,7 @@
     </w:p>
     <w:p>
       <w:pPr>
-        <w:pStyle w:val="TDC2"/>
-        <w:tabs>
-          <w:tab w:val="right" w:leader="dot" w:pos="9111"/>
-        </w:tabs>
+        <w:pStyle w:val="TDC1"/>
         <w:rPr>
           <w:rFonts w:asciiTheme="minorHAnsi" w:eastAsiaTheme="minorEastAsia" w:hAnsiTheme="minorHAnsi"/>
           <w:noProof/>
@@ -3473,29 +4197,13 @@
           <w:lang w:eastAsia="es-MX"/>
         </w:rPr>
       </w:pPr>
-      <w:hyperlink w:anchor="_Toc229235072" w:history="1">
+      <w:hyperlink w:anchor="_Toc229237114" w:history="1">
         <w:r>
           <w:rPr>
             <w:rStyle w:val="Hipervnculo"/>
-            <w:rFonts w:eastAsia="Times New Roman"/>
-            <w:noProof/>
-          </w:rPr>
-          <w:t>2</w:t>
-        </w:r>
-        <w:r>
-          <w:rPr>
-            <w:rStyle w:val="Hipervnculo"/>
-            <w:noProof/>
-          </w:rPr>
-          <w:t>.</w:t>
-        </w:r>
-        <w:r>
-          <w:rPr>
-            <w:rStyle w:val="Hipervnculo"/>
-            <w:rFonts w:eastAsia="Times New Roman"/>
-            <w:noProof/>
-          </w:rPr>
-          <w:t xml:space="preserve"> Funciones de la Lista Enlazada</w:t>
+            <w:noProof/>
+          </w:rPr>
+          <w:t>CÓDIGO FUENTE</w:t>
         </w:r>
         <w:r>
           <w:rPr>
@@ -3516,7 +4224,7 @@
             <w:noProof/>
             <w:webHidden/>
           </w:rPr>
-          <w:instrText xml:space="preserve"> PAGEREF _Toc229235072 \h </w:instrText>
+          <w:instrText xml:space="preserve"> PAGEREF _Toc229237114 \h </w:instrText>
         </w:r>
         <w:r>
           <w:rPr>
@@ -3536,7 +4244,7 @@
             <w:noProof/>
             <w:webHidden/>
           </w:rPr>
-          <w:t>26</w:t>
+          <w:t>34</w:t>
         </w:r>
         <w:r>
           <w:rPr>
@@ -3549,10 +4257,7 @@
     </w:p>
     <w:p>
       <w:pPr>
-        <w:pStyle w:val="TDC2"/>
-        <w:tabs>
-          <w:tab w:val="right" w:leader="dot" w:pos="9111"/>
-        </w:tabs>
+        <w:pStyle w:val="TDC1"/>
         <w:rPr>
           <w:rFonts w:asciiTheme="minorHAnsi" w:eastAsiaTheme="minorEastAsia" w:hAnsiTheme="minorHAnsi"/>
           <w:noProof/>
@@ -3560,29 +4265,13 @@
           <w:lang w:eastAsia="es-MX"/>
         </w:rPr>
       </w:pPr>
-      <w:hyperlink w:anchor="_Toc229235073" w:history="1">
+      <w:hyperlink w:anchor="_Toc229237115" w:history="1">
         <w:r>
           <w:rPr>
             <w:rStyle w:val="Hipervnculo"/>
-            <w:rFonts w:eastAsia="Times New Roman"/>
-            <w:noProof/>
-          </w:rPr>
-          <w:t>3</w:t>
-        </w:r>
-        <w:r>
-          <w:rPr>
-            <w:rStyle w:val="Hipervnculo"/>
-            <w:noProof/>
-          </w:rPr>
-          <w:t>.</w:t>
-        </w:r>
-        <w:r>
-          <w:rPr>
-            <w:rStyle w:val="Hipervnculo"/>
-            <w:rFonts w:eastAsia="Times New Roman"/>
-            <w:noProof/>
-          </w:rPr>
-          <w:t xml:space="preserve"> Funciones de la Pila</w:t>
+            <w:noProof/>
+          </w:rPr>
+          <w:t>EJECUTABLE</w:t>
         </w:r>
         <w:r>
           <w:rPr>
@@ -3603,7 +4292,7 @@
             <w:noProof/>
             <w:webHidden/>
           </w:rPr>
-          <w:instrText xml:space="preserve"> PAGEREF _Toc229235073 \h </w:instrText>
+          <w:instrText xml:space="preserve"> PAGEREF _Toc229237115 \h </w:instrText>
         </w:r>
         <w:r>
           <w:rPr>
@@ -3623,404 +4312,7 @@
             <w:noProof/>
             <w:webHidden/>
           </w:rPr>
-          <w:t>27</w:t>
-        </w:r>
-        <w:r>
-          <w:rPr>
-            <w:noProof/>
-            <w:webHidden/>
-          </w:rPr>
-          <w:fldChar w:fldCharType="end"/>
-        </w:r>
-      </w:hyperlink>
-    </w:p>
-    <w:p>
-      <w:pPr>
-        <w:pStyle w:val="TDC2"/>
-        <w:tabs>
-          <w:tab w:val="right" w:leader="dot" w:pos="9111"/>
-        </w:tabs>
-        <w:rPr>
-          <w:rFonts w:asciiTheme="minorHAnsi" w:eastAsiaTheme="minorEastAsia" w:hAnsiTheme="minorHAnsi"/>
-          <w:noProof/>
-          <w:szCs w:val="24"/>
-          <w:lang w:eastAsia="es-MX"/>
-        </w:rPr>
-      </w:pPr>
-      <w:hyperlink w:anchor="_Toc229235074" w:history="1">
-        <w:r>
-          <w:rPr>
-            <w:rStyle w:val="Hipervnculo"/>
-            <w:rFonts w:eastAsia="Times New Roman"/>
-            <w:noProof/>
-          </w:rPr>
-          <w:t>4</w:t>
-        </w:r>
-        <w:r>
-          <w:rPr>
-            <w:rStyle w:val="Hipervnculo"/>
-            <w:noProof/>
-          </w:rPr>
-          <w:t>.</w:t>
-        </w:r>
-        <w:r>
-          <w:rPr>
-            <w:rStyle w:val="Hipervnculo"/>
-            <w:rFonts w:eastAsia="Times New Roman"/>
-            <w:noProof/>
-          </w:rPr>
-          <w:t xml:space="preserve"> Funciones de Impresión</w:t>
-        </w:r>
-        <w:r>
-          <w:rPr>
-            <w:noProof/>
-            <w:webHidden/>
-          </w:rPr>
-          <w:tab/>
-        </w:r>
-        <w:r>
-          <w:rPr>
-            <w:noProof/>
-            <w:webHidden/>
-          </w:rPr>
-          <w:fldChar w:fldCharType="begin"/>
-        </w:r>
-        <w:r>
-          <w:rPr>
-            <w:noProof/>
-            <w:webHidden/>
-          </w:rPr>
-          <w:instrText xml:space="preserve"> PAGEREF _Toc229235074 \h </w:instrText>
-        </w:r>
-        <w:r>
-          <w:rPr>
-            <w:noProof/>
-            <w:webHidden/>
-          </w:rPr>
-        </w:r>
-        <w:r>
-          <w:rPr>
-            <w:noProof/>
-            <w:webHidden/>
-          </w:rPr>
-          <w:fldChar w:fldCharType="separate"/>
-        </w:r>
-        <w:r>
-          <w:rPr>
-            <w:noProof/>
-            <w:webHidden/>
-          </w:rPr>
-          <w:t>28</w:t>
-        </w:r>
-        <w:r>
-          <w:rPr>
-            <w:noProof/>
-            <w:webHidden/>
-          </w:rPr>
-          <w:fldChar w:fldCharType="end"/>
-        </w:r>
-      </w:hyperlink>
-    </w:p>
-    <w:p>
-      <w:pPr>
-        <w:pStyle w:val="TDC2"/>
-        <w:tabs>
-          <w:tab w:val="right" w:leader="dot" w:pos="9111"/>
-        </w:tabs>
-        <w:rPr>
-          <w:rFonts w:asciiTheme="minorHAnsi" w:eastAsiaTheme="minorEastAsia" w:hAnsiTheme="minorHAnsi"/>
-          <w:noProof/>
-          <w:szCs w:val="24"/>
-          <w:lang w:eastAsia="es-MX"/>
-        </w:rPr>
-      </w:pPr>
-      <w:hyperlink w:anchor="_Toc229235075" w:history="1">
-        <w:r>
-          <w:rPr>
-            <w:rStyle w:val="Hipervnculo"/>
-            <w:rFonts w:eastAsia="Times New Roman"/>
-            <w:noProof/>
-          </w:rPr>
-          <w:t>5</w:t>
-        </w:r>
-        <w:r>
-          <w:rPr>
-            <w:rStyle w:val="Hipervnculo"/>
-            <w:noProof/>
-          </w:rPr>
-          <w:t>.</w:t>
-        </w:r>
-        <w:r>
-          <w:rPr>
-            <w:rStyle w:val="Hipervnculo"/>
-            <w:rFonts w:eastAsia="Times New Roman"/>
-            <w:noProof/>
-          </w:rPr>
-          <w:t xml:space="preserve"> Funciones de las Opciones del Menú</w:t>
-        </w:r>
-        <w:r>
-          <w:rPr>
-            <w:noProof/>
-            <w:webHidden/>
-          </w:rPr>
-          <w:tab/>
-        </w:r>
-        <w:r>
-          <w:rPr>
-            <w:noProof/>
-            <w:webHidden/>
-          </w:rPr>
-          <w:fldChar w:fldCharType="begin"/>
-        </w:r>
-        <w:r>
-          <w:rPr>
-            <w:noProof/>
-            <w:webHidden/>
-          </w:rPr>
-          <w:instrText xml:space="preserve"> PAGEREF _Toc229235075 \h </w:instrText>
-        </w:r>
-        <w:r>
-          <w:rPr>
-            <w:noProof/>
-            <w:webHidden/>
-          </w:rPr>
-        </w:r>
-        <w:r>
-          <w:rPr>
-            <w:noProof/>
-            <w:webHidden/>
-          </w:rPr>
-          <w:fldChar w:fldCharType="separate"/>
-        </w:r>
-        <w:r>
-          <w:rPr>
-            <w:noProof/>
-            <w:webHidden/>
-          </w:rPr>
-          <w:t>28</w:t>
-        </w:r>
-        <w:r>
-          <w:rPr>
-            <w:noProof/>
-            <w:webHidden/>
-          </w:rPr>
-          <w:fldChar w:fldCharType="end"/>
-        </w:r>
-      </w:hyperlink>
-    </w:p>
-    <w:p>
-      <w:pPr>
-        <w:pStyle w:val="TDC2"/>
-        <w:tabs>
-          <w:tab w:val="right" w:leader="dot" w:pos="9111"/>
-        </w:tabs>
-        <w:rPr>
-          <w:rFonts w:asciiTheme="minorHAnsi" w:eastAsiaTheme="minorEastAsia" w:hAnsiTheme="minorHAnsi"/>
-          <w:noProof/>
-          <w:szCs w:val="24"/>
-          <w:lang w:eastAsia="es-MX"/>
-        </w:rPr>
-      </w:pPr>
-      <w:hyperlink w:anchor="_Toc229235076" w:history="1">
-        <w:r>
-          <w:rPr>
-            <w:rStyle w:val="Hipervnculo"/>
-            <w:rFonts w:eastAsia="Times New Roman"/>
-            <w:noProof/>
-          </w:rPr>
-          <w:t>6</w:t>
-        </w:r>
-        <w:r>
-          <w:rPr>
-            <w:rStyle w:val="Hipervnculo"/>
-            <w:noProof/>
-          </w:rPr>
-          <w:t>.</w:t>
-        </w:r>
-        <w:r>
-          <w:rPr>
-            <w:rStyle w:val="Hipervnculo"/>
-            <w:rFonts w:eastAsia="Times New Roman"/>
-            <w:noProof/>
-          </w:rPr>
-          <w:t xml:space="preserve"> Funciones de la Cola de Inscripciones</w:t>
-        </w:r>
-        <w:r>
-          <w:rPr>
-            <w:noProof/>
-            <w:webHidden/>
-          </w:rPr>
-          <w:tab/>
-        </w:r>
-        <w:r>
-          <w:rPr>
-            <w:noProof/>
-            <w:webHidden/>
-          </w:rPr>
-          <w:fldChar w:fldCharType="begin"/>
-        </w:r>
-        <w:r>
-          <w:rPr>
-            <w:noProof/>
-            <w:webHidden/>
-          </w:rPr>
-          <w:instrText xml:space="preserve"> PAGEREF _Toc229235076 \h </w:instrText>
-        </w:r>
-        <w:r>
-          <w:rPr>
-            <w:noProof/>
-            <w:webHidden/>
-          </w:rPr>
-        </w:r>
-        <w:r>
-          <w:rPr>
-            <w:noProof/>
-            <w:webHidden/>
-          </w:rPr>
-          <w:fldChar w:fldCharType="separate"/>
-        </w:r>
-        <w:r>
-          <w:rPr>
-            <w:noProof/>
-            <w:webHidden/>
-          </w:rPr>
-          <w:t>29</w:t>
-        </w:r>
-        <w:r>
-          <w:rPr>
-            <w:noProof/>
-            <w:webHidden/>
-          </w:rPr>
-          <w:fldChar w:fldCharType="end"/>
-        </w:r>
-      </w:hyperlink>
-    </w:p>
-    <w:p>
-      <w:pPr>
-        <w:pStyle w:val="TDC1"/>
-        <w:rPr>
-          <w:rFonts w:asciiTheme="minorHAnsi" w:eastAsiaTheme="minorEastAsia" w:hAnsiTheme="minorHAnsi"/>
-          <w:noProof/>
-          <w:szCs w:val="24"/>
-          <w:lang w:eastAsia="es-MX"/>
-        </w:rPr>
-      </w:pPr>
-      <w:hyperlink w:anchor="_Toc229235077" w:history="1">
-        <w:r>
-          <w:rPr>
-            <w:rStyle w:val="Hipervnculo"/>
-            <w:noProof/>
-          </w:rPr>
-          <w:t>CÓDIGO FUENTE</w:t>
-        </w:r>
-        <w:r>
-          <w:rPr>
-            <w:noProof/>
-            <w:webHidden/>
-          </w:rPr>
-          <w:tab/>
-        </w:r>
-        <w:r>
-          <w:rPr>
-            <w:noProof/>
-            <w:webHidden/>
-          </w:rPr>
-          <w:fldChar w:fldCharType="begin"/>
-        </w:r>
-        <w:r>
-          <w:rPr>
-            <w:noProof/>
-            <w:webHidden/>
-          </w:rPr>
-          <w:instrText xml:space="preserve"> PAGEREF _Toc229235077 \h </w:instrText>
-        </w:r>
-        <w:r>
-          <w:rPr>
-            <w:noProof/>
-            <w:webHidden/>
-          </w:rPr>
-        </w:r>
-        <w:r>
-          <w:rPr>
-            <w:noProof/>
-            <w:webHidden/>
-          </w:rPr>
-          <w:fldChar w:fldCharType="separate"/>
-        </w:r>
-        <w:r>
-          <w:rPr>
-            <w:noProof/>
-            <w:webHidden/>
-          </w:rPr>
-          <w:t>31</w:t>
-        </w:r>
-        <w:r>
-          <w:rPr>
-            <w:noProof/>
-            <w:webHidden/>
-          </w:rPr>
-          <w:fldChar w:fldCharType="end"/>
-        </w:r>
-      </w:hyperlink>
-    </w:p>
-    <w:p>
-      <w:pPr>
-        <w:pStyle w:val="TDC1"/>
-        <w:rPr>
-          <w:rFonts w:asciiTheme="minorHAnsi" w:eastAsiaTheme="minorEastAsia" w:hAnsiTheme="minorHAnsi"/>
-          <w:noProof/>
-          <w:szCs w:val="24"/>
-          <w:lang w:eastAsia="es-MX"/>
-        </w:rPr>
-      </w:pPr>
-      <w:hyperlink w:anchor="_Toc229235078" w:history="1">
-        <w:r>
-          <w:rPr>
-            <w:rStyle w:val="Hipervnculo"/>
-            <w:noProof/>
-          </w:rPr>
-          <w:t>EJECUTABLE</w:t>
-        </w:r>
-        <w:r>
-          <w:rPr>
-            <w:noProof/>
-            <w:webHidden/>
-          </w:rPr>
-          <w:tab/>
-        </w:r>
-        <w:r>
-          <w:rPr>
-            <w:noProof/>
-            <w:webHidden/>
-          </w:rPr>
-          <w:fldChar w:fldCharType="begin"/>
-        </w:r>
-        <w:r>
-          <w:rPr>
-            <w:noProof/>
-            <w:webHidden/>
-          </w:rPr>
-          <w:instrText xml:space="preserve"> PAGEREF _Toc229235078 \h </w:instrText>
-        </w:r>
-        <w:r>
-          <w:rPr>
-            <w:noProof/>
-            <w:webHidden/>
-          </w:rPr>
-        </w:r>
-        <w:r>
-          <w:rPr>
-            <w:noProof/>
-            <w:webHidden/>
-          </w:rPr>
-          <w:fldChar w:fldCharType="separate"/>
-        </w:r>
-        <w:r>
-          <w:rPr>
-            <w:noProof/>
-            <w:webHidden/>
-          </w:rPr>
-          <w:t>44</w:t>
+          <w:t>47</w:t>
         </w:r>
         <w:r>
           <w:rPr>
@@ -4066,7 +4358,7 @@
       <w:pPr>
         <w:pStyle w:val="Ttulo1"/>
       </w:pPr>
-      <w:bookmarkStart w:id="0" w:name="_Toc229235035"/>
+      <w:bookmarkStart w:id="0" w:name="_Toc229237068"/>
       <w:r>
         <w:lastRenderedPageBreak/>
         <w:t>INTRODUCCIÓN</w:t>
@@ -4088,7 +4380,7 @@
       <w:pPr>
         <w:pStyle w:val="Ttulo1"/>
       </w:pPr>
-      <w:bookmarkStart w:id="1" w:name="_Toc229235036"/>
+      <w:bookmarkStart w:id="1" w:name="_Toc229237069"/>
       <w:r>
         <w:lastRenderedPageBreak/>
         <w:t>MARCO TEÓRICO</w:t>
@@ -4099,7 +4391,7 @@
       <w:pPr>
         <w:pStyle w:val="Ttulo2"/>
       </w:pPr>
-      <w:bookmarkStart w:id="2" w:name="_Toc229235037"/>
+      <w:bookmarkStart w:id="2" w:name="_Toc229237070"/>
       <w:r>
         <w:t xml:space="preserve">1. Introducción </w:t>
       </w:r>
@@ -4141,7 +4433,7 @@
       <w:pPr>
         <w:pStyle w:val="Ttulo3"/>
       </w:pPr>
-      <w:bookmarkStart w:id="3" w:name="_Toc229235038"/>
+      <w:bookmarkStart w:id="3" w:name="_Toc229237071"/>
       <w:r>
         <w:rPr>
           <w:rFonts w:eastAsia="Times New Roman"/>
@@ -4780,7 +5072,7 @@
       <w:pPr>
         <w:pStyle w:val="Ttulo3"/>
       </w:pPr>
-      <w:bookmarkStart w:id="4" w:name="_Toc229235039"/>
+      <w:bookmarkStart w:id="4" w:name="_Toc229237072"/>
       <w:r>
         <w:rPr>
           <w:rFonts w:eastAsia="Times New Roman"/>
@@ -4876,7 +5168,7 @@
       <w:pPr>
         <w:pStyle w:val="Ttulo3"/>
       </w:pPr>
-      <w:bookmarkStart w:id="5" w:name="_Toc229235040"/>
+      <w:bookmarkStart w:id="5" w:name="_Toc229237073"/>
       <w:r>
         <w:lastRenderedPageBreak/>
         <w:t xml:space="preserve">1.3 </w:t>
@@ -4912,7 +5204,7 @@
       <w:pPr>
         <w:pStyle w:val="Ttulo2"/>
       </w:pPr>
-      <w:bookmarkStart w:id="6" w:name="_Toc229235041"/>
+      <w:bookmarkStart w:id="6" w:name="_Toc229237074"/>
       <w:r>
         <w:t>2. Listas Enlazadas</w:t>
       </w:r>
@@ -4933,7 +5225,7 @@
       <w:pPr>
         <w:pStyle w:val="Ttulo3"/>
       </w:pPr>
-      <w:bookmarkStart w:id="7" w:name="_Toc229235042"/>
+      <w:bookmarkStart w:id="7" w:name="_Toc229237075"/>
       <w:r>
         <w:t>2.1 Características de las Listas</w:t>
       </w:r>
@@ -5043,7 +5335,7 @@
       <w:pPr>
         <w:pStyle w:val="Ttulo3"/>
       </w:pPr>
-      <w:bookmarkStart w:id="8" w:name="_Toc229235043"/>
+      <w:bookmarkStart w:id="8" w:name="_Toc229237076"/>
       <w:r>
         <w:t>2.</w:t>
       </w:r>
@@ -5074,7 +5366,7 @@
       <w:pPr>
         <w:pStyle w:val="Ttulo3"/>
       </w:pPr>
-      <w:bookmarkStart w:id="9" w:name="_Toc229235044"/>
+      <w:bookmarkStart w:id="9" w:name="_Toc229237077"/>
       <w:r>
         <w:t>2.</w:t>
       </w:r>
@@ -5153,7 +5445,7 @@
       <w:pPr>
         <w:pStyle w:val="Ttulo3"/>
       </w:pPr>
-      <w:bookmarkStart w:id="10" w:name="_Toc229235045"/>
+      <w:bookmarkStart w:id="10" w:name="_Toc229237078"/>
       <w:r>
         <w:lastRenderedPageBreak/>
         <w:t>2.</w:t>
@@ -5216,7 +5508,7 @@
       <w:pPr>
         <w:pStyle w:val="Ttulo3"/>
       </w:pPr>
-      <w:bookmarkStart w:id="11" w:name="_Toc229235046"/>
+      <w:bookmarkStart w:id="11" w:name="_Toc229237079"/>
       <w:r>
         <w:t>2.</w:t>
       </w:r>
@@ -5357,7 +5649,7 @@
       <w:pPr>
         <w:pStyle w:val="Ttulo3"/>
       </w:pPr>
-      <w:bookmarkStart w:id="12" w:name="_Toc229235047"/>
+      <w:bookmarkStart w:id="12" w:name="_Toc229237080"/>
       <w:r>
         <w:t>2.</w:t>
       </w:r>
@@ -5492,7 +5784,7 @@
       <w:pPr>
         <w:pStyle w:val="Ttulo3"/>
       </w:pPr>
-      <w:bookmarkStart w:id="13" w:name="_Toc229235048"/>
+      <w:bookmarkStart w:id="13" w:name="_Toc229237081"/>
       <w:r>
         <w:lastRenderedPageBreak/>
         <w:t>2.</w:t>
@@ -5575,7 +5867,7 @@
       <w:pPr>
         <w:pStyle w:val="Ttulo2"/>
       </w:pPr>
-      <w:bookmarkStart w:id="14" w:name="_Toc229235049"/>
+      <w:bookmarkStart w:id="14" w:name="_Toc229237082"/>
       <w:r>
         <w:t xml:space="preserve">3. </w:t>
       </w:r>
@@ -5676,7 +5968,7 @@
       <w:pPr>
         <w:pStyle w:val="Ttulo3"/>
       </w:pPr>
-      <w:bookmarkStart w:id="15" w:name="_Toc229235050"/>
+      <w:bookmarkStart w:id="15" w:name="_Toc229237083"/>
       <w:r>
         <w:t>3.1 Operaciones Fundamentales de la Pila</w:t>
       </w:r>
@@ -6439,52 +6731,45 @@
       <w:pPr>
         <w:pStyle w:val="Ttulo3"/>
       </w:pPr>
-      <w:bookmarkStart w:id="16" w:name="_Toc229235051"/>
-      <w:r>
-        <w:t>3.2 Implementación con Arreglo</w:t>
+      <w:bookmarkStart w:id="16" w:name="_Toc229237084"/>
+      <w:r>
+        <w:t>3.</w:t>
+      </w:r>
+      <w:r>
+        <w:t>2</w:t>
+      </w:r>
+      <w:r>
+        <w:t xml:space="preserve"> Implementación con Lista Enlazada</w:t>
       </w:r>
       <w:bookmarkEnd w:id="16"/>
     </w:p>
     <w:p>
       <w:r>
-        <w:t xml:space="preserve">La implementación de una pila usando un arreglo es la más sencilla conceptualmente. Se utiliza un arreglo de tamaño fijo y una variable entera llamada tope (o top) que indica el índice del elemento en la cima. </w:t>
-      </w:r>
-    </w:p>
-    <w:p>
-      <w:pPr>
-        <w:pStyle w:val="Cdigo"/>
-      </w:pPr>
-      <w:r>
-        <w:t>#define MAX 100</w:t>
-      </w:r>
-    </w:p>
-    <w:p>
-      <w:pPr>
-        <w:pStyle w:val="Cdigo"/>
-      </w:pPr>
-    </w:p>
-    <w:p>
-      <w:pPr>
-        <w:pStyle w:val="Cdigo"/>
-      </w:pPr>
-      <w:r>
-        <w:t>struct PilaArreglo {</w:t>
-      </w:r>
-    </w:p>
-    <w:p>
-      <w:pPr>
-        <w:pStyle w:val="Cdigo"/>
-      </w:pPr>
-      <w:r>
-        <w:t xml:space="preserve">    int datos[MAX];</w:t>
-      </w:r>
-    </w:p>
-    <w:p>
-      <w:pPr>
-        <w:pStyle w:val="Cdigo"/>
-      </w:pPr>
-      <w:r>
-        <w:t xml:space="preserve">    int tope;</w:t>
+        <w:t>La implementación dinámica de una pila utiliza una lista simplemente enlazada en la que el primer nodo (cabeza) representa el tope de la pila. Las operaciones push y pop se traducen en inserción y eliminación al inicio de la lista, ambas con complejidad O(1).Esta implementación no tiene límite de tamaño más que la memoria disponible del sistema.</w:t>
+      </w:r>
+    </w:p>
+    <w:p>
+      <w:pPr>
+        <w:pStyle w:val="Cdigo"/>
+      </w:pPr>
+      <w:r>
+        <w:t>struct NodoPila {</w:t>
+      </w:r>
+    </w:p>
+    <w:p>
+      <w:pPr>
+        <w:pStyle w:val="Cdigo"/>
+      </w:pPr>
+      <w:r>
+        <w:t xml:space="preserve">    int dato;</w:t>
+      </w:r>
+    </w:p>
+    <w:p>
+      <w:pPr>
+        <w:pStyle w:val="Cdigo"/>
+      </w:pPr>
+      <w:r>
+        <w:t xml:space="preserve">    NodoPila* siguiente;</w:t>
       </w:r>
     </w:p>
     <w:p>
@@ -6505,44 +6790,52 @@
         <w:pStyle w:val="Cdigo"/>
       </w:pPr>
       <w:r>
-        <w:t>void inicializar(PilaArreglo &amp;p) { p.tope = -1; }</w:t>
-      </w:r>
-    </w:p>
-    <w:p>
-      <w:pPr>
-        <w:pStyle w:val="Cdigo"/>
-      </w:pPr>
-      <w:r>
-        <w:t>bool estaVacia(PilaArreglo p)   { return p.tope == -1; }</w:t>
-      </w:r>
-    </w:p>
-    <w:p>
-      <w:pPr>
-        <w:pStyle w:val="Cdigo"/>
-      </w:pPr>
-      <w:r>
-        <w:t>bool estaLlena(PilaArreglo p)   { return p.tope == MAX - 1; }</w:t>
-      </w:r>
-    </w:p>
-    <w:p>
-      <w:pPr>
-        <w:pStyle w:val="Cdigo"/>
-      </w:pPr>
-    </w:p>
-    <w:p>
-      <w:pPr>
-        <w:pStyle w:val="Cdigo"/>
-      </w:pPr>
-      <w:r>
-        <w:t>void push(PilaArreglo &amp;p, int val) {</w:t>
-      </w:r>
-    </w:p>
-    <w:p>
-      <w:pPr>
-        <w:pStyle w:val="Cdigo"/>
-      </w:pPr>
-      <w:r>
-        <w:t xml:space="preserve">    if (!estaLlena(p)) p.datos[++p.tope] = val;</w:t>
+        <w:t>NodoPila* tope = NULL; // Pila vacía al inicio</w:t>
+      </w:r>
+    </w:p>
+    <w:p>
+      <w:pPr>
+        <w:pStyle w:val="Cdigo"/>
+      </w:pPr>
+    </w:p>
+    <w:p>
+      <w:pPr>
+        <w:pStyle w:val="Cdigo"/>
+      </w:pPr>
+      <w:r>
+        <w:t>void push(NodoPila* &amp;tope, int val) {</w:t>
+      </w:r>
+    </w:p>
+    <w:p>
+      <w:pPr>
+        <w:pStyle w:val="Cdigo"/>
+      </w:pPr>
+      <w:r>
+        <w:t xml:space="preserve">    NodoPila* nuevo = new NodoPila;</w:t>
+      </w:r>
+    </w:p>
+    <w:p>
+      <w:pPr>
+        <w:pStyle w:val="Cdigo"/>
+      </w:pPr>
+      <w:r>
+        <w:t xml:space="preserve">    nuevo-&gt;dato = val;</w:t>
+      </w:r>
+    </w:p>
+    <w:p>
+      <w:pPr>
+        <w:pStyle w:val="Cdigo"/>
+      </w:pPr>
+      <w:r>
+        <w:t xml:space="preserve">    nuevo-&gt;siguiente = tope;</w:t>
+      </w:r>
+    </w:p>
+    <w:p>
+      <w:pPr>
+        <w:pStyle w:val="Cdigo"/>
+      </w:pPr>
+      <w:r>
+        <w:t xml:space="preserve">    tope = nuevo;</w:t>
       </w:r>
     </w:p>
     <w:p>
@@ -6564,23 +6857,55 @@
       </w:pPr>
       <w:r>
         <w:lastRenderedPageBreak/>
-        <w:t>int pop(PilaArreglo &amp;p) {</w:t>
-      </w:r>
-    </w:p>
-    <w:p>
-      <w:pPr>
-        <w:pStyle w:val="Cdigo"/>
-      </w:pPr>
-      <w:r>
-        <w:t xml:space="preserve">    if (!estaVacia(p)) return p.datos[p.tope--];</w:t>
-      </w:r>
-    </w:p>
-    <w:p>
-      <w:pPr>
-        <w:pStyle w:val="Cdigo"/>
-      </w:pPr>
-      <w:r>
-        <w:t xml:space="preserve">    return -1; // Error: pila vacía</w:t>
+        <w:t>int pop(NodoPila* &amp;tope) {</w:t>
+      </w:r>
+    </w:p>
+    <w:p>
+      <w:pPr>
+        <w:pStyle w:val="Cdigo"/>
+      </w:pPr>
+      <w:r>
+        <w:t xml:space="preserve">    if (tope == NULL) return -1; // Pila vacía</w:t>
+      </w:r>
+    </w:p>
+    <w:p>
+      <w:pPr>
+        <w:pStyle w:val="Cdigo"/>
+      </w:pPr>
+      <w:r>
+        <w:t xml:space="preserve">    NodoPila* temp = tope;</w:t>
+      </w:r>
+    </w:p>
+    <w:p>
+      <w:pPr>
+        <w:pStyle w:val="Cdigo"/>
+      </w:pPr>
+      <w:r>
+        <w:t xml:space="preserve">    int val = temp-&gt;dato;</w:t>
+      </w:r>
+    </w:p>
+    <w:p>
+      <w:pPr>
+        <w:pStyle w:val="Cdigo"/>
+      </w:pPr>
+      <w:r>
+        <w:t xml:space="preserve">    tope = tope-&gt;siguiente;</w:t>
+      </w:r>
+    </w:p>
+    <w:p>
+      <w:pPr>
+        <w:pStyle w:val="Cdigo"/>
+      </w:pPr>
+      <w:r>
+        <w:t xml:space="preserve">    delete temp;</w:t>
+      </w:r>
+    </w:p>
+    <w:p>
+      <w:pPr>
+        <w:pStyle w:val="Cdigo"/>
+      </w:pPr>
+      <w:r>
+        <w:t xml:space="preserve">    return val;</w:t>
       </w:r>
     </w:p>
     <w:p>
@@ -6596,195 +6921,17 @@
       <w:pPr>
         <w:pStyle w:val="Ttulo3"/>
       </w:pPr>
-      <w:bookmarkStart w:id="17" w:name="_Toc229235052"/>
-      <w:r>
-        <w:t>3.3 Implementación con Lista Enlazada</w:t>
+      <w:bookmarkStart w:id="17" w:name="_Toc229237085"/>
+      <w:r>
+        <w:t>3.</w:t>
+      </w:r>
+      <w:r>
+        <w:t>3</w:t>
+      </w:r>
+      <w:r>
+        <w:t xml:space="preserve"> Aplicaciones de las Pilas</w:t>
       </w:r>
       <w:bookmarkEnd w:id="17"/>
-    </w:p>
-    <w:p>
-      <w:r>
-        <w:t>La implementación dinámica de una pila utiliza una lista simplemente enlazada en la que el primer nodo (cabeza) representa el tope de la pila. Las operaciones push y pop se traducen en inserción y eliminación al inicio de la lista, ambas con complejidad O(1).Esta implementación no tiene límite de tamaño más que la memoria disponible del sistema.</w:t>
-      </w:r>
-    </w:p>
-    <w:p>
-      <w:pPr>
-        <w:pStyle w:val="Cdigo"/>
-      </w:pPr>
-      <w:r>
-        <w:t>struct NodoPila {</w:t>
-      </w:r>
-    </w:p>
-    <w:p>
-      <w:pPr>
-        <w:pStyle w:val="Cdigo"/>
-      </w:pPr>
-      <w:r>
-        <w:t xml:space="preserve">    int dato;</w:t>
-      </w:r>
-    </w:p>
-    <w:p>
-      <w:pPr>
-        <w:pStyle w:val="Cdigo"/>
-      </w:pPr>
-      <w:r>
-        <w:t xml:space="preserve">    NodoPila* siguiente;</w:t>
-      </w:r>
-    </w:p>
-    <w:p>
-      <w:pPr>
-        <w:pStyle w:val="Cdigo"/>
-      </w:pPr>
-      <w:r>
-        <w:t>};</w:t>
-      </w:r>
-    </w:p>
-    <w:p>
-      <w:pPr>
-        <w:pStyle w:val="Cdigo"/>
-      </w:pPr>
-    </w:p>
-    <w:p>
-      <w:pPr>
-        <w:pStyle w:val="Cdigo"/>
-      </w:pPr>
-      <w:r>
-        <w:t>NodoPila* tope = NULL; // Pila vacía al inicio</w:t>
-      </w:r>
-    </w:p>
-    <w:p>
-      <w:pPr>
-        <w:pStyle w:val="Cdigo"/>
-      </w:pPr>
-    </w:p>
-    <w:p>
-      <w:pPr>
-        <w:pStyle w:val="Cdigo"/>
-      </w:pPr>
-      <w:r>
-        <w:t>void push(NodoPila* &amp;tope, int val) {</w:t>
-      </w:r>
-    </w:p>
-    <w:p>
-      <w:pPr>
-        <w:pStyle w:val="Cdigo"/>
-      </w:pPr>
-      <w:r>
-        <w:t xml:space="preserve">    NodoPila* nuevo = new NodoPila;</w:t>
-      </w:r>
-    </w:p>
-    <w:p>
-      <w:pPr>
-        <w:pStyle w:val="Cdigo"/>
-      </w:pPr>
-      <w:r>
-        <w:t xml:space="preserve">    nuevo-&gt;dato = val;</w:t>
-      </w:r>
-    </w:p>
-    <w:p>
-      <w:pPr>
-        <w:pStyle w:val="Cdigo"/>
-      </w:pPr>
-      <w:r>
-        <w:t xml:space="preserve">    nuevo-&gt;siguiente = tope;</w:t>
-      </w:r>
-    </w:p>
-    <w:p>
-      <w:pPr>
-        <w:pStyle w:val="Cdigo"/>
-      </w:pPr>
-      <w:r>
-        <w:t xml:space="preserve">    tope = nuevo;</w:t>
-      </w:r>
-    </w:p>
-    <w:p>
-      <w:pPr>
-        <w:pStyle w:val="Cdigo"/>
-      </w:pPr>
-      <w:r>
-        <w:t>}</w:t>
-      </w:r>
-    </w:p>
-    <w:p>
-      <w:pPr>
-        <w:pStyle w:val="Cdigo"/>
-      </w:pPr>
-    </w:p>
-    <w:p>
-      <w:pPr>
-        <w:pStyle w:val="Cdigo"/>
-      </w:pPr>
-      <w:r>
-        <w:t>int pop(NodoPila* &amp;tope) {</w:t>
-      </w:r>
-    </w:p>
-    <w:p>
-      <w:pPr>
-        <w:pStyle w:val="Cdigo"/>
-      </w:pPr>
-      <w:r>
-        <w:t xml:space="preserve">    if (tope == NULL) return -1; // Pila vacía</w:t>
-      </w:r>
-    </w:p>
-    <w:p>
-      <w:pPr>
-        <w:pStyle w:val="Cdigo"/>
-      </w:pPr>
-      <w:r>
-        <w:t xml:space="preserve">    NodoPila* temp = tope;</w:t>
-      </w:r>
-    </w:p>
-    <w:p>
-      <w:pPr>
-        <w:pStyle w:val="Cdigo"/>
-      </w:pPr>
-      <w:r>
-        <w:t xml:space="preserve">    int val = temp-&gt;dato;</w:t>
-      </w:r>
-    </w:p>
-    <w:p>
-      <w:pPr>
-        <w:pStyle w:val="Cdigo"/>
-      </w:pPr>
-      <w:r>
-        <w:lastRenderedPageBreak/>
-        <w:t xml:space="preserve">    tope = tope-&gt;siguiente;</w:t>
-      </w:r>
-    </w:p>
-    <w:p>
-      <w:pPr>
-        <w:pStyle w:val="Cdigo"/>
-      </w:pPr>
-      <w:r>
-        <w:t xml:space="preserve">    delete temp;</w:t>
-      </w:r>
-    </w:p>
-    <w:p>
-      <w:pPr>
-        <w:pStyle w:val="Cdigo"/>
-      </w:pPr>
-      <w:r>
-        <w:t xml:space="preserve">    return val;</w:t>
-      </w:r>
-    </w:p>
-    <w:p>
-      <w:pPr>
-        <w:pStyle w:val="Cdigo"/>
-      </w:pPr>
-      <w:r>
-        <w:t>}</w:t>
-      </w:r>
-    </w:p>
-    <w:p/>
-    <w:p>
-      <w:pPr>
-        <w:pStyle w:val="Ttulo3"/>
-      </w:pPr>
-      <w:bookmarkStart w:id="18" w:name="_Toc229235053"/>
-      <w:r>
-        <w:t>3.4 Aplicaciones de las Pilas</w:t>
-      </w:r>
-      <w:bookmarkEnd w:id="18"/>
     </w:p>
     <w:p>
       <w:r>
@@ -6890,22 +7037,19 @@
       <w:pPr>
         <w:pStyle w:val="Ttulo2"/>
       </w:pPr>
-      <w:bookmarkStart w:id="19" w:name="_Toc229235054"/>
-      <w:r>
+      <w:bookmarkStart w:id="18" w:name="_Toc229237086"/>
+      <w:r>
+        <w:lastRenderedPageBreak/>
         <w:t xml:space="preserve">4. </w:t>
       </w:r>
       <w:r>
         <w:t>Colas</w:t>
       </w:r>
-      <w:bookmarkEnd w:id="19"/>
-    </w:p>
-    <w:p>
-      <w:r>
-        <w:t xml:space="preserve">Las colas son estructuras de datos lineales que operan bajo el principio FIFO (First In, First Out), es decir, el primer elemento en ser insertado es el primero en ser eliminado. </w:t>
-      </w:r>
-      <w:r>
-        <w:lastRenderedPageBreak/>
-        <w:t>Este comportamiento las hace ideales para modelar situaciones en las que se requiere atender elementos en el orden en que llegan, como ocurre en filas de espera en sistemas reales.</w:t>
+      <w:bookmarkEnd w:id="18"/>
+    </w:p>
+    <w:p>
+      <w:r>
+        <w:t>Las colas son estructuras de datos lineales que operan bajo el principio FIFO (First In, First Out), es decir, el primer elemento en ser insertado es el primero en ser eliminado. Este comportamiento las hace ideales para modelar situaciones en las que se requiere atender elementos en el orden en que llegan, como ocurre en filas de espera en sistemas reales.</w:t>
       </w:r>
     </w:p>
     <w:p>
@@ -6982,11 +7126,12 @@
       <w:pPr>
         <w:pStyle w:val="Ttulo3"/>
       </w:pPr>
-      <w:bookmarkStart w:id="20" w:name="_Toc229235055"/>
-      <w:r>
+      <w:bookmarkStart w:id="19" w:name="_Toc229237087"/>
+      <w:r>
+        <w:lastRenderedPageBreak/>
         <w:t>4.1 Operaciones Fundamentales de la Cola</w:t>
       </w:r>
-      <w:bookmarkEnd w:id="20"/>
+      <w:bookmarkEnd w:id="19"/>
     </w:p>
     <w:p>
       <w:r>
@@ -7006,7 +7151,6 @@
           <w:b/>
           <w:bCs/>
         </w:rPr>
-        <w:lastRenderedPageBreak/>
         <w:t>enqueue(elemento):</w:t>
       </w:r>
       <w:r>
@@ -7089,505 +7233,269 @@
         <w:t xml:space="preserve"> Aplica solo a colas implementadas con arreglos. Retorna verdadero si se alcanzó la capacidad máxima.</w:t>
       </w:r>
     </w:p>
+    <w:p>
+      <w:pPr>
+        <w:pStyle w:val="Prrafodelista"/>
+      </w:pPr>
+    </w:p>
+    <w:p>
+      <w:pPr>
+        <w:pStyle w:val="Ttulo3"/>
+      </w:pPr>
+      <w:bookmarkStart w:id="20" w:name="_Toc229237088"/>
+      <w:r>
+        <w:t>4.</w:t>
+      </w:r>
+      <w:r>
+        <w:t>2</w:t>
+      </w:r>
+      <w:r>
+        <w:t xml:space="preserve"> Implementación con Lista Enlazada</w:t>
+      </w:r>
+      <w:bookmarkEnd w:id="20"/>
+    </w:p>
+    <w:p>
+      <w:r>
+        <w:t>La implementación dinámica de una cola usa una lista enlazada con dos apuntadores: frente (al primer nodo) y final (al último nodo). La operación enqueue inserta al final y la operación dequeue elimina del frente, ambas con complejidad O(1). Esta implementación es la más flexible y no tiene límite de tamaño predefinido.</w:t>
+      </w:r>
+    </w:p>
+    <w:p>
+      <w:pPr>
+        <w:pStyle w:val="Cdigo"/>
+      </w:pPr>
+      <w:r>
+        <w:t>struct NodoCola {</w:t>
+      </w:r>
+    </w:p>
+    <w:p>
+      <w:pPr>
+        <w:pStyle w:val="Cdigo"/>
+      </w:pPr>
+      <w:r>
+        <w:t xml:space="preserve">    int dato;</w:t>
+      </w:r>
+    </w:p>
+    <w:p>
+      <w:pPr>
+        <w:pStyle w:val="Cdigo"/>
+      </w:pPr>
+      <w:r>
+        <w:t xml:space="preserve">    NodoCola* siguiente;</w:t>
+      </w:r>
+    </w:p>
+    <w:p>
+      <w:pPr>
+        <w:pStyle w:val="Cdigo"/>
+      </w:pPr>
+      <w:r>
+        <w:t>};</w:t>
+      </w:r>
+    </w:p>
+    <w:p>
+      <w:pPr>
+        <w:pStyle w:val="Cdigo"/>
+      </w:pPr>
+    </w:p>
+    <w:p>
+      <w:pPr>
+        <w:pStyle w:val="Cdigo"/>
+      </w:pPr>
+      <w:r>
+        <w:t>NodoCola* frente = NULL;</w:t>
+      </w:r>
+    </w:p>
+    <w:p>
+      <w:pPr>
+        <w:pStyle w:val="Cdigo"/>
+      </w:pPr>
+      <w:r>
+        <w:t>NodoCola* final  = NULL;</w:t>
+      </w:r>
+    </w:p>
+    <w:p>
+      <w:pPr>
+        <w:pStyle w:val="Cdigo"/>
+      </w:pPr>
+    </w:p>
+    <w:p>
+      <w:pPr>
+        <w:pStyle w:val="Cdigo"/>
+      </w:pPr>
+      <w:r>
+        <w:t>void enqueue(NodoCola* &amp;frente, NodoCola* &amp;final, int val) {</w:t>
+      </w:r>
+    </w:p>
+    <w:p>
+      <w:pPr>
+        <w:pStyle w:val="Cdigo"/>
+      </w:pPr>
+      <w:r>
+        <w:lastRenderedPageBreak/>
+        <w:t xml:space="preserve">    NodoCola* nuevo = new NodoCola;</w:t>
+      </w:r>
+    </w:p>
+    <w:p>
+      <w:pPr>
+        <w:pStyle w:val="Cdigo"/>
+      </w:pPr>
+      <w:r>
+        <w:t xml:space="preserve">    nuevo-&gt;dato = val;</w:t>
+      </w:r>
+    </w:p>
+    <w:p>
+      <w:pPr>
+        <w:pStyle w:val="Cdigo"/>
+      </w:pPr>
+      <w:r>
+        <w:t xml:space="preserve">    nuevo-&gt;siguiente = NULL;</w:t>
+      </w:r>
+    </w:p>
+    <w:p>
+      <w:pPr>
+        <w:pStyle w:val="Cdigo"/>
+      </w:pPr>
+      <w:r>
+        <w:t xml:space="preserve">    if (final != NULL) final-&gt;siguiente = nuevo;</w:t>
+      </w:r>
+    </w:p>
+    <w:p>
+      <w:pPr>
+        <w:pStyle w:val="Cdigo"/>
+      </w:pPr>
+      <w:r>
+        <w:t xml:space="preserve">    final = nuevo;</w:t>
+      </w:r>
+    </w:p>
+    <w:p>
+      <w:pPr>
+        <w:pStyle w:val="Cdigo"/>
+      </w:pPr>
+      <w:r>
+        <w:t xml:space="preserve">    if (frente == NULL) frente = nuevo;</w:t>
+      </w:r>
+    </w:p>
+    <w:p>
+      <w:pPr>
+        <w:pStyle w:val="Cdigo"/>
+      </w:pPr>
+      <w:r>
+        <w:t>}</w:t>
+      </w:r>
+    </w:p>
+    <w:p>
+      <w:pPr>
+        <w:pStyle w:val="Cdigo"/>
+      </w:pPr>
+    </w:p>
+    <w:p>
+      <w:pPr>
+        <w:pStyle w:val="Cdigo"/>
+      </w:pPr>
+      <w:r>
+        <w:t>int dequeue(NodoCola* &amp;frente, NodoCola* &amp;final) {</w:t>
+      </w:r>
+    </w:p>
+    <w:p>
+      <w:pPr>
+        <w:pStyle w:val="Cdigo"/>
+      </w:pPr>
+      <w:r>
+        <w:t xml:space="preserve">    if (frente == NULL) return -1; // Cola vacía</w:t>
+      </w:r>
+    </w:p>
+    <w:p>
+      <w:pPr>
+        <w:pStyle w:val="Cdigo"/>
+      </w:pPr>
+      <w:r>
+        <w:t xml:space="preserve">    NodoCola* temp = frente;</w:t>
+      </w:r>
+    </w:p>
+    <w:p>
+      <w:pPr>
+        <w:pStyle w:val="Cdigo"/>
+      </w:pPr>
+      <w:r>
+        <w:t xml:space="preserve">    int val = temp-&gt;dato;</w:t>
+      </w:r>
+    </w:p>
+    <w:p>
+      <w:pPr>
+        <w:pStyle w:val="Cdigo"/>
+      </w:pPr>
+      <w:r>
+        <w:t xml:space="preserve">    frente = frente-&gt;siguiente;</w:t>
+      </w:r>
+    </w:p>
+    <w:p>
+      <w:pPr>
+        <w:pStyle w:val="Cdigo"/>
+      </w:pPr>
+      <w:r>
+        <w:t xml:space="preserve">    if (frente == NULL) final = NULL;</w:t>
+      </w:r>
+    </w:p>
+    <w:p>
+      <w:pPr>
+        <w:pStyle w:val="Cdigo"/>
+      </w:pPr>
+      <w:r>
+        <w:t xml:space="preserve">    delete temp;</w:t>
+      </w:r>
+    </w:p>
+    <w:p>
+      <w:pPr>
+        <w:pStyle w:val="Cdigo"/>
+      </w:pPr>
+      <w:r>
+        <w:t xml:space="preserve">    return val;</w:t>
+      </w:r>
+    </w:p>
+    <w:p>
+      <w:pPr>
+        <w:pStyle w:val="Cdigo"/>
+      </w:pPr>
+      <w:r>
+        <w:t>}</w:t>
+      </w:r>
+    </w:p>
     <w:p/>
     <w:p>
       <w:pPr>
         <w:pStyle w:val="Ttulo3"/>
       </w:pPr>
-      <w:bookmarkStart w:id="21" w:name="_Toc229235056"/>
-      <w:r>
-        <w:t>4.2 Implementación con Arreglo Circular</w:t>
+      <w:bookmarkStart w:id="21" w:name="_Toc229237089"/>
+      <w:r>
+        <w:t>4.</w:t>
+      </w:r>
+      <w:r>
+        <w:t>3</w:t>
+      </w:r>
+      <w:r>
+        <w:t xml:space="preserve"> Cola de Prioridad</w:t>
       </w:r>
       <w:bookmarkEnd w:id="21"/>
     </w:p>
     <w:p>
       <w:r>
-        <w:t>La implementación ingenua de una cola con arreglo lineal desperdicia espacio: a medida que se hacen enqueue y dequeue, el frente avanza hacia la derecha, inutilizando las posiciones del inicio. Cairo y Guardati presentan el arreglo circular como la solución elegante a este problema: los índices frente y final avanzan módulo el tamaño máximo, permitiendo reutilizar el espacio liberado.</w:t>
-      </w:r>
-    </w:p>
-    <w:p>
-      <w:pPr>
-        <w:pStyle w:val="Cdigo"/>
-      </w:pPr>
-      <w:r>
-        <w:t>#define MAX 100</w:t>
-      </w:r>
-    </w:p>
-    <w:p>
-      <w:pPr>
-        <w:pStyle w:val="Cdigo"/>
-      </w:pPr>
-    </w:p>
-    <w:p>
-      <w:pPr>
-        <w:pStyle w:val="Cdigo"/>
-      </w:pPr>
-      <w:r>
-        <w:t>struct ColaArreglo {</w:t>
-      </w:r>
-    </w:p>
-    <w:p>
-      <w:pPr>
-        <w:pStyle w:val="Cdigo"/>
-      </w:pPr>
-      <w:r>
-        <w:t xml:space="preserve">    int datos[MAX];</w:t>
-      </w:r>
-    </w:p>
-    <w:p>
-      <w:pPr>
-        <w:pStyle w:val="Cdigo"/>
-      </w:pPr>
-      <w:r>
-        <w:t xml:space="preserve">    int frente, final, cantidad;</w:t>
-      </w:r>
-    </w:p>
-    <w:p>
-      <w:pPr>
-        <w:pStyle w:val="Cdigo"/>
-      </w:pPr>
-      <w:r>
-        <w:t>};</w:t>
-      </w:r>
-    </w:p>
-    <w:p>
-      <w:pPr>
-        <w:pStyle w:val="Cdigo"/>
-      </w:pPr>
-    </w:p>
-    <w:p>
-      <w:pPr>
-        <w:pStyle w:val="Cdigo"/>
-      </w:pPr>
-      <w:r>
-        <w:t>void inicializar(ColaArreglo &amp;c) {</w:t>
-      </w:r>
-    </w:p>
-    <w:p>
-      <w:pPr>
-        <w:pStyle w:val="Cdigo"/>
-      </w:pPr>
-      <w:r>
-        <w:t xml:space="preserve">    c.frente = 0; c.final = 0; c.cantidad = 0;</w:t>
-      </w:r>
-    </w:p>
-    <w:p>
-      <w:pPr>
-        <w:pStyle w:val="Cdigo"/>
-      </w:pPr>
-      <w:r>
-        <w:t>}</w:t>
-      </w:r>
-    </w:p>
-    <w:p>
-      <w:pPr>
-        <w:pStyle w:val="Cdigo"/>
-      </w:pPr>
-    </w:p>
-    <w:p>
-      <w:pPr>
-        <w:pStyle w:val="Cdigo"/>
-      </w:pPr>
-      <w:r>
-        <w:t>bool estaVacia(ColaArreglo c) { return c.cantidad == 0; }</w:t>
-      </w:r>
-    </w:p>
-    <w:p>
-      <w:pPr>
-        <w:pStyle w:val="Cdigo"/>
-      </w:pPr>
-      <w:r>
-        <w:t>bool estaLlena(ColaArreglo c) { return c.cantidad == MAX; }</w:t>
-      </w:r>
-    </w:p>
-    <w:p>
-      <w:pPr>
-        <w:pStyle w:val="Cdigo"/>
-      </w:pPr>
-    </w:p>
-    <w:p>
-      <w:pPr>
-        <w:pStyle w:val="Cdigo"/>
-      </w:pPr>
-      <w:r>
-        <w:t>void enqueue(ColaArreglo &amp;c, int val) {</w:t>
-      </w:r>
-    </w:p>
-    <w:p>
-      <w:pPr>
-        <w:pStyle w:val="Cdigo"/>
-      </w:pPr>
-      <w:r>
-        <w:t xml:space="preserve">    if (!estaLlena(c)) {</w:t>
-      </w:r>
-    </w:p>
-    <w:p>
-      <w:pPr>
-        <w:pStyle w:val="Cdigo"/>
-      </w:pPr>
-      <w:r>
-        <w:t xml:space="preserve">        c.datos[c.final] = val;</w:t>
-      </w:r>
-    </w:p>
-    <w:p>
-      <w:pPr>
-        <w:pStyle w:val="Cdigo"/>
-      </w:pPr>
-      <w:r>
-        <w:t xml:space="preserve">        c.final = (c.final + 1) % MAX;</w:t>
-      </w:r>
-    </w:p>
-    <w:p>
-      <w:pPr>
-        <w:pStyle w:val="Cdigo"/>
-      </w:pPr>
-      <w:r>
-        <w:t xml:space="preserve">        c.cantidad++;</w:t>
-      </w:r>
-    </w:p>
-    <w:p>
-      <w:pPr>
-        <w:pStyle w:val="Cdigo"/>
-      </w:pPr>
-      <w:r>
-        <w:t xml:space="preserve">    }</w:t>
-      </w:r>
-    </w:p>
-    <w:p>
-      <w:pPr>
-        <w:pStyle w:val="Cdigo"/>
-      </w:pPr>
-      <w:r>
-        <w:t>}</w:t>
-      </w:r>
-    </w:p>
-    <w:p>
-      <w:pPr>
-        <w:pStyle w:val="Cdigo"/>
-      </w:pPr>
-    </w:p>
-    <w:p>
-      <w:pPr>
-        <w:pStyle w:val="Cdigo"/>
-      </w:pPr>
-      <w:r>
-        <w:t>int dequeue(ColaArreglo &amp;c) {</w:t>
-      </w:r>
-    </w:p>
-    <w:p>
-      <w:pPr>
-        <w:pStyle w:val="Cdigo"/>
-      </w:pPr>
-      <w:r>
-        <w:t xml:space="preserve">    if (!estaVacia(c)) {</w:t>
-      </w:r>
-    </w:p>
-    <w:p>
-      <w:pPr>
-        <w:pStyle w:val="Cdigo"/>
-      </w:pPr>
-      <w:r>
-        <w:t xml:space="preserve">        int val = c.datos[c.frente];</w:t>
-      </w:r>
-    </w:p>
-    <w:p>
-      <w:pPr>
-        <w:pStyle w:val="Cdigo"/>
-      </w:pPr>
-      <w:r>
-        <w:t xml:space="preserve">        c.frente = (c.frente + 1) % MAX;</w:t>
-      </w:r>
-    </w:p>
-    <w:p>
-      <w:pPr>
-        <w:pStyle w:val="Cdigo"/>
-      </w:pPr>
-      <w:r>
-        <w:t xml:space="preserve">        c.cantidad--;</w:t>
-      </w:r>
-    </w:p>
-    <w:p>
-      <w:pPr>
-        <w:pStyle w:val="Cdigo"/>
-      </w:pPr>
-      <w:r>
-        <w:t xml:space="preserve">        return val;</w:t>
-      </w:r>
-    </w:p>
-    <w:p>
-      <w:pPr>
-        <w:pStyle w:val="Cdigo"/>
-      </w:pPr>
-      <w:r>
-        <w:t xml:space="preserve">    }</w:t>
-      </w:r>
-    </w:p>
-    <w:p>
-      <w:pPr>
-        <w:pStyle w:val="Cdigo"/>
-      </w:pPr>
-      <w:r>
-        <w:t xml:space="preserve">    return -1; // Error: cola vacía</w:t>
-      </w:r>
-    </w:p>
-    <w:p>
-      <w:pPr>
-        <w:pStyle w:val="Cdigo"/>
-      </w:pPr>
-      <w:r>
-        <w:t>}</w:t>
-      </w:r>
-    </w:p>
-    <w:p/>
+        <w:t>Una extensión importante de la cola clásica es la cola de prioridad. En este tipo de cola, cada elemento tiene asociada una prioridad, y el elemento con mayor prioridad es el primero en ser desencolado, independientemente de su orden de inserción. Cairo y Guardati presentan las colas de prioridad como estructuras esenciales para sistemas operativos (planificación de procesos), algoritmos de caminos mínimos (Dijkstra) y simulaciones de eventos discretos.</w:t>
+      </w:r>
+    </w:p>
+    <w:p>
+      <w:r>
+        <w:t>La cola de prioridad puede implementarse de diversas formas: con una lista ordenada por prioridad (inserción O(n), eliminación O(1)), con un heap binario (ambas operaciones O(log n)) o con otras estructuras avanzadas. Para los propósitos de este proyecto, se utilizará una lista ordenada por promedio (que actúa como prioridad) para implementar el control de inscripciones.</w:t>
+      </w:r>
+    </w:p>
     <w:p>
       <w:pPr>
         <w:pStyle w:val="Ttulo3"/>
       </w:pPr>
-      <w:bookmarkStart w:id="22" w:name="_Toc229235057"/>
-      <w:r>
-        <w:t>4.3 Implementación con Lista Enlazada</w:t>
+      <w:bookmarkStart w:id="22" w:name="_Toc229237090"/>
+      <w:r>
+        <w:lastRenderedPageBreak/>
+        <w:t>4.5 Cola Doble (Deque)</w:t>
       </w:r>
       <w:bookmarkEnd w:id="22"/>
-    </w:p>
-    <w:p>
-      <w:r>
-        <w:t>La implementación dinámica de una cola usa una lista enlazada con dos apuntadores: frente (al primer nodo) y final (al último nodo). La operación enqueue inserta al final y la operación dequeue elimina del frente, ambas con complejidad O(1). Esta implementación es la más flexible y no tiene límite de tamaño predefinido.</w:t>
-      </w:r>
-    </w:p>
-    <w:p>
-      <w:pPr>
-        <w:pStyle w:val="Cdigo"/>
-      </w:pPr>
-      <w:r>
-        <w:t>struct NodoCola {</w:t>
-      </w:r>
-    </w:p>
-    <w:p>
-      <w:pPr>
-        <w:pStyle w:val="Cdigo"/>
-      </w:pPr>
-      <w:r>
-        <w:t xml:space="preserve">    int dato;</w:t>
-      </w:r>
-    </w:p>
-    <w:p>
-      <w:pPr>
-        <w:pStyle w:val="Cdigo"/>
-      </w:pPr>
-      <w:r>
-        <w:lastRenderedPageBreak/>
-        <w:t xml:space="preserve">    NodoCola* siguiente;</w:t>
-      </w:r>
-    </w:p>
-    <w:p>
-      <w:pPr>
-        <w:pStyle w:val="Cdigo"/>
-      </w:pPr>
-      <w:r>
-        <w:t>};</w:t>
-      </w:r>
-    </w:p>
-    <w:p>
-      <w:pPr>
-        <w:pStyle w:val="Cdigo"/>
-      </w:pPr>
-    </w:p>
-    <w:p>
-      <w:pPr>
-        <w:pStyle w:val="Cdigo"/>
-      </w:pPr>
-      <w:r>
-        <w:t>NodoCola* frente = NULL;</w:t>
-      </w:r>
-    </w:p>
-    <w:p>
-      <w:pPr>
-        <w:pStyle w:val="Cdigo"/>
-      </w:pPr>
-      <w:r>
-        <w:t>NodoCola* final  = NULL;</w:t>
-      </w:r>
-    </w:p>
-    <w:p>
-      <w:pPr>
-        <w:pStyle w:val="Cdigo"/>
-      </w:pPr>
-    </w:p>
-    <w:p>
-      <w:pPr>
-        <w:pStyle w:val="Cdigo"/>
-      </w:pPr>
-      <w:r>
-        <w:t>void enqueue(NodoCola* &amp;frente, NodoCola* &amp;final, int val) {</w:t>
-      </w:r>
-    </w:p>
-    <w:p>
-      <w:pPr>
-        <w:pStyle w:val="Cdigo"/>
-      </w:pPr>
-      <w:r>
-        <w:t xml:space="preserve">    NodoCola* nuevo = new NodoCola;</w:t>
-      </w:r>
-    </w:p>
-    <w:p>
-      <w:pPr>
-        <w:pStyle w:val="Cdigo"/>
-      </w:pPr>
-      <w:r>
-        <w:t xml:space="preserve">    nuevo-&gt;dato = val;</w:t>
-      </w:r>
-    </w:p>
-    <w:p>
-      <w:pPr>
-        <w:pStyle w:val="Cdigo"/>
-      </w:pPr>
-      <w:r>
-        <w:t xml:space="preserve">    nuevo-&gt;siguiente = NULL;</w:t>
-      </w:r>
-    </w:p>
-    <w:p>
-      <w:pPr>
-        <w:pStyle w:val="Cdigo"/>
-      </w:pPr>
-      <w:r>
-        <w:t xml:space="preserve">    if (final != NULL) final-&gt;siguiente = nuevo;</w:t>
-      </w:r>
-    </w:p>
-    <w:p>
-      <w:pPr>
-        <w:pStyle w:val="Cdigo"/>
-      </w:pPr>
-      <w:r>
-        <w:t xml:space="preserve">    final = nuevo;</w:t>
-      </w:r>
-    </w:p>
-    <w:p>
-      <w:pPr>
-        <w:pStyle w:val="Cdigo"/>
-      </w:pPr>
-      <w:r>
-        <w:t xml:space="preserve">    if (frente == NULL) frente = nuevo;</w:t>
-      </w:r>
-    </w:p>
-    <w:p>
-      <w:pPr>
-        <w:pStyle w:val="Cdigo"/>
-      </w:pPr>
-      <w:r>
-        <w:t>}</w:t>
-      </w:r>
-    </w:p>
-    <w:p>
-      <w:pPr>
-        <w:pStyle w:val="Cdigo"/>
-      </w:pPr>
-    </w:p>
-    <w:p>
-      <w:pPr>
-        <w:pStyle w:val="Cdigo"/>
-      </w:pPr>
-      <w:r>
-        <w:t>int dequeue(NodoCola* &amp;frente, NodoCola* &amp;final) {</w:t>
-      </w:r>
-    </w:p>
-    <w:p>
-      <w:pPr>
-        <w:pStyle w:val="Cdigo"/>
-      </w:pPr>
-      <w:r>
-        <w:t xml:space="preserve">    if (frente == NULL) return -1; // Cola vacía</w:t>
-      </w:r>
-    </w:p>
-    <w:p>
-      <w:pPr>
-        <w:pStyle w:val="Cdigo"/>
-      </w:pPr>
-      <w:r>
-        <w:t xml:space="preserve">    NodoCola* temp = frente;</w:t>
-      </w:r>
-    </w:p>
-    <w:p>
-      <w:pPr>
-        <w:pStyle w:val="Cdigo"/>
-      </w:pPr>
-      <w:r>
-        <w:t xml:space="preserve">    int val = temp-&gt;dato;</w:t>
-      </w:r>
-    </w:p>
-    <w:p>
-      <w:pPr>
-        <w:pStyle w:val="Cdigo"/>
-      </w:pPr>
-      <w:r>
-        <w:t xml:space="preserve">    frente = frente-&gt;siguiente;</w:t>
-      </w:r>
-    </w:p>
-    <w:p>
-      <w:pPr>
-        <w:pStyle w:val="Cdigo"/>
-      </w:pPr>
-      <w:r>
-        <w:t xml:space="preserve">    if (frente == NULL) final = NULL;</w:t>
-      </w:r>
-    </w:p>
-    <w:p>
-      <w:pPr>
-        <w:pStyle w:val="Cdigo"/>
-      </w:pPr>
-      <w:r>
-        <w:t xml:space="preserve">    delete temp;</w:t>
-      </w:r>
-    </w:p>
-    <w:p>
-      <w:pPr>
-        <w:pStyle w:val="Cdigo"/>
-      </w:pPr>
-      <w:r>
-        <w:t xml:space="preserve">    return val;</w:t>
-      </w:r>
-    </w:p>
-    <w:p>
-      <w:pPr>
-        <w:pStyle w:val="Cdigo"/>
-      </w:pPr>
-      <w:r>
-        <w:t>}</w:t>
-      </w:r>
-    </w:p>
-    <w:p/>
-    <w:p>
-      <w:pPr>
-        <w:pStyle w:val="Ttulo3"/>
-      </w:pPr>
-      <w:bookmarkStart w:id="23" w:name="_Toc229235058"/>
-      <w:r>
-        <w:t>4.4 Cola de Prioridad</w:t>
-      </w:r>
-      <w:bookmarkEnd w:id="23"/>
-    </w:p>
-    <w:p>
-      <w:r>
-        <w:t xml:space="preserve">Una extensión importante de la cola clásica es la cola de prioridad. En este tipo de cola, cada elemento tiene asociada una prioridad, y el elemento con mayor prioridad es el primero en ser desencolado, independientemente de su orden de inserción. Cairo </w:t>
-      </w:r>
-      <w:r>
-        <w:lastRenderedPageBreak/>
-        <w:t>y Guardati presentan las colas de prioridad como estructuras esenciales para sistemas operativos (planificación de procesos), algoritmos de caminos mínimos (Dijkstra) y simulaciones de eventos discretos.</w:t>
-      </w:r>
-    </w:p>
-    <w:p>
-      <w:r>
-        <w:t>La cola de prioridad puede implementarse de diversas formas: con una lista ordenada por prioridad (inserción O(n), eliminación O(1)), con un heap binario (ambas operaciones O(log n)) o con otras estructuras avanzadas. Para los propósitos de este proyecto, se utilizará una lista ordenada por promedio (que actúa como prioridad) para implementar el control de inscripciones.</w:t>
-      </w:r>
-    </w:p>
-    <w:p>
-      <w:pPr>
-        <w:pStyle w:val="Ttulo3"/>
-      </w:pPr>
-      <w:bookmarkStart w:id="24" w:name="_Toc229235059"/>
-      <w:r>
-        <w:t>4.5 Cola Doble (Deque)</w:t>
-      </w:r>
-      <w:bookmarkEnd w:id="24"/>
     </w:p>
     <w:p>
       <w:r>
@@ -7668,11 +7576,11 @@
       <w:pPr>
         <w:pStyle w:val="Ttulo3"/>
       </w:pPr>
-      <w:bookmarkStart w:id="25" w:name="_Toc229235060"/>
+      <w:bookmarkStart w:id="23" w:name="_Toc229237091"/>
       <w:r>
         <w:t>4.6 Aplicaciones de las Colas</w:t>
       </w:r>
-      <w:bookmarkEnd w:id="25"/>
+      <w:bookmarkEnd w:id="23"/>
     </w:p>
     <w:p>
       <w:r>
@@ -7711,7 +7619,6 @@
           <w:b/>
           <w:bCs/>
         </w:rPr>
-        <w:lastRenderedPageBreak/>
         <w:t>Buffers de E/S:</w:t>
       </w:r>
       <w:r>
@@ -7769,6 +7676,7 @@
           <w:b/>
           <w:bCs/>
         </w:rPr>
+        <w:lastRenderedPageBreak/>
         <w:t>Algoritmos de búsqueda en anchura (BFS):</w:t>
       </w:r>
       <w:r>
@@ -7799,49 +7707,1833 @@
       <w:pPr>
         <w:pStyle w:val="Ttulo2"/>
       </w:pPr>
-      <w:bookmarkStart w:id="26" w:name="_Toc229235061"/>
+      <w:bookmarkStart w:id="24" w:name="_Toc229237092"/>
       <w:r>
         <w:t xml:space="preserve">5. </w:t>
       </w:r>
-      <w:r>
-        <w:t xml:space="preserve">Métodos </w:t>
-      </w:r>
-      <w:r>
-        <w:t>d</w:t>
-      </w:r>
-      <w:r>
-        <w:t xml:space="preserve">e Búsqueda </w:t>
-      </w:r>
-      <w:r>
-        <w:t>y</w:t>
-      </w:r>
-      <w:r>
-        <w:t xml:space="preserve"> Ordenamiento</w:t>
+      <w:bookmarkEnd w:id="24"/>
+      <w:r>
+        <w:t>Métodos de Búsqueda y Ordenamiento</w:t>
+      </w:r>
+    </w:p>
+    <w:p>
+      <w:r>
+        <w:t>Los métodos de búsqueda y ordenamiento son fundamentales en la informática y en las estructuras de datos, ya que permiten organizar y localizar información de manera eficiente. Estos algoritmos son utilizados en sistemas operativos, bases de datos, motores de búsqueda y aplicaciones cotidianas donde es necesario manipular grandes cantidades de datos. La eficiencia de un algoritmo de búsqueda u ordenamiento influye directamente en el rendimiento de los programas, especialmente cuando se trabaja con grandes volúmenes de información.</w:t>
+      </w:r>
+    </w:p>
+    <w:p/>
+    <w:p>
+      <w:pPr>
+        <w:pStyle w:val="Ttulo3"/>
+      </w:pPr>
+      <w:r>
+        <w:t>5.1</w:t>
+      </w:r>
+      <w:r>
+        <w:t xml:space="preserve"> Búsqueda Secuencial</w:t>
+      </w:r>
+    </w:p>
+    <w:p>
+      <w:r>
+        <w:t>La búsqueda secuencial, también conocida como búsqueda lineal, es uno de los métodos más simples para localizar un elemento dentro de una colección de datos. Consiste en recorrer los elementos uno por uno, comparando cada valor con el elemento que se desea encontrar, hasta localizarlo o llegar al final de la estructura.</w:t>
+      </w:r>
+    </w:p>
+    <w:p>
+      <w:r>
+        <w:t>Este método puede aplicarse tanto en arreglos ordenados como desordenados, aunque su rendimiento no es el más eficiente cuando se manejan grandes cantidades de datos. Su principal ventaja es la facilidad de implementación y el hecho de que no requiere que los datos estén organizados previamente.</w:t>
+      </w:r>
+    </w:p>
+    <w:p>
+      <w:r>
+        <w:t>El procedimiento general de la búsqueda secuencial es el siguiente:</w:t>
+      </w:r>
+    </w:p>
+    <w:p>
+      <w:pPr>
+        <w:pStyle w:val="Prrafodelista"/>
+        <w:numPr>
+          <w:ilvl w:val="0"/>
+          <w:numId w:val="15"/>
+        </w:numPr>
+      </w:pPr>
+      <w:r>
+        <w:t>Iniciar desde el primer elemento de la lista.</w:t>
+      </w:r>
+    </w:p>
+    <w:p>
+      <w:pPr>
+        <w:pStyle w:val="Prrafodelista"/>
+        <w:numPr>
+          <w:ilvl w:val="0"/>
+          <w:numId w:val="15"/>
+        </w:numPr>
+      </w:pPr>
+      <w:r>
+        <w:t>Comparar el elemento actual con el valor buscado.</w:t>
+      </w:r>
+    </w:p>
+    <w:p>
+      <w:pPr>
+        <w:pStyle w:val="Prrafodelista"/>
+        <w:numPr>
+          <w:ilvl w:val="0"/>
+          <w:numId w:val="15"/>
+        </w:numPr>
+      </w:pPr>
+      <w:r>
+        <w:lastRenderedPageBreak/>
+        <w:t>Si coinciden, finalizar la búsqueda.</w:t>
+      </w:r>
+    </w:p>
+    <w:p>
+      <w:pPr>
+        <w:pStyle w:val="Prrafodelista"/>
+        <w:numPr>
+          <w:ilvl w:val="0"/>
+          <w:numId w:val="15"/>
+        </w:numPr>
+      </w:pPr>
+      <w:r>
+        <w:t>Si no coinciden, avanzar al siguiente elemento.</w:t>
+      </w:r>
+    </w:p>
+    <w:p>
+      <w:pPr>
+        <w:pStyle w:val="Prrafodelista"/>
+        <w:numPr>
+          <w:ilvl w:val="0"/>
+          <w:numId w:val="15"/>
+        </w:numPr>
+      </w:pPr>
+      <w:r>
+        <w:t>Repetir el proceso hasta encontrar el elemento o terminar la lista.</w:t>
+      </w:r>
+    </w:p>
+    <w:p/>
+    <w:p>
+      <w:r>
+        <w:t>La complejidad temporal de este algoritmo en el peor de los casos es:</w:t>
+      </w:r>
+    </w:p>
+    <w:p>
+      <w:pPr>
+        <w:jc w:val="center"/>
+        <w:rPr>
+          <w:b/>
+          <w:bCs/>
+        </w:rPr>
+      </w:pPr>
+      <w:r>
+        <w:rPr>
+          <w:b/>
+          <w:bCs/>
+        </w:rPr>
+        <w:t>O(n)</w:t>
+      </w:r>
+    </w:p>
+    <w:p>
+      <w:r>
+        <w:t>Esto significa que el tiempo de ejecución aumenta proporcionalmente con la cantidad de elementos existentes.</w:t>
+      </w:r>
+    </w:p>
+    <w:p>
+      <w:pPr>
+        <w:pStyle w:val="Prrafodelista"/>
+        <w:numPr>
+          <w:ilvl w:val="0"/>
+          <w:numId w:val="16"/>
+        </w:numPr>
+      </w:pPr>
+      <w:r>
+        <w:t>Entre las ventajas de la búsqueda secuencial destacan:</w:t>
+      </w:r>
+    </w:p>
+    <w:p>
+      <w:pPr>
+        <w:pStyle w:val="Prrafodelista"/>
+        <w:numPr>
+          <w:ilvl w:val="0"/>
+          <w:numId w:val="16"/>
+        </w:numPr>
+      </w:pPr>
+      <w:r>
+        <w:t>Fácil implementación.</w:t>
+      </w:r>
+    </w:p>
+    <w:p>
+      <w:pPr>
+        <w:pStyle w:val="Prrafodelista"/>
+        <w:numPr>
+          <w:ilvl w:val="0"/>
+          <w:numId w:val="16"/>
+        </w:numPr>
+      </w:pPr>
+      <w:r>
+        <w:t>No requiere estructuras ordenadas.</w:t>
+      </w:r>
+    </w:p>
+    <w:p>
+      <w:pPr>
+        <w:pStyle w:val="Prrafodelista"/>
+        <w:numPr>
+          <w:ilvl w:val="0"/>
+          <w:numId w:val="16"/>
+        </w:numPr>
+      </w:pPr>
+      <w:r>
+        <w:t>Funciona en listas pequeñas o desordenadas.</w:t>
+      </w:r>
+    </w:p>
+    <w:p>
+      <w:r>
+        <w:t>Sin embargo, también presenta desventajas importantes:</w:t>
+      </w:r>
+    </w:p>
+    <w:p>
+      <w:pPr>
+        <w:pStyle w:val="Prrafodelista"/>
+        <w:numPr>
+          <w:ilvl w:val="0"/>
+          <w:numId w:val="16"/>
+        </w:numPr>
+      </w:pPr>
+      <w:r>
+        <w:t>Baja eficiencia en listas grandes.</w:t>
+      </w:r>
+    </w:p>
+    <w:p>
+      <w:pPr>
+        <w:pStyle w:val="Prrafodelista"/>
+        <w:numPr>
+          <w:ilvl w:val="0"/>
+          <w:numId w:val="16"/>
+        </w:numPr>
+      </w:pPr>
+      <w:r>
+        <w:t>Requiere revisar múltiples elementos.</w:t>
+      </w:r>
+    </w:p>
+    <w:p>
+      <w:pPr>
+        <w:pStyle w:val="Prrafodelista"/>
+        <w:numPr>
+          <w:ilvl w:val="0"/>
+          <w:numId w:val="16"/>
+        </w:numPr>
+      </w:pPr>
+      <w:r>
+        <w:t>Consume más tiempo comparado con métodos más avanzados como la búsqueda binaria.</w:t>
+      </w:r>
+    </w:p>
+    <w:p>
+      <w:pPr>
+        <w:pStyle w:val="Ttulo3"/>
+      </w:pPr>
+      <w:r>
+        <w:t>5.</w:t>
+      </w:r>
+      <w:r>
+        <w:t>2</w:t>
+      </w:r>
+      <w:r>
+        <w:t xml:space="preserve"> Algoritmos Divide y Vencerás</w:t>
+      </w:r>
+    </w:p>
+    <w:p>
+      <w:r>
+        <w:t>El paradigma de Divide y Vencerás es una de las técnicas más utilizadas en el diseño de algoritmos. Su idea principal es dividir un problema complejo en subproblemas más pequeños y manejables, resolver cada uno de ellos de forma recursiva y finalmente combinar las soluciones parciales para obtener el resultado final. Históricamente, su importancia radica en que muchos de los algoritmos más rápidos conocidos para problemas clásicos, como el ordenamiento, la búsqueda y la multiplicación de matrices, utilizan este enfoque.</w:t>
+      </w:r>
+    </w:p>
+    <w:p/>
+    <w:p>
+      <w:pPr>
+        <w:pStyle w:val="Ttulo3"/>
+      </w:pPr>
+      <w:bookmarkStart w:id="25" w:name="_Toc229237093"/>
+      <w:r>
+        <w:lastRenderedPageBreak/>
+        <w:t>5</w:t>
+      </w:r>
+      <w:r>
+        <w:t>.</w:t>
+      </w:r>
+      <w:r>
+        <w:t>2.1</w:t>
+      </w:r>
+      <w:r>
+        <w:t xml:space="preserve"> Características principales</w:t>
+      </w:r>
+      <w:bookmarkEnd w:id="25"/>
+    </w:p>
+    <w:p>
+      <w:r>
+        <w:t xml:space="preserve">Todo algoritmo basado en Divide y Vencerás comparte tres características fundamentales. La primera es la descomposición recursiva: el problema se divide en subproblemas del mismo </w:t>
+      </w:r>
+      <w:proofErr w:type="gramStart"/>
+      <w:r>
+        <w:t>tipo</w:t>
+      </w:r>
+      <w:proofErr w:type="gramEnd"/>
+      <w:r>
+        <w:t xml:space="preserve"> pero de menor tamaño, y cada subproblema se resuelve aplicando el mismo proceso. La segunda es el caso base: la recursión se detiene cuando el subproblema es tan pequeño que puede resolverse directamente sin necesidad de seguir dividiendo, por </w:t>
+      </w:r>
+      <w:proofErr w:type="gramStart"/>
+      <w:r>
+        <w:t>ejemplo</w:t>
+      </w:r>
+      <w:proofErr w:type="gramEnd"/>
+      <w:r>
+        <w:t xml:space="preserve"> un arreglo de un solo elemento ya está ordenado por definición. La tercera es la combinación de soluciones: una vez que los subproblemas han sido resueltos, sus resultados se integran para construir la solución del problema original.</w:t>
+      </w:r>
+    </w:p>
+    <w:p/>
+    <w:p>
+      <w:pPr>
+        <w:pStyle w:val="Ttulo3"/>
+      </w:pPr>
+      <w:bookmarkStart w:id="26" w:name="_Toc229237094"/>
+      <w:r>
+        <w:t>5</w:t>
+      </w:r>
+      <w:r>
+        <w:t>.2</w:t>
+      </w:r>
+      <w:r>
+        <w:t>.2</w:t>
+      </w:r>
+      <w:r>
+        <w:t xml:space="preserve"> Ventajas y desventajas</w:t>
       </w:r>
       <w:bookmarkEnd w:id="26"/>
     </w:p>
     <w:p>
       <w:r>
-        <w:t>El manejo eficiente de la información dentro de las estructuras de datos requiere la implementación de métodos de búsqueda y ordenamiento. La búsqueda permite localizar elementos específicos dentro de una estructura, mientras que el ordenamiento facilita la organización de los datos para mejorar el acceso y la interpretación de la información.</w:t>
-      </w:r>
-    </w:p>
-    <w:p>
-      <w:r>
-        <w:t xml:space="preserve">Entre los métodos de búsqueda más utilizados se encuentra la búsqueda secuencial, que consiste en recorrer cada elemento de la estructura hasta encontrar el valor deseado. Este método es sencillo de implementar y no requiere que los datos estén ordenados, aunque puede resultar ineficiente en estructuras grandes. Por otro lado, la búsqueda binaria representa una alternativa más eficiente, ya que reduce significativamente el número de comparaciones necesarias al dividir el conjunto de </w:t>
+        <w:t>Entre las principales ventajas de este paradigma destacan que produce soluciones elegantes y fáciles de entender, que los subproblemas son independientes entre sí lo que permite su ejecución en paralelo (paralelización natural), y que es especialmente eficiente para problemas de gran tamaño y complejidad. Sin embargo, también tiene desventajas: consume más memoria que los algoritmos iterativos debido al uso de la pila de llamadas recursivas, puede presentar dificultades a la hora de combinar los subproblemas si esta etapa es costosa, y resulta poco eficiente cuando el conjunto de datos es pequeño, ya que la sobrecarga de la recursión supera el beneficio de dividir el problema.</w:t>
+      </w:r>
+    </w:p>
+    <w:p/>
+    <w:p>
+      <w:pPr>
+        <w:pStyle w:val="Ttulo3"/>
+      </w:pPr>
+      <w:bookmarkStart w:id="27" w:name="_Toc229237095"/>
+      <w:r>
+        <w:t>5</w:t>
+      </w:r>
+      <w:r>
+        <w:t>.</w:t>
+      </w:r>
+      <w:r>
+        <w:t>2.</w:t>
+      </w:r>
+      <w:r>
+        <w:t>3</w:t>
+      </w:r>
+      <w:r>
+        <w:t xml:space="preserve"> Búsqueda Binaria</w:t>
+      </w:r>
+      <w:bookmarkEnd w:id="27"/>
+    </w:p>
+    <w:p>
+      <w:r>
+        <w:t xml:space="preserve">La Búsqueda Binaria es el método de búsqueda más eficiente que existe para colecciones ordenadas. Aplica Divide y Vencerás de la siguiente manera: primero divide el arreglo tomando el elemento central como punto de referencia; luego vence decidiendo en cuál de las dos mitades puede encontrarse el elemento buscado y descartando completamente la otra; y no requiere una etapa de combinación, porque </w:t>
       </w:r>
       <w:r>
         <w:lastRenderedPageBreak/>
-        <w:t>datos en mitades. Sin embargo, este método requiere que los elementos estén previamente ordenados.</w:t>
-      </w:r>
-    </w:p>
-    <w:p>
-      <w:r>
-        <w:t>En cuanto a los métodos de ordenamiento, existen diversas técnicas que permiten organizar los datos de acuerdo con un criterio específico, como la matrícula en el caso de este proyecto. Entre los algoritmos más comunes se encuentran el ordenamiento por burbuja, por inserción y por selección. No obstante, en estructuras dinámicas como las listas enlazadas, es frecuente utilizar inserciones ordenadas, lo que permite mantener la estructura organizada desde el momento en que se agregan nuevos elementos.</w:t>
-      </w:r>
-    </w:p>
-    <w:p>
-      <w:r>
-        <w:t>La correcta aplicación de estos métodos garantiza un sistema más eficiente, ya que facilita la localización de datos y mejora el rendimiento general del programa. En el contexto del proyecto, estas técnicas son esenciales para cumplir con los requerimientos de ordenamiento y búsqueda de alumnos dentro del sistema.</w:t>
+        <w:t>la respuesta se obtiene en el momento en que se encuentra el elemento o se determina que no existe.</w:t>
+      </w:r>
+    </w:p>
+    <w:p>
+      <w:r>
+        <w:t xml:space="preserve">Cada vez que se realiza una comparación se elimina la mitad de los elementos restantes, lo cual hace que el número de pasos necesarios crezca de forma logarítmica respecto al tamaño del arreglo. Por esta razón su complejidad temporal es </w:t>
+      </w:r>
+      <w:proofErr w:type="gramStart"/>
+      <w:r>
+        <w:t>O(</w:t>
+      </w:r>
+      <w:proofErr w:type="gramEnd"/>
+      <w:r>
+        <w:t>log n) tanto en el mejor como en el peor caso, lo que la convierte en un algoritmo sumamente eficiente incluso para colecciones muy grandes</w:t>
+      </w:r>
+      <w:r>
+        <w:t>.</w:t>
+      </w:r>
+    </w:p>
+    <w:p>
+      <w:pPr>
+        <w:jc w:val="center"/>
+      </w:pPr>
+      <w:r>
+        <w:rPr>
+          <w:noProof/>
+        </w:rPr>
+        <w:drawing>
+          <wp:inline distT="0" distB="0" distL="0" distR="0" wp14:anchorId="17918DBC" wp14:editId="45F72E80">
+            <wp:extent cx="2977117" cy="2977117"/>
+            <wp:effectExtent l="0" t="0" r="0" b="0"/>
+            <wp:docPr id="1942368764" name="Imagen 2"/>
+            <wp:cNvGraphicFramePr>
+              <a:graphicFrameLocks xmlns:a="http://schemas.openxmlformats.org/drawingml/2006/main" noChangeAspect="1"/>
+            </wp:cNvGraphicFramePr>
+            <a:graphic xmlns:a="http://schemas.openxmlformats.org/drawingml/2006/main">
+              <a:graphicData uri="http://schemas.openxmlformats.org/drawingml/2006/picture">
+                <pic:pic xmlns:pic="http://schemas.openxmlformats.org/drawingml/2006/picture">
+                  <pic:nvPicPr>
+                    <pic:cNvPr id="0" name="Picture 2"/>
+                    <pic:cNvPicPr>
+                      <a:picLocks noChangeAspect="1" noChangeArrowheads="1"/>
+                    </pic:cNvPicPr>
+                  </pic:nvPicPr>
+                  <pic:blipFill>
+                    <a:blip r:embed="rId23">
+                      <a:extLst>
+                        <a:ext uri="{28A0092B-C50C-407E-A947-70E740481C1C}">
+                          <a14:useLocalDpi xmlns:a14="http://schemas.microsoft.com/office/drawing/2010/main" val="0"/>
+                        </a:ext>
+                      </a:extLst>
+                    </a:blip>
+                    <a:srcRect/>
+                    <a:stretch>
+                      <a:fillRect/>
+                    </a:stretch>
+                  </pic:blipFill>
+                  <pic:spPr bwMode="auto">
+                    <a:xfrm>
+                      <a:off x="0" y="0"/>
+                      <a:ext cx="2982098" cy="2982098"/>
+                    </a:xfrm>
+                    <a:prstGeom prst="rect">
+                      <a:avLst/>
+                    </a:prstGeom>
+                    <a:noFill/>
+                  </pic:spPr>
+                </pic:pic>
+              </a:graphicData>
+            </a:graphic>
+          </wp:inline>
+        </w:drawing>
+      </w:r>
+    </w:p>
+    <w:p>
+      <w:pPr>
+        <w:pStyle w:val="Ttulo3"/>
+      </w:pPr>
+      <w:bookmarkStart w:id="28" w:name="_Toc229237096"/>
+      <w:r>
+        <w:t>5.</w:t>
+      </w:r>
+      <w:r>
+        <w:t>2.</w:t>
+      </w:r>
+      <w:r>
+        <w:t>4</w:t>
+      </w:r>
+      <w:r>
+        <w:t xml:space="preserve"> Merge Sort</w:t>
+      </w:r>
+      <w:bookmarkEnd w:id="28"/>
+      <w:r>
+        <w:t xml:space="preserve"> </w:t>
+      </w:r>
+    </w:p>
+    <w:p>
+      <w:r>
+        <w:t>Merge Sort es uno de los algoritmos de ordenamiento más eficientes y confiables. Su funcionamiento se divide en tres etapas claramente definidas: primero divide el arreglo en dos mitades aproximadamente iguales; luego vence ordenando recursivamente cada mitad, aplicándose a sí mismo hasta llegar a subarreglos de un solo elemento, que por definición ya están ordenados; y finalmente combina las dos mitades ya ordenadas en un único arreglo ordenado, comparando los elementos del frente de cada mitad y eligiendo siempre el menor.</w:t>
+      </w:r>
+    </w:p>
+    <w:p>
+      <w:r>
+        <w:t xml:space="preserve">La etapa de combinación, llamada mezcla o merge, es la parte más importante del algoritmo. Su complejidad temporal es </w:t>
+      </w:r>
+      <w:proofErr w:type="gramStart"/>
+      <w:r>
+        <w:t>O(</w:t>
+      </w:r>
+      <w:proofErr w:type="gramEnd"/>
+      <w:r>
+        <w:t xml:space="preserve">n log n) en todos los casos, lo que lo hace </w:t>
+      </w:r>
+      <w:r>
+        <w:lastRenderedPageBreak/>
+        <w:t>muy predecible y confiable. A diferencia de Quick Sort, Merge Sort siempre garantiza este rendimiento sin importar cómo estén distribuidos los datos inicialmente.</w:t>
+      </w:r>
+    </w:p>
+    <w:p>
+      <w:pPr>
+        <w:pStyle w:val="Cdigo"/>
+      </w:pPr>
+    </w:p>
+    <w:p>
+      <w:pPr>
+        <w:pStyle w:val="Cdigo"/>
+      </w:pPr>
+      <w:r>
+        <w:t xml:space="preserve">  Arreglo inicial: [ 7 | 3 | 1 | 8 | </w:t>
+      </w:r>
+      <w:proofErr w:type="gramStart"/>
+      <w:r>
+        <w:t>2 ]</w:t>
+      </w:r>
+      <w:proofErr w:type="gramEnd"/>
+    </w:p>
+    <w:p>
+      <w:pPr>
+        <w:pStyle w:val="Cdigo"/>
+      </w:pPr>
+    </w:p>
+    <w:p>
+      <w:pPr>
+        <w:pStyle w:val="Cdigo"/>
+      </w:pPr>
+      <w:r>
+        <w:t xml:space="preserve">  DIVIDIR:</w:t>
+      </w:r>
+    </w:p>
+    <w:p>
+      <w:pPr>
+        <w:pStyle w:val="Cdigo"/>
+      </w:pPr>
+      <w:r>
+        <w:t xml:space="preserve">        [ 7, </w:t>
+      </w:r>
+      <w:proofErr w:type="gramStart"/>
+      <w:r>
+        <w:t>3 ]</w:t>
+      </w:r>
+      <w:proofErr w:type="gramEnd"/>
+      <w:r>
+        <w:t xml:space="preserve">           </w:t>
+      </w:r>
+      <w:proofErr w:type="gramStart"/>
+      <w:r>
+        <w:t xml:space="preserve">   [</w:t>
+      </w:r>
+      <w:proofErr w:type="gramEnd"/>
+      <w:r>
+        <w:t xml:space="preserve"> 1, 8, </w:t>
+      </w:r>
+      <w:proofErr w:type="gramStart"/>
+      <w:r>
+        <w:t>2 ]</w:t>
+      </w:r>
+      <w:proofErr w:type="gramEnd"/>
+    </w:p>
+    <w:p>
+      <w:pPr>
+        <w:pStyle w:val="Cdigo"/>
+      </w:pPr>
+      <w:r>
+        <w:t xml:space="preserve">       [ </w:t>
+      </w:r>
+      <w:proofErr w:type="gramStart"/>
+      <w:r>
+        <w:t>7 ]</w:t>
+      </w:r>
+      <w:proofErr w:type="gramEnd"/>
+      <w:r>
+        <w:t xml:space="preserve">  [ </w:t>
+      </w:r>
+      <w:proofErr w:type="gramStart"/>
+      <w:r>
+        <w:t>3 ]</w:t>
+      </w:r>
+      <w:proofErr w:type="gramEnd"/>
+      <w:r>
+        <w:t xml:space="preserve">      </w:t>
+      </w:r>
+      <w:proofErr w:type="gramStart"/>
+      <w:r>
+        <w:t xml:space="preserve">   [</w:t>
+      </w:r>
+      <w:proofErr w:type="gramEnd"/>
+      <w:r>
+        <w:t xml:space="preserve"> </w:t>
+      </w:r>
+      <w:proofErr w:type="gramStart"/>
+      <w:r>
+        <w:t>1 ]</w:t>
+      </w:r>
+      <w:proofErr w:type="gramEnd"/>
+      <w:r>
+        <w:t xml:space="preserve">  [ 8, </w:t>
+      </w:r>
+      <w:proofErr w:type="gramStart"/>
+      <w:r>
+        <w:t>2 ]</w:t>
+      </w:r>
+      <w:proofErr w:type="gramEnd"/>
+    </w:p>
+    <w:p>
+      <w:pPr>
+        <w:pStyle w:val="Cdigo"/>
+      </w:pPr>
+      <w:r>
+        <w:t xml:space="preserve">                                  [ </w:t>
+      </w:r>
+      <w:proofErr w:type="gramStart"/>
+      <w:r>
+        <w:t>8 ]</w:t>
+      </w:r>
+      <w:proofErr w:type="gramEnd"/>
+      <w:r>
+        <w:t xml:space="preserve"> [ </w:t>
+      </w:r>
+      <w:proofErr w:type="gramStart"/>
+      <w:r>
+        <w:t>2 ]</w:t>
+      </w:r>
+      <w:proofErr w:type="gramEnd"/>
+    </w:p>
+    <w:p>
+      <w:pPr>
+        <w:pStyle w:val="Cdigo"/>
+      </w:pPr>
+    </w:p>
+    <w:p>
+      <w:pPr>
+        <w:pStyle w:val="Cdigo"/>
+      </w:pPr>
+      <w:r>
+        <w:t xml:space="preserve">  COMBINAR (mezclar en orden):</w:t>
+      </w:r>
+    </w:p>
+    <w:p>
+      <w:pPr>
+        <w:pStyle w:val="Cdigo"/>
+      </w:pPr>
+      <w:r>
+        <w:t xml:space="preserve">       [ 3, </w:t>
+      </w:r>
+      <w:proofErr w:type="gramStart"/>
+      <w:r>
+        <w:t>7 ]</w:t>
+      </w:r>
+      <w:proofErr w:type="gramEnd"/>
+      <w:r>
+        <w:t xml:space="preserve">           </w:t>
+      </w:r>
+      <w:proofErr w:type="gramStart"/>
+      <w:r>
+        <w:t xml:space="preserve">   [</w:t>
+      </w:r>
+      <w:proofErr w:type="gramEnd"/>
+      <w:r>
+        <w:t xml:space="preserve"> 1, 2, </w:t>
+      </w:r>
+      <w:proofErr w:type="gramStart"/>
+      <w:r>
+        <w:t>8 ]</w:t>
+      </w:r>
+      <w:proofErr w:type="gramEnd"/>
+    </w:p>
+    <w:p>
+      <w:pPr>
+        <w:pStyle w:val="Cdigo"/>
+      </w:pPr>
+      <w:r>
+        <w:t xml:space="preserve">              [ 1, 2, 3, 7, </w:t>
+      </w:r>
+      <w:proofErr w:type="gramStart"/>
+      <w:r>
+        <w:t>8 ]</w:t>
+      </w:r>
+      <w:proofErr w:type="gramEnd"/>
+      <w:r>
+        <w:t xml:space="preserve">  </w:t>
+      </w:r>
+      <w:r>
+        <w:rPr>
+          <w:rFonts w:ascii="Segoe UI Symbol" w:hAnsi="Segoe UI Symbol" w:cs="Segoe UI Symbol"/>
+        </w:rPr>
+        <w:t>✓</w:t>
+      </w:r>
+    </w:p>
+    <w:p>
+      <w:pPr>
+        <w:pStyle w:val="Cdigo"/>
+      </w:pPr>
+    </w:p>
+    <w:p>
+      <w:pPr>
+        <w:pStyle w:val="Cdigo"/>
+      </w:pPr>
+      <w:r>
+        <w:t xml:space="preserve">void </w:t>
+      </w:r>
+      <w:proofErr w:type="gramStart"/>
+      <w:r>
+        <w:t>merge(</w:t>
+      </w:r>
+      <w:proofErr w:type="gramEnd"/>
+      <w:r>
+        <w:t xml:space="preserve">int </w:t>
+      </w:r>
+      <w:proofErr w:type="gramStart"/>
+      <w:r>
+        <w:t>arr[</w:t>
+      </w:r>
+      <w:proofErr w:type="gramEnd"/>
+      <w:r>
+        <w:t>], int izq, int mid, int der) {</w:t>
+      </w:r>
+    </w:p>
+    <w:p>
+      <w:pPr>
+        <w:pStyle w:val="Cdigo"/>
+      </w:pPr>
+      <w:r>
+        <w:t xml:space="preserve">    int n1 = mid - izq + 1, n2 = der - mid;</w:t>
+      </w:r>
+    </w:p>
+    <w:p>
+      <w:pPr>
+        <w:pStyle w:val="Cdigo"/>
+      </w:pPr>
+      <w:r>
+        <w:t xml:space="preserve">    int* L = new int[n1]; int* R = new int[n2];</w:t>
+      </w:r>
+    </w:p>
+    <w:p>
+      <w:pPr>
+        <w:pStyle w:val="Cdigo"/>
+      </w:pPr>
+      <w:r>
+        <w:t xml:space="preserve">    for (int i=0; i&lt;n1; i++) L[i] = arr[izq+i];</w:t>
+      </w:r>
+    </w:p>
+    <w:p>
+      <w:pPr>
+        <w:pStyle w:val="Cdigo"/>
+      </w:pPr>
+      <w:r>
+        <w:t xml:space="preserve">    for (int j=0; j&lt;n2; j++) R[j] = arr[mid+1+j];</w:t>
+      </w:r>
+    </w:p>
+    <w:p>
+      <w:pPr>
+        <w:pStyle w:val="Cdigo"/>
+      </w:pPr>
+      <w:r>
+        <w:t xml:space="preserve">    int i=0, j=0, k=izq;</w:t>
+      </w:r>
+    </w:p>
+    <w:p>
+      <w:pPr>
+        <w:pStyle w:val="Cdigo"/>
+      </w:pPr>
+      <w:r>
+        <w:t xml:space="preserve">    while (i&lt;n1 &amp;&amp; j&lt;n2)</w:t>
+      </w:r>
+    </w:p>
+    <w:p>
+      <w:pPr>
+        <w:pStyle w:val="Cdigo"/>
+      </w:pPr>
+      <w:r>
+        <w:t xml:space="preserve">        arr[k++] = (L[i]&lt;=R[j]</w:t>
+      </w:r>
+      <w:proofErr w:type="gramStart"/>
+      <w:r>
+        <w:t>) ?</w:t>
+      </w:r>
+      <w:proofErr w:type="gramEnd"/>
+      <w:r>
+        <w:t xml:space="preserve"> L[i++</w:t>
+      </w:r>
+      <w:proofErr w:type="gramStart"/>
+      <w:r>
+        <w:t>] :</w:t>
+      </w:r>
+      <w:proofErr w:type="gramEnd"/>
+      <w:r>
+        <w:t xml:space="preserve"> R[j++];</w:t>
+      </w:r>
+    </w:p>
+    <w:p>
+      <w:pPr>
+        <w:pStyle w:val="Cdigo"/>
+      </w:pPr>
+      <w:r>
+        <w:t xml:space="preserve">    while (i&lt;n1) arr[k++] = L[i++];</w:t>
+      </w:r>
+    </w:p>
+    <w:p>
+      <w:pPr>
+        <w:pStyle w:val="Cdigo"/>
+      </w:pPr>
+      <w:r>
+        <w:t xml:space="preserve">    while (j&lt;n2) arr[k++] = R[j++];</w:t>
+      </w:r>
+    </w:p>
+    <w:p>
+      <w:pPr>
+        <w:pStyle w:val="Cdigo"/>
+      </w:pPr>
+      <w:r>
+        <w:t xml:space="preserve">    </w:t>
+      </w:r>
+      <w:proofErr w:type="gramStart"/>
+      <w:r>
+        <w:t>delete[</w:t>
+      </w:r>
+      <w:proofErr w:type="gramEnd"/>
+      <w:r>
+        <w:t xml:space="preserve">] L; </w:t>
+      </w:r>
+      <w:proofErr w:type="gramStart"/>
+      <w:r>
+        <w:t>delete[</w:t>
+      </w:r>
+      <w:proofErr w:type="gramEnd"/>
+      <w:r>
+        <w:t>] R;</w:t>
+      </w:r>
+    </w:p>
+    <w:p>
+      <w:pPr>
+        <w:pStyle w:val="Cdigo"/>
+      </w:pPr>
+      <w:r>
+        <w:t>}</w:t>
+      </w:r>
+    </w:p>
+    <w:p>
+      <w:pPr>
+        <w:pStyle w:val="Cdigo"/>
+      </w:pPr>
+    </w:p>
+    <w:p>
+      <w:pPr>
+        <w:pStyle w:val="Cdigo"/>
+      </w:pPr>
+      <w:r>
+        <w:t xml:space="preserve">void </w:t>
+      </w:r>
+      <w:proofErr w:type="gramStart"/>
+      <w:r>
+        <w:t>mergeSort(</w:t>
+      </w:r>
+      <w:proofErr w:type="gramEnd"/>
+      <w:r>
+        <w:t xml:space="preserve">int </w:t>
+      </w:r>
+      <w:proofErr w:type="gramStart"/>
+      <w:r>
+        <w:t>arr[</w:t>
+      </w:r>
+      <w:proofErr w:type="gramEnd"/>
+      <w:r>
+        <w:t>], int izq, int der) {</w:t>
+      </w:r>
+    </w:p>
+    <w:p>
+      <w:pPr>
+        <w:pStyle w:val="Cdigo"/>
+      </w:pPr>
+      <w:r>
+        <w:t xml:space="preserve">    if (izq &lt; der) {</w:t>
+      </w:r>
+    </w:p>
+    <w:p>
+      <w:pPr>
+        <w:pStyle w:val="Cdigo"/>
+      </w:pPr>
+      <w:r>
+        <w:t xml:space="preserve">        int mid = izq + (der - izq) / 2;</w:t>
+      </w:r>
+    </w:p>
+    <w:p>
+      <w:pPr>
+        <w:pStyle w:val="Cdigo"/>
+      </w:pPr>
+      <w:r>
+        <w:lastRenderedPageBreak/>
+        <w:t xml:space="preserve">        </w:t>
+      </w:r>
+      <w:proofErr w:type="gramStart"/>
+      <w:r>
+        <w:t>mergeSort(</w:t>
+      </w:r>
+      <w:proofErr w:type="gramEnd"/>
+      <w:r>
+        <w:t>arr, izq, mid</w:t>
+      </w:r>
+      <w:proofErr w:type="gramStart"/>
+      <w:r>
+        <w:t xml:space="preserve">);   </w:t>
+      </w:r>
+      <w:proofErr w:type="gramEnd"/>
+      <w:r>
+        <w:t xml:space="preserve">   // Ordena mitad izquierda</w:t>
+      </w:r>
+    </w:p>
+    <w:p>
+      <w:pPr>
+        <w:pStyle w:val="Cdigo"/>
+      </w:pPr>
+      <w:r>
+        <w:t xml:space="preserve">        </w:t>
+      </w:r>
+      <w:proofErr w:type="gramStart"/>
+      <w:r>
+        <w:t>mergeSort(</w:t>
+      </w:r>
+      <w:proofErr w:type="gramEnd"/>
+      <w:r>
+        <w:t>arr, mid+1, der</w:t>
+      </w:r>
+      <w:proofErr w:type="gramStart"/>
+      <w:r>
+        <w:t xml:space="preserve">);   </w:t>
+      </w:r>
+      <w:proofErr w:type="gramEnd"/>
+      <w:r>
+        <w:t xml:space="preserve"> // Ordena mitad derecha</w:t>
+      </w:r>
+    </w:p>
+    <w:p>
+      <w:pPr>
+        <w:pStyle w:val="Cdigo"/>
+      </w:pPr>
+      <w:r>
+        <w:t xml:space="preserve">        </w:t>
+      </w:r>
+      <w:proofErr w:type="gramStart"/>
+      <w:r>
+        <w:t>merge(</w:t>
+      </w:r>
+      <w:proofErr w:type="gramEnd"/>
+      <w:r>
+        <w:t>arr, izq, mid, der</w:t>
+      </w:r>
+      <w:proofErr w:type="gramStart"/>
+      <w:r>
+        <w:t xml:space="preserve">);   </w:t>
+      </w:r>
+      <w:proofErr w:type="gramEnd"/>
+      <w:r>
+        <w:t xml:space="preserve">  // Combina ambas mitades</w:t>
+      </w:r>
+    </w:p>
+    <w:p>
+      <w:pPr>
+        <w:pStyle w:val="Cdigo"/>
+      </w:pPr>
+      <w:r>
+        <w:t xml:space="preserve">    }</w:t>
+      </w:r>
+    </w:p>
+    <w:p>
+      <w:pPr>
+        <w:pStyle w:val="Cdigo"/>
+      </w:pPr>
+      <w:r>
+        <w:t>}</w:t>
+      </w:r>
+    </w:p>
+    <w:p/>
+    <w:p>
+      <w:pPr>
+        <w:pStyle w:val="Ttulo3"/>
+      </w:pPr>
+      <w:bookmarkStart w:id="29" w:name="_Toc229237097"/>
+      <w:r>
+        <w:t>5.</w:t>
+      </w:r>
+      <w:r>
+        <w:t>2.</w:t>
+      </w:r>
+      <w:r>
+        <w:t>5</w:t>
+      </w:r>
+      <w:r>
+        <w:t xml:space="preserve"> Quick Sort (Ordenamiento Rápido)</w:t>
+      </w:r>
+      <w:bookmarkEnd w:id="29"/>
+    </w:p>
+    <w:p>
+      <w:r>
+        <w:t>Quick Sort es considerado en la práctica el algoritmo de ordenamiento más rápido para la mayoría de los casos. A diferencia de Merge Sort, aquí el trabajo principal está en la etapa de división y no en la de combinación. El algoritmo selecciona un elemento del arreglo llamado pivote y reorganiza los demás de forma que todos los elementos menores al pivote queden a su izquierda y todos los mayores queden a su derecha. A este proceso se le llama partición. Una vez realizada la partición, el pivote ya se encuentra en su posición final y el algoritmo se aplica recursivamente sobre las dos mitades resultantes.</w:t>
+      </w:r>
+    </w:p>
+    <w:p>
+      <w:r>
+        <w:t xml:space="preserve">La eficiencia de Quick Sort depende en gran medida de la elección del pivote. En el mejor caso, cuando el pivote divide el arreglo en dos mitades aproximadamente iguales en cada paso, su complejidad es </w:t>
+      </w:r>
+      <w:proofErr w:type="gramStart"/>
+      <w:r>
+        <w:t>O(</w:t>
+      </w:r>
+      <w:proofErr w:type="gramEnd"/>
+      <w:r>
+        <w:t>n log n). En el peor caso, que ocurre cuando el pivote elegido siempre es el elemento más pequeño o el más grande (como sucede cuando el arreglo ya está ordenado y se elige siempre el primer o último elemento), cada partición deja una mitad vacía y la complejidad se degrada a O(n²). Este problema se puede evitar eligiendo el pivote de manera aleatoria o usando la mediana de tres elementos.</w:t>
+      </w:r>
+    </w:p>
+    <w:p>
+      <w:pPr>
+        <w:pStyle w:val="Cdigo"/>
+      </w:pPr>
+    </w:p>
+    <w:p>
+      <w:pPr>
+        <w:pStyle w:val="Cdigo"/>
+      </w:pPr>
+      <w:r>
+        <w:t xml:space="preserve">  Arreglo inicial: [ 7 | 3 | 1 | 8 | </w:t>
+      </w:r>
+      <w:proofErr w:type="gramStart"/>
+      <w:r>
+        <w:t>2 ]</w:t>
+      </w:r>
+      <w:proofErr w:type="gramEnd"/>
+    </w:p>
+    <w:p>
+      <w:pPr>
+        <w:pStyle w:val="Cdigo"/>
+      </w:pPr>
+    </w:p>
+    <w:p>
+      <w:pPr>
+        <w:pStyle w:val="Cdigo"/>
+      </w:pPr>
+      <w:r>
+        <w:t xml:space="preserve">  Paso 1 → Elegir pivote: 2</w:t>
+      </w:r>
+    </w:p>
+    <w:p>
+      <w:pPr>
+        <w:pStyle w:val="Cdigo"/>
+      </w:pPr>
+      <w:r>
+        <w:t xml:space="preserve">           [ </w:t>
+      </w:r>
+      <w:proofErr w:type="gramStart"/>
+      <w:r>
+        <w:t>1 ]</w:t>
+      </w:r>
+      <w:proofErr w:type="gramEnd"/>
+      <w:r>
+        <w:t xml:space="preserve">  [ </w:t>
+      </w:r>
+      <w:proofErr w:type="gramStart"/>
+      <w:r>
+        <w:t>2 ]</w:t>
+      </w:r>
+      <w:proofErr w:type="gramEnd"/>
+      <w:r>
+        <w:t xml:space="preserve">  [ 7, 3, </w:t>
+      </w:r>
+      <w:proofErr w:type="gramStart"/>
+      <w:r>
+        <w:t>8 ]</w:t>
+      </w:r>
+      <w:proofErr w:type="gramEnd"/>
+    </w:p>
+    <w:p>
+      <w:pPr>
+        <w:pStyle w:val="Cdigo"/>
+      </w:pPr>
+    </w:p>
+    <w:p>
+      <w:pPr>
+        <w:pStyle w:val="Cdigo"/>
+      </w:pPr>
+      <w:r>
+        <w:t xml:space="preserve">  Paso 2 → Ordenar [ 7, 3, </w:t>
+      </w:r>
+      <w:proofErr w:type="gramStart"/>
+      <w:r>
+        <w:t>8 ]</w:t>
+      </w:r>
+      <w:proofErr w:type="gramEnd"/>
+      <w:r>
+        <w:t xml:space="preserve"> con pivote: 8</w:t>
+      </w:r>
+    </w:p>
+    <w:p>
+      <w:pPr>
+        <w:pStyle w:val="Cdigo"/>
+      </w:pPr>
+      <w:r>
+        <w:t xml:space="preserve">           [ 7, </w:t>
+      </w:r>
+      <w:proofErr w:type="gramStart"/>
+      <w:r>
+        <w:t>3 ]</w:t>
+      </w:r>
+      <w:proofErr w:type="gramEnd"/>
+      <w:r>
+        <w:t xml:space="preserve">  [ </w:t>
+      </w:r>
+      <w:proofErr w:type="gramStart"/>
+      <w:r>
+        <w:t>8 ]</w:t>
+      </w:r>
+      <w:proofErr w:type="gramEnd"/>
+      <w:r>
+        <w:t xml:space="preserve">  []</w:t>
+      </w:r>
+    </w:p>
+    <w:p>
+      <w:pPr>
+        <w:pStyle w:val="Cdigo"/>
+      </w:pPr>
+    </w:p>
+    <w:p>
+      <w:pPr>
+        <w:pStyle w:val="Cdigo"/>
+      </w:pPr>
+      <w:r>
+        <w:t xml:space="preserve">  Paso 3 → Ordenar [ 7, </w:t>
+      </w:r>
+      <w:proofErr w:type="gramStart"/>
+      <w:r>
+        <w:t>3 ]</w:t>
+      </w:r>
+      <w:proofErr w:type="gramEnd"/>
+      <w:r>
+        <w:t xml:space="preserve"> con pivote: 3</w:t>
+      </w:r>
+    </w:p>
+    <w:p>
+      <w:pPr>
+        <w:pStyle w:val="Cdigo"/>
+      </w:pPr>
+      <w:r>
+        <w:t xml:space="preserve">           [</w:t>
+      </w:r>
+      <w:proofErr w:type="gramStart"/>
+      <w:r>
+        <w:t>]  [</w:t>
+      </w:r>
+      <w:proofErr w:type="gramEnd"/>
+      <w:r>
+        <w:t xml:space="preserve"> </w:t>
+      </w:r>
+      <w:proofErr w:type="gramStart"/>
+      <w:r>
+        <w:t>3 ]</w:t>
+      </w:r>
+      <w:proofErr w:type="gramEnd"/>
+      <w:r>
+        <w:t xml:space="preserve">  [ </w:t>
+      </w:r>
+      <w:proofErr w:type="gramStart"/>
+      <w:r>
+        <w:t>7 ]</w:t>
+      </w:r>
+      <w:proofErr w:type="gramEnd"/>
+    </w:p>
+    <w:p>
+      <w:pPr>
+        <w:pStyle w:val="Cdigo"/>
+      </w:pPr>
+    </w:p>
+    <w:p>
+      <w:pPr>
+        <w:pStyle w:val="Cdigo"/>
+      </w:pPr>
+      <w:r>
+        <w:t xml:space="preserve">  Resultado final: [ 1 | 2 | 3 | 7 | </w:t>
+      </w:r>
+      <w:proofErr w:type="gramStart"/>
+      <w:r>
+        <w:t>8 ]</w:t>
+      </w:r>
+      <w:proofErr w:type="gramEnd"/>
+      <w:r>
+        <w:t xml:space="preserve">  </w:t>
+      </w:r>
+      <w:r>
+        <w:rPr>
+          <w:rFonts w:ascii="Segoe UI Symbol" w:hAnsi="Segoe UI Symbol" w:cs="Segoe UI Symbol"/>
+        </w:rPr>
+        <w:t>✓</w:t>
+      </w:r>
+    </w:p>
+    <w:p>
+      <w:pPr>
+        <w:pStyle w:val="Cdigo"/>
+      </w:pPr>
+    </w:p>
+    <w:p>
+      <w:pPr>
+        <w:pStyle w:val="Cdigo"/>
+      </w:pPr>
+      <w:r>
+        <w:t xml:space="preserve">int </w:t>
+      </w:r>
+      <w:proofErr w:type="gramStart"/>
+      <w:r>
+        <w:t>particion(</w:t>
+      </w:r>
+      <w:proofErr w:type="gramEnd"/>
+      <w:r>
+        <w:t xml:space="preserve">int </w:t>
+      </w:r>
+      <w:proofErr w:type="gramStart"/>
+      <w:r>
+        <w:t>arr[</w:t>
+      </w:r>
+      <w:proofErr w:type="gramEnd"/>
+      <w:r>
+        <w:t>], int izq, int der) {</w:t>
+      </w:r>
+    </w:p>
+    <w:p>
+      <w:pPr>
+        <w:pStyle w:val="Cdigo"/>
+      </w:pPr>
+      <w:r>
+        <w:t xml:space="preserve">    int pivote = arr[der]; // Último elemento como pivote</w:t>
+      </w:r>
+    </w:p>
+    <w:p>
+      <w:pPr>
+        <w:pStyle w:val="Cdigo"/>
+      </w:pPr>
+      <w:r>
+        <w:t xml:space="preserve">    int i = izq - 1;</w:t>
+      </w:r>
+    </w:p>
+    <w:p>
+      <w:pPr>
+        <w:pStyle w:val="Cdigo"/>
+      </w:pPr>
+      <w:r>
+        <w:t xml:space="preserve">    for (int j = izq; j &lt; der; j++) {</w:t>
+      </w:r>
+    </w:p>
+    <w:p>
+      <w:pPr>
+        <w:pStyle w:val="Cdigo"/>
+      </w:pPr>
+      <w:r>
+        <w:t xml:space="preserve">        if (arr[j] &lt;= pivote) {</w:t>
+      </w:r>
+    </w:p>
+    <w:p>
+      <w:pPr>
+        <w:pStyle w:val="Cdigo"/>
+      </w:pPr>
+      <w:r>
+        <w:t xml:space="preserve">            i++;</w:t>
+      </w:r>
+    </w:p>
+    <w:p>
+      <w:pPr>
+        <w:pStyle w:val="Cdigo"/>
+      </w:pPr>
+      <w:r>
+        <w:t xml:space="preserve">            swap(arr[i], arr[j]);</w:t>
+      </w:r>
+    </w:p>
+    <w:p>
+      <w:pPr>
+        <w:pStyle w:val="Cdigo"/>
+      </w:pPr>
+      <w:r>
+        <w:t xml:space="preserve">        }</w:t>
+      </w:r>
+    </w:p>
+    <w:p>
+      <w:pPr>
+        <w:pStyle w:val="Cdigo"/>
+      </w:pPr>
+      <w:r>
+        <w:t xml:space="preserve">    }</w:t>
+      </w:r>
+    </w:p>
+    <w:p>
+      <w:pPr>
+        <w:pStyle w:val="Cdigo"/>
+      </w:pPr>
+      <w:r>
+        <w:t xml:space="preserve">    swap(arr[i+1], arr[der]);</w:t>
+      </w:r>
+    </w:p>
+    <w:p>
+      <w:pPr>
+        <w:pStyle w:val="Cdigo"/>
+      </w:pPr>
+      <w:r>
+        <w:t xml:space="preserve">    return i + 1; // Posición final del pivote</w:t>
+      </w:r>
+    </w:p>
+    <w:p>
+      <w:pPr>
+        <w:pStyle w:val="Cdigo"/>
+      </w:pPr>
+      <w:r>
+        <w:t>}</w:t>
+      </w:r>
+    </w:p>
+    <w:p>
+      <w:pPr>
+        <w:pStyle w:val="Cdigo"/>
+      </w:pPr>
+    </w:p>
+    <w:p>
+      <w:pPr>
+        <w:pStyle w:val="Cdigo"/>
+      </w:pPr>
+      <w:r>
+        <w:t xml:space="preserve">void </w:t>
+      </w:r>
+      <w:proofErr w:type="gramStart"/>
+      <w:r>
+        <w:t>quickSort(</w:t>
+      </w:r>
+      <w:proofErr w:type="gramEnd"/>
+      <w:r>
+        <w:t xml:space="preserve">int </w:t>
+      </w:r>
+      <w:proofErr w:type="gramStart"/>
+      <w:r>
+        <w:t>arr[</w:t>
+      </w:r>
+      <w:proofErr w:type="gramEnd"/>
+      <w:r>
+        <w:t>], int izq, int der) {</w:t>
+      </w:r>
+    </w:p>
+    <w:p>
+      <w:pPr>
+        <w:pStyle w:val="Cdigo"/>
+      </w:pPr>
+      <w:r>
+        <w:t xml:space="preserve">    if (izq &lt; der) {</w:t>
+      </w:r>
+    </w:p>
+    <w:p>
+      <w:pPr>
+        <w:pStyle w:val="Cdigo"/>
+      </w:pPr>
+      <w:r>
+        <w:t xml:space="preserve">        int pi = </w:t>
+      </w:r>
+      <w:proofErr w:type="gramStart"/>
+      <w:r>
+        <w:t>particion(</w:t>
+      </w:r>
+      <w:proofErr w:type="gramEnd"/>
+      <w:r>
+        <w:t>arr, izq, der);</w:t>
+      </w:r>
+    </w:p>
+    <w:p>
+      <w:pPr>
+        <w:pStyle w:val="Cdigo"/>
+      </w:pPr>
+      <w:r>
+        <w:t xml:space="preserve">        </w:t>
+      </w:r>
+      <w:proofErr w:type="gramStart"/>
+      <w:r>
+        <w:t>quickSort(</w:t>
+      </w:r>
+      <w:proofErr w:type="gramEnd"/>
+      <w:r>
+        <w:t>arr, izq, pi - 1); // Izquierda del pivote</w:t>
+      </w:r>
+    </w:p>
+    <w:p>
+      <w:pPr>
+        <w:pStyle w:val="Cdigo"/>
+      </w:pPr>
+      <w:r>
+        <w:t xml:space="preserve">        </w:t>
+      </w:r>
+      <w:proofErr w:type="gramStart"/>
+      <w:r>
+        <w:t>quickSort(</w:t>
+      </w:r>
+      <w:proofErr w:type="gramEnd"/>
+      <w:r>
+        <w:t>arr, pi + 1, der); // Derecha del pivote</w:t>
+      </w:r>
+    </w:p>
+    <w:p>
+      <w:pPr>
+        <w:pStyle w:val="Cdigo"/>
+      </w:pPr>
+      <w:r>
+        <w:t xml:space="preserve">    }</w:t>
+      </w:r>
+    </w:p>
+    <w:p>
+      <w:pPr>
+        <w:pStyle w:val="Cdigo"/>
+      </w:pPr>
+      <w:r>
+        <w:t>}</w:t>
+      </w:r>
+    </w:p>
+    <w:p/>
+    <w:p>
+      <w:pPr>
+        <w:pStyle w:val="Ttulo3"/>
+      </w:pPr>
+      <w:bookmarkStart w:id="30" w:name="_Toc229237098"/>
+      <w:r>
+        <w:lastRenderedPageBreak/>
+        <w:t>5.</w:t>
+      </w:r>
+      <w:r>
+        <w:t>3</w:t>
+      </w:r>
+      <w:r>
+        <w:t xml:space="preserve"> Comparativa de Complejidades</w:t>
+      </w:r>
+      <w:bookmarkEnd w:id="30"/>
+    </w:p>
+    <w:tbl>
+      <w:tblPr>
+        <w:tblW w:w="9360" w:type="dxa"/>
+        <w:tblBorders>
+          <w:top w:val="single" w:sz="4" w:space="0" w:color="auto"/>
+          <w:left w:val="single" w:sz="4" w:space="0" w:color="auto"/>
+          <w:bottom w:val="single" w:sz="4" w:space="0" w:color="auto"/>
+          <w:right w:val="single" w:sz="4" w:space="0" w:color="auto"/>
+          <w:insideH w:val="single" w:sz="4" w:space="0" w:color="auto"/>
+          <w:insideV w:val="single" w:sz="4" w:space="0" w:color="auto"/>
+        </w:tblBorders>
+        <w:tblCellMar>
+          <w:left w:w="10" w:type="dxa"/>
+          <w:right w:w="10" w:type="dxa"/>
+        </w:tblCellMar>
+        <w:tblLook w:val="04A0" w:firstRow="1" w:lastRow="0" w:firstColumn="1" w:lastColumn="0" w:noHBand="0" w:noVBand="1"/>
+      </w:tblPr>
+      <w:tblGrid>
+        <w:gridCol w:w="3600"/>
+        <w:gridCol w:w="2880"/>
+        <w:gridCol w:w="2880"/>
+      </w:tblGrid>
+      <w:tr>
+        <w:trPr>
+          <w:tblHeader/>
+        </w:trPr>
+        <w:tc>
+          <w:tcPr>
+            <w:tcW w:w="3600" w:type="dxa"/>
+            <w:tcBorders>
+              <w:top w:val="single" w:sz="4" w:space="0" w:color="AAAAAA"/>
+              <w:left w:val="single" w:sz="4" w:space="0" w:color="AAAAAA"/>
+              <w:bottom w:val="single" w:sz="4" w:space="0" w:color="AAAAAA"/>
+              <w:right w:val="single" w:sz="4" w:space="0" w:color="AAAAAA"/>
+            </w:tcBorders>
+            <w:shd w:val="clear" w:color="auto" w:fill="1F3864"/>
+            <w:tcMar>
+              <w:top w:w="80" w:type="dxa"/>
+              <w:left w:w="120" w:type="dxa"/>
+              <w:bottom w:w="80" w:type="dxa"/>
+              <w:right w:w="120" w:type="dxa"/>
+            </w:tcMar>
+            <w:hideMark/>
+          </w:tcPr>
+          <w:p>
+            <w:r>
+              <w:rPr>
+                <w:b/>
+                <w:bCs/>
+              </w:rPr>
+              <w:t>Algoritmo</w:t>
+            </w:r>
+          </w:p>
+        </w:tc>
+        <w:tc>
+          <w:tcPr>
+            <w:tcW w:w="2880" w:type="dxa"/>
+            <w:tcBorders>
+              <w:top w:val="single" w:sz="4" w:space="0" w:color="AAAAAA"/>
+              <w:left w:val="single" w:sz="4" w:space="0" w:color="AAAAAA"/>
+              <w:bottom w:val="single" w:sz="4" w:space="0" w:color="AAAAAA"/>
+              <w:right w:val="single" w:sz="4" w:space="0" w:color="AAAAAA"/>
+            </w:tcBorders>
+            <w:shd w:val="clear" w:color="auto" w:fill="1F3864"/>
+            <w:tcMar>
+              <w:top w:w="80" w:type="dxa"/>
+              <w:left w:w="120" w:type="dxa"/>
+              <w:bottom w:w="80" w:type="dxa"/>
+              <w:right w:w="120" w:type="dxa"/>
+            </w:tcMar>
+            <w:hideMark/>
+          </w:tcPr>
+          <w:p>
+            <w:r>
+              <w:rPr>
+                <w:b/>
+                <w:bCs/>
+              </w:rPr>
+              <w:t>Mejor caso</w:t>
+            </w:r>
+          </w:p>
+        </w:tc>
+        <w:tc>
+          <w:tcPr>
+            <w:tcW w:w="2880" w:type="dxa"/>
+            <w:tcBorders>
+              <w:top w:val="single" w:sz="4" w:space="0" w:color="AAAAAA"/>
+              <w:left w:val="single" w:sz="4" w:space="0" w:color="AAAAAA"/>
+              <w:bottom w:val="single" w:sz="4" w:space="0" w:color="AAAAAA"/>
+              <w:right w:val="single" w:sz="4" w:space="0" w:color="AAAAAA"/>
+            </w:tcBorders>
+            <w:shd w:val="clear" w:color="auto" w:fill="1F3864"/>
+            <w:tcMar>
+              <w:top w:w="80" w:type="dxa"/>
+              <w:left w:w="120" w:type="dxa"/>
+              <w:bottom w:w="80" w:type="dxa"/>
+              <w:right w:w="120" w:type="dxa"/>
+            </w:tcMar>
+            <w:hideMark/>
+          </w:tcPr>
+          <w:p>
+            <w:r>
+              <w:rPr>
+                <w:b/>
+                <w:bCs/>
+              </w:rPr>
+              <w:t>Peor caso</w:t>
+            </w:r>
+          </w:p>
+        </w:tc>
+      </w:tr>
+      <w:tr>
+        <w:tc>
+          <w:tcPr>
+            <w:tcW w:w="3600" w:type="dxa"/>
+            <w:tcBorders>
+              <w:top w:val="single" w:sz="4" w:space="0" w:color="AAAAAA"/>
+              <w:left w:val="single" w:sz="4" w:space="0" w:color="AAAAAA"/>
+              <w:bottom w:val="single" w:sz="4" w:space="0" w:color="AAAAAA"/>
+              <w:right w:val="single" w:sz="4" w:space="0" w:color="AAAAAA"/>
+            </w:tcBorders>
+            <w:shd w:val="clear" w:color="auto" w:fill="FFFFFF" w:themeFill="background1"/>
+            <w:tcMar>
+              <w:top w:w="60" w:type="dxa"/>
+              <w:left w:w="120" w:type="dxa"/>
+              <w:bottom w:w="60" w:type="dxa"/>
+              <w:right w:w="120" w:type="dxa"/>
+            </w:tcMar>
+          </w:tcPr>
+          <w:p>
+            <w:r>
+              <w:t>Búsqueda Secuencial</w:t>
+            </w:r>
+          </w:p>
+        </w:tc>
+        <w:tc>
+          <w:tcPr>
+            <w:tcW w:w="2880" w:type="dxa"/>
+            <w:tcBorders>
+              <w:top w:val="single" w:sz="4" w:space="0" w:color="AAAAAA"/>
+              <w:left w:val="single" w:sz="4" w:space="0" w:color="AAAAAA"/>
+              <w:bottom w:val="single" w:sz="4" w:space="0" w:color="AAAAAA"/>
+              <w:right w:val="single" w:sz="4" w:space="0" w:color="AAAAAA"/>
+            </w:tcBorders>
+            <w:shd w:val="clear" w:color="auto" w:fill="FFFFFF" w:themeFill="background1"/>
+            <w:tcMar>
+              <w:top w:w="60" w:type="dxa"/>
+              <w:left w:w="120" w:type="dxa"/>
+              <w:bottom w:w="60" w:type="dxa"/>
+              <w:right w:w="120" w:type="dxa"/>
+            </w:tcMar>
+          </w:tcPr>
+          <w:p>
+            <w:proofErr w:type="gramStart"/>
+            <w:r>
+              <w:t>O(</w:t>
+            </w:r>
+            <w:proofErr w:type="gramEnd"/>
+            <w:r>
+              <w:t>1)</w:t>
+            </w:r>
+          </w:p>
+        </w:tc>
+        <w:tc>
+          <w:tcPr>
+            <w:tcW w:w="2880" w:type="dxa"/>
+            <w:tcBorders>
+              <w:top w:val="single" w:sz="4" w:space="0" w:color="AAAAAA"/>
+              <w:left w:val="single" w:sz="4" w:space="0" w:color="AAAAAA"/>
+              <w:bottom w:val="single" w:sz="4" w:space="0" w:color="AAAAAA"/>
+              <w:right w:val="single" w:sz="4" w:space="0" w:color="AAAAAA"/>
+            </w:tcBorders>
+            <w:shd w:val="clear" w:color="auto" w:fill="FFFFFF" w:themeFill="background1"/>
+            <w:tcMar>
+              <w:top w:w="60" w:type="dxa"/>
+              <w:left w:w="120" w:type="dxa"/>
+              <w:bottom w:w="60" w:type="dxa"/>
+              <w:right w:w="120" w:type="dxa"/>
+            </w:tcMar>
+          </w:tcPr>
+          <w:p>
+            <w:r>
+              <w:t>O(n)</w:t>
+            </w:r>
+          </w:p>
+        </w:tc>
+      </w:tr>
+      <w:tr>
+        <w:tc>
+          <w:tcPr>
+            <w:tcW w:w="3600" w:type="dxa"/>
+            <w:tcBorders>
+              <w:top w:val="single" w:sz="4" w:space="0" w:color="AAAAAA"/>
+              <w:left w:val="single" w:sz="4" w:space="0" w:color="AAAAAA"/>
+              <w:bottom w:val="single" w:sz="4" w:space="0" w:color="AAAAAA"/>
+              <w:right w:val="single" w:sz="4" w:space="0" w:color="AAAAAA"/>
+            </w:tcBorders>
+            <w:shd w:val="clear" w:color="auto" w:fill="EEF2FF"/>
+            <w:tcMar>
+              <w:top w:w="60" w:type="dxa"/>
+              <w:left w:w="120" w:type="dxa"/>
+              <w:bottom w:w="60" w:type="dxa"/>
+              <w:right w:w="120" w:type="dxa"/>
+            </w:tcMar>
+            <w:hideMark/>
+          </w:tcPr>
+          <w:p>
+            <w:r>
+              <w:t>Búsqueda Binaria</w:t>
+            </w:r>
+          </w:p>
+        </w:tc>
+        <w:tc>
+          <w:tcPr>
+            <w:tcW w:w="2880" w:type="dxa"/>
+            <w:tcBorders>
+              <w:top w:val="single" w:sz="4" w:space="0" w:color="AAAAAA"/>
+              <w:left w:val="single" w:sz="4" w:space="0" w:color="AAAAAA"/>
+              <w:bottom w:val="single" w:sz="4" w:space="0" w:color="AAAAAA"/>
+              <w:right w:val="single" w:sz="4" w:space="0" w:color="AAAAAA"/>
+            </w:tcBorders>
+            <w:shd w:val="clear" w:color="auto" w:fill="EEF2FF"/>
+            <w:tcMar>
+              <w:top w:w="60" w:type="dxa"/>
+              <w:left w:w="120" w:type="dxa"/>
+              <w:bottom w:w="60" w:type="dxa"/>
+              <w:right w:w="120" w:type="dxa"/>
+            </w:tcMar>
+            <w:hideMark/>
+          </w:tcPr>
+          <w:p>
+            <w:proofErr w:type="gramStart"/>
+            <w:r>
+              <w:t>O(</w:t>
+            </w:r>
+            <w:proofErr w:type="gramEnd"/>
+            <w:r>
+              <w:t>log n)</w:t>
+            </w:r>
+          </w:p>
+        </w:tc>
+        <w:tc>
+          <w:tcPr>
+            <w:tcW w:w="2880" w:type="dxa"/>
+            <w:tcBorders>
+              <w:top w:val="single" w:sz="4" w:space="0" w:color="AAAAAA"/>
+              <w:left w:val="single" w:sz="4" w:space="0" w:color="AAAAAA"/>
+              <w:bottom w:val="single" w:sz="4" w:space="0" w:color="AAAAAA"/>
+              <w:right w:val="single" w:sz="4" w:space="0" w:color="AAAAAA"/>
+            </w:tcBorders>
+            <w:shd w:val="clear" w:color="auto" w:fill="EEF2FF"/>
+            <w:tcMar>
+              <w:top w:w="60" w:type="dxa"/>
+              <w:left w:w="120" w:type="dxa"/>
+              <w:bottom w:w="60" w:type="dxa"/>
+              <w:right w:w="120" w:type="dxa"/>
+            </w:tcMar>
+            <w:hideMark/>
+          </w:tcPr>
+          <w:p>
+            <w:proofErr w:type="gramStart"/>
+            <w:r>
+              <w:t>O(</w:t>
+            </w:r>
+            <w:proofErr w:type="gramEnd"/>
+            <w:r>
+              <w:t>log n)</w:t>
+            </w:r>
+          </w:p>
+        </w:tc>
+      </w:tr>
+      <w:tr>
+        <w:tc>
+          <w:tcPr>
+            <w:tcW w:w="3600" w:type="dxa"/>
+            <w:tcBorders>
+              <w:top w:val="single" w:sz="4" w:space="0" w:color="AAAAAA"/>
+              <w:left w:val="single" w:sz="4" w:space="0" w:color="AAAAAA"/>
+              <w:bottom w:val="single" w:sz="4" w:space="0" w:color="AAAAAA"/>
+              <w:right w:val="single" w:sz="4" w:space="0" w:color="AAAAAA"/>
+            </w:tcBorders>
+            <w:shd w:val="clear" w:color="auto" w:fill="FFFFFF"/>
+            <w:tcMar>
+              <w:top w:w="60" w:type="dxa"/>
+              <w:left w:w="120" w:type="dxa"/>
+              <w:bottom w:w="60" w:type="dxa"/>
+              <w:right w:w="120" w:type="dxa"/>
+            </w:tcMar>
+            <w:hideMark/>
+          </w:tcPr>
+          <w:p>
+            <w:r>
+              <w:t>Merge Sort</w:t>
+            </w:r>
+          </w:p>
+        </w:tc>
+        <w:tc>
+          <w:tcPr>
+            <w:tcW w:w="2880" w:type="dxa"/>
+            <w:tcBorders>
+              <w:top w:val="single" w:sz="4" w:space="0" w:color="AAAAAA"/>
+              <w:left w:val="single" w:sz="4" w:space="0" w:color="AAAAAA"/>
+              <w:bottom w:val="single" w:sz="4" w:space="0" w:color="AAAAAA"/>
+              <w:right w:val="single" w:sz="4" w:space="0" w:color="AAAAAA"/>
+            </w:tcBorders>
+            <w:shd w:val="clear" w:color="auto" w:fill="FFFFFF"/>
+            <w:tcMar>
+              <w:top w:w="60" w:type="dxa"/>
+              <w:left w:w="120" w:type="dxa"/>
+              <w:bottom w:w="60" w:type="dxa"/>
+              <w:right w:w="120" w:type="dxa"/>
+            </w:tcMar>
+            <w:hideMark/>
+          </w:tcPr>
+          <w:p>
+            <w:proofErr w:type="gramStart"/>
+            <w:r>
+              <w:t>O(</w:t>
+            </w:r>
+            <w:proofErr w:type="gramEnd"/>
+            <w:r>
+              <w:t>n log n)</w:t>
+            </w:r>
+          </w:p>
+        </w:tc>
+        <w:tc>
+          <w:tcPr>
+            <w:tcW w:w="2880" w:type="dxa"/>
+            <w:tcBorders>
+              <w:top w:val="single" w:sz="4" w:space="0" w:color="AAAAAA"/>
+              <w:left w:val="single" w:sz="4" w:space="0" w:color="AAAAAA"/>
+              <w:bottom w:val="single" w:sz="4" w:space="0" w:color="AAAAAA"/>
+              <w:right w:val="single" w:sz="4" w:space="0" w:color="AAAAAA"/>
+            </w:tcBorders>
+            <w:shd w:val="clear" w:color="auto" w:fill="FFFFFF"/>
+            <w:tcMar>
+              <w:top w:w="60" w:type="dxa"/>
+              <w:left w:w="120" w:type="dxa"/>
+              <w:bottom w:w="60" w:type="dxa"/>
+              <w:right w:w="120" w:type="dxa"/>
+            </w:tcMar>
+            <w:hideMark/>
+          </w:tcPr>
+          <w:p>
+            <w:proofErr w:type="gramStart"/>
+            <w:r>
+              <w:t>O(</w:t>
+            </w:r>
+            <w:proofErr w:type="gramEnd"/>
+            <w:r>
+              <w:t>n log n)</w:t>
+            </w:r>
+          </w:p>
+        </w:tc>
+      </w:tr>
+      <w:tr>
+        <w:tc>
+          <w:tcPr>
+            <w:tcW w:w="3600" w:type="dxa"/>
+            <w:tcBorders>
+              <w:top w:val="single" w:sz="4" w:space="0" w:color="AAAAAA"/>
+              <w:left w:val="single" w:sz="4" w:space="0" w:color="AAAAAA"/>
+              <w:bottom w:val="single" w:sz="4" w:space="0" w:color="AAAAAA"/>
+              <w:right w:val="single" w:sz="4" w:space="0" w:color="AAAAAA"/>
+            </w:tcBorders>
+            <w:shd w:val="clear" w:color="auto" w:fill="EEF2FF"/>
+            <w:tcMar>
+              <w:top w:w="60" w:type="dxa"/>
+              <w:left w:w="120" w:type="dxa"/>
+              <w:bottom w:w="60" w:type="dxa"/>
+              <w:right w:w="120" w:type="dxa"/>
+            </w:tcMar>
+            <w:hideMark/>
+          </w:tcPr>
+          <w:p>
+            <w:r>
+              <w:t>Quick Sort</w:t>
+            </w:r>
+          </w:p>
+        </w:tc>
+        <w:tc>
+          <w:tcPr>
+            <w:tcW w:w="2880" w:type="dxa"/>
+            <w:tcBorders>
+              <w:top w:val="single" w:sz="4" w:space="0" w:color="AAAAAA"/>
+              <w:left w:val="single" w:sz="4" w:space="0" w:color="AAAAAA"/>
+              <w:bottom w:val="single" w:sz="4" w:space="0" w:color="AAAAAA"/>
+              <w:right w:val="single" w:sz="4" w:space="0" w:color="AAAAAA"/>
+            </w:tcBorders>
+            <w:shd w:val="clear" w:color="auto" w:fill="EEF2FF"/>
+            <w:tcMar>
+              <w:top w:w="60" w:type="dxa"/>
+              <w:left w:w="120" w:type="dxa"/>
+              <w:bottom w:w="60" w:type="dxa"/>
+              <w:right w:w="120" w:type="dxa"/>
+            </w:tcMar>
+            <w:hideMark/>
+          </w:tcPr>
+          <w:p>
+            <w:proofErr w:type="gramStart"/>
+            <w:r>
+              <w:t>O(</w:t>
+            </w:r>
+            <w:proofErr w:type="gramEnd"/>
+            <w:r>
+              <w:t>n log n)</w:t>
+            </w:r>
+          </w:p>
+        </w:tc>
+        <w:tc>
+          <w:tcPr>
+            <w:tcW w:w="2880" w:type="dxa"/>
+            <w:tcBorders>
+              <w:top w:val="single" w:sz="4" w:space="0" w:color="AAAAAA"/>
+              <w:left w:val="single" w:sz="4" w:space="0" w:color="AAAAAA"/>
+              <w:bottom w:val="single" w:sz="4" w:space="0" w:color="AAAAAA"/>
+              <w:right w:val="single" w:sz="4" w:space="0" w:color="AAAAAA"/>
+            </w:tcBorders>
+            <w:shd w:val="clear" w:color="auto" w:fill="EEF2FF"/>
+            <w:tcMar>
+              <w:top w:w="60" w:type="dxa"/>
+              <w:left w:w="120" w:type="dxa"/>
+              <w:bottom w:w="60" w:type="dxa"/>
+              <w:right w:w="120" w:type="dxa"/>
+            </w:tcMar>
+            <w:hideMark/>
+          </w:tcPr>
+          <w:p>
+            <w:r>
+              <w:t>O(n²)</w:t>
+            </w:r>
+          </w:p>
+        </w:tc>
+      </w:tr>
+    </w:tbl>
+    <w:p/>
+    <w:p>
+      <w:r>
+        <w:t xml:space="preserve">Como se observa en la tabla, la Búsqueda Binaria es la más eficiente de las tres en cuanto a número de comparaciones, pero solo aplica para buscar un elemento, no para ordenar. Merge Sort tiene la ventaja de garantizar </w:t>
+      </w:r>
+      <w:proofErr w:type="gramStart"/>
+      <w:r>
+        <w:t>O(</w:t>
+      </w:r>
+      <w:proofErr w:type="gramEnd"/>
+      <w:r>
+        <w:t>n log n) en todos los casos, lo que lo hace la opción más segura cuando los datos pueden estar en cualquier orden. Quick Sort es generalmente más rápido en la práctica porque opera directamente sobre el arreglo sin necesitar memoria adicional significativa, pero su rendimiento puede degradarse si no se elige bien el pivote.</w:t>
       </w:r>
     </w:p>
     <w:p>
@@ -7863,12 +9555,12 @@
       <w:pPr>
         <w:pStyle w:val="Ttulo1"/>
       </w:pPr>
-      <w:bookmarkStart w:id="27" w:name="_Toc229235062"/>
+      <w:bookmarkStart w:id="31" w:name="_Toc229237099"/>
       <w:r>
         <w:lastRenderedPageBreak/>
         <w:t>PLANTEAMIENTO DEL PROBLEMA</w:t>
       </w:r>
-      <w:bookmarkEnd w:id="27"/>
+      <w:bookmarkEnd w:id="31"/>
     </w:p>
     <w:p>
       <w:pPr>
@@ -8379,18 +10071,18 @@
       <w:pPr>
         <w:pStyle w:val="Ttulo1"/>
       </w:pPr>
-      <w:bookmarkStart w:id="28" w:name="_Toc229235063"/>
+      <w:bookmarkStart w:id="32" w:name="_Toc229237100"/>
       <w:r>
         <w:lastRenderedPageBreak/>
         <w:t>ESTRUCTURAS</w:t>
       </w:r>
-      <w:bookmarkEnd w:id="28"/>
+      <w:bookmarkEnd w:id="32"/>
     </w:p>
     <w:p>
       <w:pPr>
         <w:pStyle w:val="Ttulo2"/>
       </w:pPr>
-      <w:bookmarkStart w:id="29" w:name="_Toc229235064"/>
+      <w:bookmarkStart w:id="33" w:name="_Toc229237101"/>
       <w:r>
         <w:rPr>
           <w:rFonts w:eastAsia="Times New Roman"/>
@@ -8409,7 +10101,7 @@
         </w:rPr>
         <w:t>Alumno</w:t>
       </w:r>
-      <w:bookmarkEnd w:id="29"/>
+      <w:bookmarkEnd w:id="33"/>
     </w:p>
     <w:p>
       <w:r>
@@ -8585,7 +10277,6 @@
             </w:tcMar>
           </w:tcPr>
           <w:p>
-            <w:proofErr w:type="spellStart"/>
             <w:r>
               <w:rPr>
                 <w:sz w:val="20"/>
@@ -8593,7 +10284,6 @@
               </w:rPr>
               <w:t>int</w:t>
             </w:r>
-            <w:proofErr w:type="spellEnd"/>
           </w:p>
         </w:tc>
         <w:tc>
@@ -8676,7 +10366,6 @@
             </w:tcMar>
           </w:tcPr>
           <w:p>
-            <w:proofErr w:type="spellStart"/>
             <w:r>
               <w:rPr>
                 <w:sz w:val="20"/>
@@ -8684,7 +10373,6 @@
               </w:rPr>
               <w:t>string</w:t>
             </w:r>
-            <w:proofErr w:type="spellEnd"/>
           </w:p>
         </w:tc>
         <w:tc>
@@ -8767,7 +10455,6 @@
             </w:tcMar>
           </w:tcPr>
           <w:p>
-            <w:proofErr w:type="spellStart"/>
             <w:r>
               <w:rPr>
                 <w:sz w:val="20"/>
@@ -8775,7 +10462,6 @@
               </w:rPr>
               <w:t>int</w:t>
             </w:r>
-            <w:proofErr w:type="spellEnd"/>
           </w:p>
         </w:tc>
         <w:tc>
@@ -8858,7 +10544,6 @@
             </w:tcMar>
           </w:tcPr>
           <w:p>
-            <w:proofErr w:type="spellStart"/>
             <w:r>
               <w:rPr>
                 <w:sz w:val="20"/>
@@ -8866,7 +10551,6 @@
               </w:rPr>
               <w:t>double</w:t>
             </w:r>
-            <w:proofErr w:type="spellEnd"/>
           </w:p>
         </w:tc>
         <w:tc>
@@ -8922,7 +10606,6 @@
             </w:tcMar>
           </w:tcPr>
           <w:p>
-            <w:proofErr w:type="spellStart"/>
             <w:r>
               <w:rPr>
                 <w:sz w:val="20"/>
@@ -8930,7 +10613,6 @@
               </w:rPr>
               <w:t>direccion</w:t>
             </w:r>
-            <w:proofErr w:type="spellEnd"/>
           </w:p>
         </w:tc>
         <w:tc>
@@ -8951,7 +10633,6 @@
             </w:tcMar>
           </w:tcPr>
           <w:p>
-            <w:proofErr w:type="spellStart"/>
             <w:r>
               <w:rPr>
                 <w:sz w:val="20"/>
@@ -8959,7 +10640,6 @@
               </w:rPr>
               <w:t>string</w:t>
             </w:r>
-            <w:proofErr w:type="spellEnd"/>
           </w:p>
         </w:tc>
         <w:tc>
@@ -9015,7 +10695,6 @@
             </w:tcMar>
           </w:tcPr>
           <w:p>
-            <w:proofErr w:type="spellStart"/>
             <w:r>
               <w:rPr>
                 <w:sz w:val="20"/>
@@ -9023,7 +10702,6 @@
               </w:rPr>
               <w:t>telefono</w:t>
             </w:r>
-            <w:proofErr w:type="spellEnd"/>
           </w:p>
         </w:tc>
         <w:tc>
@@ -9044,7 +10722,6 @@
             </w:tcMar>
           </w:tcPr>
           <w:p>
-            <w:proofErr w:type="spellStart"/>
             <w:r>
               <w:rPr>
                 <w:sz w:val="20"/>
@@ -9052,7 +10729,6 @@
               </w:rPr>
               <w:t>string</w:t>
             </w:r>
-            <w:proofErr w:type="spellEnd"/>
           </w:p>
         </w:tc>
         <w:tc>
@@ -9089,125 +10765,56 @@
       <w:pPr>
         <w:pStyle w:val="Cdigo"/>
       </w:pPr>
-      <w:proofErr w:type="spellStart"/>
-      <w:r>
-        <w:t>struct</w:t>
-      </w:r>
-      <w:proofErr w:type="spellEnd"/>
-      <w:r>
-        <w:t xml:space="preserve"> Alumno {</w:t>
-      </w:r>
-    </w:p>
-    <w:p>
-      <w:pPr>
-        <w:pStyle w:val="Cdigo"/>
-      </w:pPr>
-      <w:r>
-        <w:t xml:space="preserve">    </w:t>
-      </w:r>
-      <w:proofErr w:type="spellStart"/>
-      <w:r>
-        <w:t>int</w:t>
-      </w:r>
-      <w:proofErr w:type="spellEnd"/>
-      <w:r>
-        <w:t xml:space="preserve">    matricula;</w:t>
-      </w:r>
-    </w:p>
-    <w:p>
-      <w:pPr>
-        <w:pStyle w:val="Cdigo"/>
-      </w:pPr>
-      <w:r>
-        <w:t xml:space="preserve">    </w:t>
-      </w:r>
-      <w:proofErr w:type="spellStart"/>
-      <w:r>
-        <w:t>string</w:t>
-      </w:r>
-      <w:proofErr w:type="spellEnd"/>
-      <w:r>
-        <w:t xml:space="preserve"> nombre;</w:t>
-      </w:r>
-    </w:p>
-    <w:p>
-      <w:pPr>
-        <w:pStyle w:val="Cdigo"/>
-      </w:pPr>
-      <w:r>
-        <w:t xml:space="preserve">    </w:t>
-      </w:r>
-      <w:proofErr w:type="spellStart"/>
-      <w:r>
-        <w:t>int</w:t>
-      </w:r>
-      <w:proofErr w:type="spellEnd"/>
-      <w:r>
-        <w:t xml:space="preserve">    edad;</w:t>
-      </w:r>
-    </w:p>
-    <w:p>
-      <w:pPr>
-        <w:pStyle w:val="Cdigo"/>
-      </w:pPr>
-      <w:r>
-        <w:t xml:space="preserve">    </w:t>
-      </w:r>
-      <w:proofErr w:type="spellStart"/>
-      <w:r>
-        <w:t>double</w:t>
-      </w:r>
-      <w:proofErr w:type="spellEnd"/>
-      <w:r>
-        <w:t xml:space="preserve"> promedio;</w:t>
-      </w:r>
-    </w:p>
-    <w:p>
-      <w:pPr>
-        <w:pStyle w:val="Cdigo"/>
-      </w:pPr>
-      <w:r>
-        <w:t xml:space="preserve">    </w:t>
-      </w:r>
-      <w:proofErr w:type="spellStart"/>
-      <w:r>
-        <w:t>string</w:t>
-      </w:r>
-      <w:proofErr w:type="spellEnd"/>
-      <w:r>
-        <w:t xml:space="preserve"> </w:t>
-      </w:r>
-      <w:proofErr w:type="spellStart"/>
-      <w:r>
-        <w:t>direccion</w:t>
-      </w:r>
-      <w:proofErr w:type="spellEnd"/>
-      <w:r>
-        <w:t>;</w:t>
-      </w:r>
-    </w:p>
-    <w:p>
-      <w:pPr>
-        <w:pStyle w:val="Cdigo"/>
-      </w:pPr>
-      <w:r>
-        <w:t xml:space="preserve">    </w:t>
-      </w:r>
-      <w:proofErr w:type="spellStart"/>
-      <w:r>
-        <w:t>string</w:t>
-      </w:r>
-      <w:proofErr w:type="spellEnd"/>
-      <w:r>
-        <w:t xml:space="preserve"> </w:t>
-      </w:r>
-      <w:proofErr w:type="spellStart"/>
-      <w:r>
-        <w:t>telefono</w:t>
-      </w:r>
-      <w:proofErr w:type="spellEnd"/>
-      <w:r>
-        <w:t>;</w:t>
+      <w:r>
+        <w:t>struct Alumno {</w:t>
+      </w:r>
+    </w:p>
+    <w:p>
+      <w:pPr>
+        <w:pStyle w:val="Cdigo"/>
+      </w:pPr>
+      <w:r>
+        <w:t xml:space="preserve">    int    matricula;</w:t>
+      </w:r>
+    </w:p>
+    <w:p>
+      <w:pPr>
+        <w:pStyle w:val="Cdigo"/>
+      </w:pPr>
+      <w:r>
+        <w:t xml:space="preserve">    string nombre;</w:t>
+      </w:r>
+    </w:p>
+    <w:p>
+      <w:pPr>
+        <w:pStyle w:val="Cdigo"/>
+      </w:pPr>
+      <w:r>
+        <w:t xml:space="preserve">    int    edad;</w:t>
+      </w:r>
+    </w:p>
+    <w:p>
+      <w:pPr>
+        <w:pStyle w:val="Cdigo"/>
+      </w:pPr>
+      <w:r>
+        <w:t xml:space="preserve">    double promedio;</w:t>
+      </w:r>
+    </w:p>
+    <w:p>
+      <w:pPr>
+        <w:pStyle w:val="Cdigo"/>
+      </w:pPr>
+      <w:r>
+        <w:t xml:space="preserve">    string direccion;</w:t>
+      </w:r>
+    </w:p>
+    <w:p>
+      <w:pPr>
+        <w:pStyle w:val="Cdigo"/>
+      </w:pPr>
+      <w:r>
+        <w:t xml:space="preserve">    string telefono;</w:t>
       </w:r>
     </w:p>
     <w:p>
@@ -9223,7 +10830,7 @@
       <w:pPr>
         <w:pStyle w:val="Ttulo2"/>
       </w:pPr>
-      <w:bookmarkStart w:id="30" w:name="_Toc229235065"/>
+      <w:bookmarkStart w:id="34" w:name="_Toc229237102"/>
       <w:r>
         <w:rPr>
           <w:rFonts w:eastAsia="Times New Roman"/>
@@ -9240,17 +10847,9 @@
         <w:rPr>
           <w:rFonts w:eastAsia="Times New Roman"/>
         </w:rPr>
-        <w:t xml:space="preserve"> </w:t>
-      </w:r>
-      <w:proofErr w:type="spellStart"/>
-      <w:r>
-        <w:rPr>
-          <w:rFonts w:eastAsia="Times New Roman"/>
-        </w:rPr>
-        <w:t>NodoLista</w:t>
-      </w:r>
-      <w:bookmarkEnd w:id="30"/>
-      <w:proofErr w:type="spellEnd"/>
+        <w:t xml:space="preserve"> NodoLista</w:t>
+      </w:r>
+      <w:bookmarkEnd w:id="34"/>
     </w:p>
     <w:p>
       <w:r>
@@ -9516,21 +11115,12 @@
             </w:tcMar>
           </w:tcPr>
           <w:p>
-            <w:proofErr w:type="spellStart"/>
             <w:r>
               <w:rPr>
                 <w:sz w:val="20"/>
                 <w:szCs w:val="20"/>
               </w:rPr>
-              <w:t>NodoLista</w:t>
-            </w:r>
-            <w:proofErr w:type="spellEnd"/>
-            <w:r>
-              <w:rPr>
-                <w:sz w:val="20"/>
-                <w:szCs w:val="20"/>
-              </w:rPr>
-              <w:t>*</w:t>
+              <w:t>NodoLista*</w:t>
             </w:r>
           </w:p>
         </w:tc>
@@ -9557,23 +11147,7 @@
                 <w:sz w:val="20"/>
                 <w:szCs w:val="20"/>
               </w:rPr>
-              <w:t xml:space="preserve">Apuntador al siguiente nodo. Vale </w:t>
-            </w:r>
-            <w:proofErr w:type="spellStart"/>
-            <w:r>
-              <w:rPr>
-                <w:sz w:val="20"/>
-                <w:szCs w:val="20"/>
-              </w:rPr>
-              <w:t>nullptr</w:t>
-            </w:r>
-            <w:proofErr w:type="spellEnd"/>
-            <w:r>
-              <w:rPr>
-                <w:sz w:val="20"/>
-                <w:szCs w:val="20"/>
-              </w:rPr>
-              <w:t xml:space="preserve"> si es el último.</w:t>
+              <w:t>Apuntador al siguiente nodo. Vale nullptr si es el último.</w:t>
             </w:r>
           </w:p>
         </w:tc>
@@ -9584,7 +11158,7 @@
       <w:pPr>
         <w:pStyle w:val="Ttulo2"/>
       </w:pPr>
-      <w:bookmarkStart w:id="31" w:name="_Toc229235066"/>
+      <w:bookmarkStart w:id="35" w:name="_Toc229237103"/>
       <w:r>
         <w:rPr>
           <w:rFonts w:eastAsia="Times New Roman"/>
@@ -9603,7 +11177,7 @@
         </w:rPr>
         <w:t xml:space="preserve"> Lista</w:t>
       </w:r>
-      <w:bookmarkEnd w:id="31"/>
+      <w:bookmarkEnd w:id="35"/>
     </w:p>
     <w:p>
       <w:r>
@@ -9779,21 +11353,12 @@
             </w:tcMar>
           </w:tcPr>
           <w:p>
-            <w:proofErr w:type="spellStart"/>
             <w:r>
               <w:rPr>
                 <w:sz w:val="20"/>
                 <w:szCs w:val="20"/>
               </w:rPr>
-              <w:t>NodoLista</w:t>
-            </w:r>
-            <w:proofErr w:type="spellEnd"/>
-            <w:r>
-              <w:rPr>
-                <w:sz w:val="20"/>
-                <w:szCs w:val="20"/>
-              </w:rPr>
-              <w:t>*</w:t>
+              <w:t>NodoLista*</w:t>
             </w:r>
           </w:p>
         </w:tc>
@@ -9820,23 +11385,7 @@
                 <w:sz w:val="20"/>
                 <w:szCs w:val="20"/>
               </w:rPr>
-              <w:t xml:space="preserve">Apunta al primer nodo de la lista. Vale </w:t>
-            </w:r>
-            <w:proofErr w:type="spellStart"/>
-            <w:r>
-              <w:rPr>
-                <w:sz w:val="20"/>
-                <w:szCs w:val="20"/>
-              </w:rPr>
-              <w:t>nullptr</w:t>
-            </w:r>
-            <w:proofErr w:type="spellEnd"/>
-            <w:r>
-              <w:rPr>
-                <w:sz w:val="20"/>
-                <w:szCs w:val="20"/>
-              </w:rPr>
-              <w:t xml:space="preserve"> si está vacía.</w:t>
+              <w:t>Apunta al primer nodo de la lista. Vale nullptr si está vacía.</w:t>
             </w:r>
           </w:p>
         </w:tc>
@@ -9893,7 +11442,6 @@
             </w:tcMar>
           </w:tcPr>
           <w:p>
-            <w:proofErr w:type="spellStart"/>
             <w:r>
               <w:rPr>
                 <w:sz w:val="20"/>
@@ -9901,7 +11449,6 @@
               </w:rPr>
               <w:t>int</w:t>
             </w:r>
-            <w:proofErr w:type="spellEnd"/>
           </w:p>
         </w:tc>
         <w:tc>
@@ -9938,7 +11485,7 @@
       <w:pPr>
         <w:pStyle w:val="Ttulo2"/>
       </w:pPr>
-      <w:bookmarkStart w:id="32" w:name="_Toc229235067"/>
+      <w:bookmarkStart w:id="36" w:name="_Toc229237104"/>
       <w:r>
         <w:rPr>
           <w:rFonts w:eastAsia="Times New Roman"/>
@@ -9955,37 +11502,13 @@
         <w:rPr>
           <w:rFonts w:eastAsia="Times New Roman"/>
         </w:rPr>
-        <w:t xml:space="preserve"> </w:t>
-      </w:r>
-      <w:proofErr w:type="spellStart"/>
-      <w:r>
-        <w:rPr>
-          <w:rFonts w:eastAsia="Times New Roman"/>
-        </w:rPr>
-        <w:t>NodoPila</w:t>
-      </w:r>
-      <w:bookmarkEnd w:id="32"/>
-      <w:proofErr w:type="spellEnd"/>
-    </w:p>
-    <w:p>
-      <w:r>
-        <w:t xml:space="preserve">Representa un nodo de la pila de bajas temporales. Su estructura es casi idéntica a </w:t>
-      </w:r>
-      <w:proofErr w:type="spellStart"/>
-      <w:r>
-        <w:t>NodoLista</w:t>
-      </w:r>
-      <w:proofErr w:type="spellEnd"/>
-      <w:r>
-        <w:t xml:space="preserve">, pero usa un apuntador de tipo </w:t>
-      </w:r>
-      <w:proofErr w:type="spellStart"/>
-      <w:r>
-        <w:t>NodoPila</w:t>
-      </w:r>
-      <w:proofErr w:type="spellEnd"/>
-      <w:r>
-        <w:t xml:space="preserve"> para enlazarse con otros nodos de la misma pila.</w:t>
+        <w:t xml:space="preserve"> NodoPila</w:t>
+      </w:r>
+      <w:bookmarkEnd w:id="36"/>
+    </w:p>
+    <w:p>
+      <w:r>
+        <w:t>Representa un nodo de la pila de bajas temporales. Su estructura es casi idéntica a NodoLista, pero usa un apuntador de tipo NodoPila para enlazarse con otros nodos de la misma pila.</w:t>
       </w:r>
     </w:p>
     <w:tbl>
@@ -10246,21 +11769,12 @@
             </w:tcMar>
           </w:tcPr>
           <w:p>
-            <w:proofErr w:type="spellStart"/>
             <w:r>
               <w:rPr>
                 <w:sz w:val="20"/>
                 <w:szCs w:val="20"/>
               </w:rPr>
-              <w:t>NodoPila</w:t>
-            </w:r>
-            <w:proofErr w:type="spellEnd"/>
-            <w:r>
-              <w:rPr>
-                <w:sz w:val="20"/>
-                <w:szCs w:val="20"/>
-              </w:rPr>
-              <w:t>*</w:t>
+              <w:t>NodoPila*</w:t>
             </w:r>
           </w:p>
         </w:tc>
@@ -10298,7 +11812,7 @@
       <w:pPr>
         <w:pStyle w:val="Ttulo2"/>
       </w:pPr>
-      <w:bookmarkStart w:id="33" w:name="_Toc229235068"/>
+      <w:bookmarkStart w:id="37" w:name="_Toc229237105"/>
       <w:r>
         <w:rPr>
           <w:rFonts w:eastAsia="Times New Roman"/>
@@ -10318,7 +11832,7 @@
         </w:rPr>
         <w:t xml:space="preserve"> Pila</w:t>
       </w:r>
-      <w:bookmarkEnd w:id="33"/>
+      <w:bookmarkEnd w:id="37"/>
     </w:p>
     <w:p>
       <w:r>
@@ -10494,21 +12008,12 @@
             </w:tcMar>
           </w:tcPr>
           <w:p>
-            <w:proofErr w:type="spellStart"/>
             <w:r>
               <w:rPr>
                 <w:sz w:val="20"/>
                 <w:szCs w:val="20"/>
               </w:rPr>
-              <w:t>NodoPila</w:t>
-            </w:r>
-            <w:proofErr w:type="spellEnd"/>
-            <w:r>
-              <w:rPr>
-                <w:sz w:val="20"/>
-                <w:szCs w:val="20"/>
-              </w:rPr>
-              <w:t>*</w:t>
+              <w:t>NodoPila*</w:t>
             </w:r>
           </w:p>
         </w:tc>
@@ -10592,7 +12097,6 @@
             </w:tcMar>
           </w:tcPr>
           <w:p>
-            <w:proofErr w:type="spellStart"/>
             <w:r>
               <w:rPr>
                 <w:sz w:val="20"/>
@@ -10600,7 +12104,6 @@
               </w:rPr>
               <w:t>int</w:t>
             </w:r>
-            <w:proofErr w:type="spellEnd"/>
           </w:p>
         </w:tc>
         <w:tc>
@@ -10641,25 +12144,20 @@
       <w:pPr>
         <w:pStyle w:val="Ttulo1"/>
       </w:pPr>
-      <w:bookmarkStart w:id="34" w:name="_Toc229235069"/>
+      <w:bookmarkStart w:id="38" w:name="_Toc229237106"/>
       <w:r>
         <w:lastRenderedPageBreak/>
         <w:t>VARIABLES</w:t>
       </w:r>
-      <w:bookmarkEnd w:id="34"/>
+      <w:bookmarkEnd w:id="38"/>
     </w:p>
     <w:p>
       <w:r>
         <w:t xml:space="preserve">Las siguientes variables se declaran en la función </w:t>
       </w:r>
-      <w:proofErr w:type="spellStart"/>
       <w:proofErr w:type="gramStart"/>
       <w:r>
-        <w:t>main</w:t>
-      </w:r>
-      <w:proofErr w:type="spellEnd"/>
-      <w:r>
-        <w:t>(</w:t>
+        <w:t>main(</w:t>
       </w:r>
       <w:proofErr w:type="gramEnd"/>
       <w:r>
@@ -10992,7 +12490,6 @@
             </w:tcMar>
           </w:tcPr>
           <w:p>
-            <w:proofErr w:type="spellStart"/>
             <w:r>
               <w:rPr>
                 <w:sz w:val="20"/>
@@ -11000,7 +12497,6 @@
               </w:rPr>
               <w:t>op</w:t>
             </w:r>
-            <w:proofErr w:type="spellEnd"/>
           </w:p>
         </w:tc>
         <w:tc>
@@ -11021,7 +12517,6 @@
             </w:tcMar>
           </w:tcPr>
           <w:p>
-            <w:proofErr w:type="spellStart"/>
             <w:r>
               <w:rPr>
                 <w:sz w:val="20"/>
@@ -11029,7 +12524,6 @@
               </w:rPr>
               <w:t>int</w:t>
             </w:r>
-            <w:proofErr w:type="spellEnd"/>
           </w:p>
         </w:tc>
         <w:tc>
@@ -11112,21 +12606,12 @@
             </w:tcMar>
           </w:tcPr>
           <w:p>
-            <w:proofErr w:type="spellStart"/>
             <w:r>
               <w:rPr>
                 <w:sz w:val="20"/>
                 <w:szCs w:val="20"/>
               </w:rPr>
-              <w:t>queue</w:t>
-            </w:r>
-            <w:proofErr w:type="spellEnd"/>
-            <w:r>
-              <w:rPr>
-                <w:sz w:val="20"/>
-                <w:szCs w:val="20"/>
-              </w:rPr>
-              <w:t>&lt;Alumno&gt;</w:t>
+              <w:t>queue&lt;Alumno&gt;</w:t>
             </w:r>
           </w:p>
         </w:tc>
@@ -11155,22 +12640,13 @@
               </w:rPr>
               <w:t xml:space="preserve">Cola de inscripciones declarada dentro de </w:t>
             </w:r>
-            <w:proofErr w:type="spellStart"/>
             <w:proofErr w:type="gramStart"/>
             <w:r>
               <w:rPr>
                 <w:sz w:val="20"/>
                 <w:szCs w:val="20"/>
               </w:rPr>
-              <w:t>controlInscripciones</w:t>
-            </w:r>
-            <w:proofErr w:type="spellEnd"/>
-            <w:r>
-              <w:rPr>
-                <w:sz w:val="20"/>
-                <w:szCs w:val="20"/>
-              </w:rPr>
-              <w:t>(</w:t>
+              <w:t>controlInscripciones(</w:t>
             </w:r>
             <w:proofErr w:type="gramEnd"/>
             <w:r>
@@ -11187,47 +12663,7 @@
     <w:p/>
     <w:p>
       <w:r>
-        <w:t xml:space="preserve">Además de estas variables globales al </w:t>
-      </w:r>
-      <w:proofErr w:type="spellStart"/>
-      <w:r>
-        <w:t>main</w:t>
-      </w:r>
-      <w:proofErr w:type="spellEnd"/>
-      <w:r>
-        <w:t xml:space="preserve">, dentro de cada función se usan variables locales auxiliares como contadores enteros (aprobados, reprobados), apuntadores temporales (actual, </w:t>
-      </w:r>
-      <w:proofErr w:type="spellStart"/>
-      <w:r>
-        <w:t>tmp</w:t>
-      </w:r>
-      <w:proofErr w:type="spellEnd"/>
-      <w:r>
-        <w:t>, encontrado), arreglos dinámicos (</w:t>
-      </w:r>
-      <w:proofErr w:type="spellStart"/>
-      <w:r>
-        <w:t>arr</w:t>
-      </w:r>
-      <w:proofErr w:type="spellEnd"/>
-      <w:r>
-        <w:t xml:space="preserve">, </w:t>
-      </w:r>
-      <w:proofErr w:type="spellStart"/>
-      <w:r>
-        <w:t>listaGrupos</w:t>
-      </w:r>
-      <w:proofErr w:type="spellEnd"/>
-      <w:r>
-        <w:t xml:space="preserve">) y variables de confirmación de tipo </w:t>
-      </w:r>
-      <w:proofErr w:type="spellStart"/>
-      <w:r>
-        <w:t>char</w:t>
-      </w:r>
-      <w:proofErr w:type="spellEnd"/>
-      <w:r>
-        <w:t>. Estas se crean y destruyen cada vez que se llama a la función.</w:t>
+        <w:t>Además de estas variables globales al main, dentro de cada función se usan variables locales auxiliares como contadores enteros (aprobados, reprobados), apuntadores temporales (actual, tmp, encontrado), arreglos dinámicos (arr, listaGrupos) y variables de confirmación de tipo char. Estas se crean y destruyen cada vez que se llama a la función.</w:t>
       </w:r>
     </w:p>
     <w:p>
@@ -11239,18 +12675,18 @@
       <w:pPr>
         <w:pStyle w:val="Ttulo1"/>
       </w:pPr>
-      <w:bookmarkStart w:id="35" w:name="_Toc229235070"/>
+      <w:bookmarkStart w:id="39" w:name="_Toc229237107"/>
       <w:r>
         <w:lastRenderedPageBreak/>
         <w:t>FUNCIONES CONSIDERADAS</w:t>
       </w:r>
-      <w:bookmarkEnd w:id="35"/>
+      <w:bookmarkEnd w:id="39"/>
     </w:p>
     <w:p>
       <w:pPr>
         <w:pStyle w:val="Ttulo2"/>
       </w:pPr>
-      <w:bookmarkStart w:id="36" w:name="_Toc229235071"/>
+      <w:bookmarkStart w:id="40" w:name="_Toc229237108"/>
       <w:r>
         <w:rPr>
           <w:rFonts w:eastAsia="Times New Roman"/>
@@ -11263,7 +12699,7 @@
         </w:rPr>
         <w:t>Funciones de Utilidad</w:t>
       </w:r>
-      <w:bookmarkEnd w:id="36"/>
+      <w:bookmarkEnd w:id="40"/>
     </w:p>
     <w:p>
       <w:r>
@@ -11418,22 +12854,13 @@
             </w:tcMar>
           </w:tcPr>
           <w:p>
-            <w:proofErr w:type="spellStart"/>
             <w:proofErr w:type="gramStart"/>
             <w:r>
               <w:rPr>
                 <w:sz w:val="20"/>
                 <w:szCs w:val="20"/>
               </w:rPr>
-              <w:t>limpiarBuffer</w:t>
-            </w:r>
-            <w:proofErr w:type="spellEnd"/>
-            <w:r>
-              <w:rPr>
-                <w:sz w:val="20"/>
-                <w:szCs w:val="20"/>
-              </w:rPr>
-              <w:t>(</w:t>
+              <w:t>limpiarBuffer(</w:t>
             </w:r>
             <w:proofErr w:type="gramEnd"/>
             <w:r>
@@ -11623,37 +13050,12 @@
             </w:tcMar>
           </w:tcPr>
           <w:p>
-            <w:proofErr w:type="spellStart"/>
             <w:r>
               <w:rPr>
                 <w:sz w:val="20"/>
                 <w:szCs w:val="20"/>
               </w:rPr>
-              <w:t>pedirCadena</w:t>
-            </w:r>
-            <w:proofErr w:type="spellEnd"/>
-            <w:r>
-              <w:rPr>
-                <w:sz w:val="20"/>
-                <w:szCs w:val="20"/>
-              </w:rPr>
-              <w:t>(</w:t>
-            </w:r>
-            <w:proofErr w:type="spellStart"/>
-            <w:r>
-              <w:rPr>
-                <w:sz w:val="20"/>
-                <w:szCs w:val="20"/>
-              </w:rPr>
-              <w:t>etiq</w:t>
-            </w:r>
-            <w:proofErr w:type="spellEnd"/>
-            <w:r>
-              <w:rPr>
-                <w:sz w:val="20"/>
-                <w:szCs w:val="20"/>
-              </w:rPr>
-              <w:t>)</w:t>
+              <w:t>pedirCadena(etiq)</w:t>
             </w:r>
           </w:p>
         </w:tc>
@@ -11675,21 +13077,12 @@
             </w:tcMar>
           </w:tcPr>
           <w:p>
-            <w:proofErr w:type="spellStart"/>
             <w:r>
               <w:rPr>
                 <w:sz w:val="20"/>
                 <w:szCs w:val="20"/>
               </w:rPr>
-              <w:t>string</w:t>
-            </w:r>
-            <w:proofErr w:type="spellEnd"/>
-            <w:r>
-              <w:rPr>
-                <w:sz w:val="20"/>
-                <w:szCs w:val="20"/>
-              </w:rPr>
-              <w:t xml:space="preserve"> etiqueta</w:t>
+              <w:t>string etiqueta</w:t>
             </w:r>
           </w:p>
         </w:tc>
@@ -11746,22 +13139,13 @@
             </w:tcMar>
           </w:tcPr>
           <w:p>
-            <w:proofErr w:type="spellStart"/>
             <w:proofErr w:type="gramStart"/>
             <w:r>
               <w:rPr>
                 <w:sz w:val="20"/>
                 <w:szCs w:val="20"/>
               </w:rPr>
-              <w:t>pedirTelefono</w:t>
-            </w:r>
-            <w:proofErr w:type="spellEnd"/>
-            <w:r>
-              <w:rPr>
-                <w:sz w:val="20"/>
-                <w:szCs w:val="20"/>
-              </w:rPr>
-              <w:t>(</w:t>
+              <w:t>pedirTelefono(</w:t>
             </w:r>
             <w:proofErr w:type="gramEnd"/>
             <w:r>
@@ -11834,7 +13218,7 @@
       <w:pPr>
         <w:pStyle w:val="Ttulo2"/>
       </w:pPr>
-      <w:bookmarkStart w:id="37" w:name="_Toc229235072"/>
+      <w:bookmarkStart w:id="41" w:name="_Toc229237109"/>
       <w:r>
         <w:rPr>
           <w:rFonts w:eastAsia="Times New Roman"/>
@@ -11850,7 +13234,7 @@
         </w:rPr>
         <w:t xml:space="preserve"> Funciones de la Lista Enlazada</w:t>
       </w:r>
-      <w:bookmarkEnd w:id="37"/>
+      <w:bookmarkEnd w:id="41"/>
     </w:p>
     <w:p>
       <w:r>
@@ -12005,21 +13389,12 @@
             </w:tcMar>
           </w:tcPr>
           <w:p>
-            <w:proofErr w:type="spellStart"/>
             <w:r>
               <w:rPr>
                 <w:sz w:val="20"/>
                 <w:szCs w:val="20"/>
               </w:rPr>
-              <w:t>inicializarLista</w:t>
-            </w:r>
-            <w:proofErr w:type="spellEnd"/>
-            <w:r>
-              <w:rPr>
-                <w:sz w:val="20"/>
-                <w:szCs w:val="20"/>
-              </w:rPr>
-              <w:t>(L)</w:t>
+              <w:t>inicializarLista(L)</w:t>
             </w:r>
           </w:p>
         </w:tc>
@@ -12073,23 +13448,7 @@
                 <w:sz w:val="20"/>
                 <w:szCs w:val="20"/>
               </w:rPr>
-              <w:t xml:space="preserve">Pone la cabeza en </w:t>
-            </w:r>
-            <w:proofErr w:type="spellStart"/>
-            <w:r>
-              <w:rPr>
-                <w:sz w:val="20"/>
-                <w:szCs w:val="20"/>
-              </w:rPr>
-              <w:t>nullptr</w:t>
-            </w:r>
-            <w:proofErr w:type="spellEnd"/>
-            <w:r>
-              <w:rPr>
-                <w:sz w:val="20"/>
-                <w:szCs w:val="20"/>
-              </w:rPr>
-              <w:t xml:space="preserve"> y la cantidad en 0. Se llama una sola vez al inicio del programa.</w:t>
+              <w:t>Pone la cabeza en nullptr y la cantidad en 0. Se llama una sola vez al inicio del programa.</w:t>
             </w:r>
           </w:p>
         </w:tc>
@@ -12119,22 +13478,13 @@
             </w:tcMar>
           </w:tcPr>
           <w:p>
-            <w:proofErr w:type="spellStart"/>
             <w:proofErr w:type="gramStart"/>
             <w:r>
               <w:rPr>
                 <w:sz w:val="20"/>
                 <w:szCs w:val="20"/>
               </w:rPr>
-              <w:t>insertarLista</w:t>
-            </w:r>
-            <w:proofErr w:type="spellEnd"/>
-            <w:r>
-              <w:rPr>
-                <w:sz w:val="20"/>
-                <w:szCs w:val="20"/>
-              </w:rPr>
-              <w:t>(</w:t>
+              <w:t>insertarLista(</w:t>
             </w:r>
             <w:proofErr w:type="gramEnd"/>
             <w:r>
@@ -12226,7 +13576,6 @@
             </w:tcMar>
           </w:tcPr>
           <w:p>
-            <w:proofErr w:type="spellStart"/>
             <w:proofErr w:type="gramStart"/>
             <w:r>
               <w:rPr>
@@ -12234,15 +13583,7 @@
                 <w:szCs w:val="20"/>
               </w:rPr>
               <w:lastRenderedPageBreak/>
-              <w:t>eliminarLista</w:t>
-            </w:r>
-            <w:proofErr w:type="spellEnd"/>
-            <w:r>
-              <w:rPr>
-                <w:sz w:val="20"/>
-                <w:szCs w:val="20"/>
-              </w:rPr>
-              <w:t>(</w:t>
+              <w:t>eliminarLista(</w:t>
             </w:r>
             <w:proofErr w:type="gramEnd"/>
             <w:r>
@@ -12277,39 +13618,7 @@
                 <w:sz w:val="20"/>
                 <w:szCs w:val="20"/>
               </w:rPr>
-              <w:t xml:space="preserve">Lista&amp; L, </w:t>
-            </w:r>
-            <w:proofErr w:type="spellStart"/>
-            <w:r>
-              <w:rPr>
-                <w:sz w:val="20"/>
-                <w:szCs w:val="20"/>
-              </w:rPr>
-              <w:t>int</w:t>
-            </w:r>
-            <w:proofErr w:type="spellEnd"/>
-            <w:r>
-              <w:rPr>
-                <w:sz w:val="20"/>
-                <w:szCs w:val="20"/>
-              </w:rPr>
-              <w:t xml:space="preserve"> </w:t>
-            </w:r>
-            <w:proofErr w:type="spellStart"/>
-            <w:r>
-              <w:rPr>
-                <w:sz w:val="20"/>
-                <w:szCs w:val="20"/>
-              </w:rPr>
-              <w:t>mat</w:t>
-            </w:r>
-            <w:proofErr w:type="spellEnd"/>
-            <w:r>
-              <w:rPr>
-                <w:sz w:val="20"/>
-                <w:szCs w:val="20"/>
-              </w:rPr>
-              <w:t>, Alumno&amp; eliminado</w:t>
+              <w:t>Lista&amp; L, int mat, Alumno&amp; eliminado</w:t>
             </w:r>
           </w:p>
         </w:tc>
@@ -12366,22 +13675,13 @@
             </w:tcMar>
           </w:tcPr>
           <w:p>
-            <w:proofErr w:type="spellStart"/>
             <w:proofErr w:type="gramStart"/>
             <w:r>
               <w:rPr>
                 <w:sz w:val="20"/>
                 <w:szCs w:val="20"/>
               </w:rPr>
-              <w:t>buscarMatricula</w:t>
-            </w:r>
-            <w:proofErr w:type="spellEnd"/>
-            <w:r>
-              <w:rPr>
-                <w:sz w:val="20"/>
-                <w:szCs w:val="20"/>
-              </w:rPr>
-              <w:t>(</w:t>
+              <w:t>buscarMatricula(</w:t>
             </w:r>
             <w:proofErr w:type="gramEnd"/>
             <w:r>
@@ -12389,23 +13689,7 @@
                 <w:sz w:val="20"/>
                 <w:szCs w:val="20"/>
               </w:rPr>
-              <w:t xml:space="preserve">L, </w:t>
-            </w:r>
-            <w:proofErr w:type="spellStart"/>
-            <w:r>
-              <w:rPr>
-                <w:sz w:val="20"/>
-                <w:szCs w:val="20"/>
-              </w:rPr>
-              <w:t>mat</w:t>
-            </w:r>
-            <w:proofErr w:type="spellEnd"/>
-            <w:r>
-              <w:rPr>
-                <w:sz w:val="20"/>
-                <w:szCs w:val="20"/>
-              </w:rPr>
-              <w:t>)</w:t>
+              <w:t>L, mat)</w:t>
             </w:r>
           </w:p>
         </w:tc>
@@ -12432,33 +13716,8 @@
                 <w:sz w:val="20"/>
                 <w:szCs w:val="20"/>
               </w:rPr>
-              <w:t xml:space="preserve">Lista&amp; L, </w:t>
+              <w:t>Lista&amp; L, int mat</w:t>
             </w:r>
-            <w:proofErr w:type="spellStart"/>
-            <w:r>
-              <w:rPr>
-                <w:sz w:val="20"/>
-                <w:szCs w:val="20"/>
-              </w:rPr>
-              <w:t>int</w:t>
-            </w:r>
-            <w:proofErr w:type="spellEnd"/>
-            <w:r>
-              <w:rPr>
-                <w:sz w:val="20"/>
-                <w:szCs w:val="20"/>
-              </w:rPr>
-              <w:t xml:space="preserve"> </w:t>
-            </w:r>
-            <w:proofErr w:type="spellStart"/>
-            <w:r>
-              <w:rPr>
-                <w:sz w:val="20"/>
-                <w:szCs w:val="20"/>
-              </w:rPr>
-              <w:t>mat</w:t>
-            </w:r>
-            <w:proofErr w:type="spellEnd"/>
           </w:p>
         </w:tc>
         <w:tc>
@@ -12484,23 +13743,7 @@
                 <w:sz w:val="20"/>
                 <w:szCs w:val="20"/>
               </w:rPr>
-              <w:t xml:space="preserve">Búsqueda binaria: copia los apuntadores de los nodos a un arreglo y aplica búsqueda binaria por matrícula. Retorna el nodo encontrado o </w:t>
-            </w:r>
-            <w:proofErr w:type="spellStart"/>
-            <w:r>
-              <w:rPr>
-                <w:sz w:val="20"/>
-                <w:szCs w:val="20"/>
-              </w:rPr>
-              <w:t>nullptr</w:t>
-            </w:r>
-            <w:proofErr w:type="spellEnd"/>
-            <w:r>
-              <w:rPr>
-                <w:sz w:val="20"/>
-                <w:szCs w:val="20"/>
-              </w:rPr>
-              <w:t>.</w:t>
+              <w:t>Búsqueda binaria: copia los apuntadores de los nodos a un arreglo y aplica búsqueda binaria por matrícula. Retorna el nodo encontrado o nullptr.</w:t>
             </w:r>
           </w:p>
         </w:tc>
@@ -12530,22 +13773,13 @@
             </w:tcMar>
           </w:tcPr>
           <w:p>
-            <w:proofErr w:type="spellStart"/>
             <w:proofErr w:type="gramStart"/>
             <w:r>
               <w:rPr>
                 <w:sz w:val="20"/>
                 <w:szCs w:val="20"/>
               </w:rPr>
-              <w:t>buscarNombre</w:t>
-            </w:r>
-            <w:proofErr w:type="spellEnd"/>
-            <w:r>
-              <w:rPr>
-                <w:sz w:val="20"/>
-                <w:szCs w:val="20"/>
-              </w:rPr>
-              <w:t>(</w:t>
+              <w:t>buscarNombre(</w:t>
             </w:r>
             <w:proofErr w:type="gramEnd"/>
             <w:r>
@@ -12553,23 +13787,7 @@
                 <w:sz w:val="20"/>
                 <w:szCs w:val="20"/>
               </w:rPr>
-              <w:t xml:space="preserve">L, nombre, </w:t>
-            </w:r>
-            <w:proofErr w:type="spellStart"/>
-            <w:r>
-              <w:rPr>
-                <w:sz w:val="20"/>
-                <w:szCs w:val="20"/>
-              </w:rPr>
-              <w:t>cnt</w:t>
-            </w:r>
-            <w:proofErr w:type="spellEnd"/>
-            <w:r>
-              <w:rPr>
-                <w:sz w:val="20"/>
-                <w:szCs w:val="20"/>
-              </w:rPr>
-              <w:t>)</w:t>
+              <w:t>L, nombre, cnt)</w:t>
             </w:r>
           </w:p>
         </w:tc>
@@ -12596,39 +13814,7 @@
                 <w:sz w:val="20"/>
                 <w:szCs w:val="20"/>
               </w:rPr>
-              <w:t xml:space="preserve">Lista&amp; L, </w:t>
-            </w:r>
-            <w:proofErr w:type="spellStart"/>
-            <w:r>
-              <w:rPr>
-                <w:sz w:val="20"/>
-                <w:szCs w:val="20"/>
-              </w:rPr>
-              <w:t>string</w:t>
-            </w:r>
-            <w:proofErr w:type="spellEnd"/>
-            <w:r>
-              <w:rPr>
-                <w:sz w:val="20"/>
-                <w:szCs w:val="20"/>
-              </w:rPr>
-              <w:t xml:space="preserve"> nombre, </w:t>
-            </w:r>
-            <w:proofErr w:type="spellStart"/>
-            <w:r>
-              <w:rPr>
-                <w:sz w:val="20"/>
-                <w:szCs w:val="20"/>
-              </w:rPr>
-              <w:t>int</w:t>
-            </w:r>
-            <w:proofErr w:type="spellEnd"/>
-            <w:r>
-              <w:rPr>
-                <w:sz w:val="20"/>
-                <w:szCs w:val="20"/>
-              </w:rPr>
-              <w:t>&amp; cantidad</w:t>
+              <w:t>Lista&amp; L, string nombre, int&amp; cantidad</w:t>
             </w:r>
           </w:p>
         </w:tc>
@@ -12685,21 +13871,12 @@
             </w:tcMar>
           </w:tcPr>
           <w:p>
-            <w:proofErr w:type="spellStart"/>
             <w:r>
               <w:rPr>
                 <w:sz w:val="20"/>
                 <w:szCs w:val="20"/>
               </w:rPr>
-              <w:t>mostrarLista</w:t>
-            </w:r>
-            <w:proofErr w:type="spellEnd"/>
-            <w:r>
-              <w:rPr>
-                <w:sz w:val="20"/>
-                <w:szCs w:val="20"/>
-              </w:rPr>
-              <w:t>(L)</w:t>
+              <w:t>mostrarLista(L)</w:t>
             </w:r>
           </w:p>
         </w:tc>
@@ -12783,21 +13960,12 @@
             </w:tcMar>
           </w:tcPr>
           <w:p>
-            <w:proofErr w:type="spellStart"/>
             <w:r>
               <w:rPr>
                 <w:sz w:val="20"/>
                 <w:szCs w:val="20"/>
               </w:rPr>
-              <w:t>liberarLista</w:t>
-            </w:r>
-            <w:proofErr w:type="spellEnd"/>
-            <w:r>
-              <w:rPr>
-                <w:sz w:val="20"/>
-                <w:szCs w:val="20"/>
-              </w:rPr>
-              <w:t>(L)</w:t>
+              <w:t>liberarLista(L)</w:t>
             </w:r>
           </w:p>
         </w:tc>
@@ -12862,7 +14030,7 @@
       <w:pPr>
         <w:pStyle w:val="Ttulo2"/>
       </w:pPr>
-      <w:bookmarkStart w:id="38" w:name="_Toc229235073"/>
+      <w:bookmarkStart w:id="42" w:name="_Toc229237110"/>
       <w:r>
         <w:rPr>
           <w:rFonts w:eastAsia="Times New Roman"/>
@@ -12878,7 +14046,7 @@
         </w:rPr>
         <w:t xml:space="preserve"> Funciones de la Pila</w:t>
       </w:r>
-      <w:bookmarkEnd w:id="38"/>
+      <w:bookmarkEnd w:id="42"/>
     </w:p>
     <w:p>
       <w:r>
@@ -13033,21 +14201,12 @@
             </w:tcMar>
           </w:tcPr>
           <w:p>
-            <w:proofErr w:type="spellStart"/>
             <w:r>
               <w:rPr>
                 <w:sz w:val="20"/>
                 <w:szCs w:val="20"/>
               </w:rPr>
-              <w:t>inicializarPila</w:t>
-            </w:r>
-            <w:proofErr w:type="spellEnd"/>
-            <w:r>
-              <w:rPr>
-                <w:sz w:val="20"/>
-                <w:szCs w:val="20"/>
-              </w:rPr>
-              <w:t>(P)</w:t>
+              <w:t>inicializarPila(P)</w:t>
             </w:r>
           </w:p>
         </w:tc>
@@ -13101,23 +14260,7 @@
                 <w:sz w:val="20"/>
                 <w:szCs w:val="20"/>
               </w:rPr>
-              <w:t xml:space="preserve">Pone el tope en </w:t>
-            </w:r>
-            <w:proofErr w:type="spellStart"/>
-            <w:r>
-              <w:rPr>
-                <w:sz w:val="20"/>
-                <w:szCs w:val="20"/>
-              </w:rPr>
-              <w:t>nullptr</w:t>
-            </w:r>
-            <w:proofErr w:type="spellEnd"/>
-            <w:r>
-              <w:rPr>
-                <w:sz w:val="20"/>
-                <w:szCs w:val="20"/>
-              </w:rPr>
-              <w:t xml:space="preserve"> y la cantidad en 0. Se llama una sola vez al inicio.</w:t>
+              <w:t>Pone el tope en nullptr y la cantidad en 0. Se llama una sola vez al inicio.</w:t>
             </w:r>
           </w:p>
         </w:tc>
@@ -13245,7 +14388,6 @@
             </w:tcMar>
           </w:tcPr>
           <w:p>
-            <w:proofErr w:type="spellStart"/>
             <w:proofErr w:type="gramStart"/>
             <w:r>
               <w:rPr>
@@ -13253,15 +14395,7 @@
                 <w:szCs w:val="20"/>
               </w:rPr>
               <w:lastRenderedPageBreak/>
-              <w:t>desapilar</w:t>
-            </w:r>
-            <w:proofErr w:type="spellEnd"/>
-            <w:r>
-              <w:rPr>
-                <w:sz w:val="20"/>
-                <w:szCs w:val="20"/>
-              </w:rPr>
-              <w:t>(</w:t>
+              <w:t>desapilar(</w:t>
             </w:r>
             <w:proofErr w:type="gramEnd"/>
             <w:r>
@@ -13269,23 +14403,7 @@
                 <w:sz w:val="20"/>
                 <w:szCs w:val="20"/>
               </w:rPr>
-              <w:t xml:space="preserve">P, </w:t>
-            </w:r>
-            <w:proofErr w:type="spellStart"/>
-            <w:r>
-              <w:rPr>
-                <w:sz w:val="20"/>
-                <w:szCs w:val="20"/>
-              </w:rPr>
-              <w:t>rec</w:t>
-            </w:r>
-            <w:proofErr w:type="spellEnd"/>
-            <w:r>
-              <w:rPr>
-                <w:sz w:val="20"/>
-                <w:szCs w:val="20"/>
-              </w:rPr>
-              <w:t>)</w:t>
+              <w:t>P, rec)</w:t>
             </w:r>
           </w:p>
         </w:tc>
@@ -13369,21 +14487,12 @@
             </w:tcMar>
           </w:tcPr>
           <w:p>
-            <w:proofErr w:type="spellStart"/>
             <w:r>
               <w:rPr>
                 <w:sz w:val="20"/>
                 <w:szCs w:val="20"/>
               </w:rPr>
-              <w:t>mostrarPila</w:t>
-            </w:r>
-            <w:proofErr w:type="spellEnd"/>
-            <w:r>
-              <w:rPr>
-                <w:sz w:val="20"/>
-                <w:szCs w:val="20"/>
-              </w:rPr>
-              <w:t>(P)</w:t>
+              <w:t>mostrarPila(P)</w:t>
             </w:r>
           </w:p>
         </w:tc>
@@ -13467,21 +14576,12 @@
             </w:tcMar>
           </w:tcPr>
           <w:p>
-            <w:proofErr w:type="spellStart"/>
             <w:r>
               <w:rPr>
                 <w:sz w:val="20"/>
                 <w:szCs w:val="20"/>
               </w:rPr>
-              <w:t>liberarPila</w:t>
-            </w:r>
-            <w:proofErr w:type="spellEnd"/>
-            <w:r>
-              <w:rPr>
-                <w:sz w:val="20"/>
-                <w:szCs w:val="20"/>
-              </w:rPr>
-              <w:t>(P)</w:t>
+              <w:t>liberarPila(P)</w:t>
             </w:r>
           </w:p>
         </w:tc>
@@ -13546,7 +14646,7 @@
       <w:pPr>
         <w:pStyle w:val="Ttulo2"/>
       </w:pPr>
-      <w:bookmarkStart w:id="39" w:name="_Toc229235074"/>
+      <w:bookmarkStart w:id="43" w:name="_Toc229237111"/>
       <w:r>
         <w:rPr>
           <w:rFonts w:eastAsia="Times New Roman"/>
@@ -13562,7 +14662,7 @@
         </w:rPr>
         <w:t xml:space="preserve"> Funciones de Impresión</w:t>
       </w:r>
-      <w:bookmarkEnd w:id="39"/>
+      <w:bookmarkEnd w:id="43"/>
     </w:p>
     <w:p>
       <w:r>
@@ -13717,21 +14817,12 @@
             </w:tcMar>
           </w:tcPr>
           <w:p>
-            <w:proofErr w:type="spellStart"/>
             <w:r>
               <w:rPr>
                 <w:sz w:val="20"/>
                 <w:szCs w:val="20"/>
               </w:rPr>
-              <w:t>imprimirAlumno</w:t>
-            </w:r>
-            <w:proofErr w:type="spellEnd"/>
-            <w:r>
-              <w:rPr>
-                <w:sz w:val="20"/>
-                <w:szCs w:val="20"/>
-              </w:rPr>
-              <w:t>(a)</w:t>
+              <w:t>imprimirAlumno(a)</w:t>
             </w:r>
           </w:p>
         </w:tc>
@@ -13796,7 +14887,7 @@
       <w:pPr>
         <w:pStyle w:val="Ttulo2"/>
       </w:pPr>
-      <w:bookmarkStart w:id="40" w:name="_Toc229235075"/>
+      <w:bookmarkStart w:id="44" w:name="_Toc229237112"/>
       <w:r>
         <w:rPr>
           <w:rFonts w:eastAsia="Times New Roman"/>
@@ -13812,7 +14903,7 @@
         </w:rPr>
         <w:t xml:space="preserve"> Funciones de las Opciones del Menú</w:t>
       </w:r>
-      <w:bookmarkEnd w:id="40"/>
+      <w:bookmarkEnd w:id="44"/>
     </w:p>
     <w:p>
       <w:r>
@@ -13967,21 +15058,12 @@
             </w:tcMar>
           </w:tcPr>
           <w:p>
-            <w:proofErr w:type="spellStart"/>
             <w:r>
               <w:rPr>
                 <w:sz w:val="20"/>
                 <w:szCs w:val="20"/>
               </w:rPr>
-              <w:t>altaAlumno</w:t>
-            </w:r>
-            <w:proofErr w:type="spellEnd"/>
-            <w:r>
-              <w:rPr>
-                <w:sz w:val="20"/>
-                <w:szCs w:val="20"/>
-              </w:rPr>
-              <w:t>(L)</w:t>
+              <w:t>altaAlumno(L)</w:t>
             </w:r>
           </w:p>
         </w:tc>
@@ -14065,22 +15147,13 @@
             </w:tcMar>
           </w:tcPr>
           <w:p>
-            <w:proofErr w:type="spellStart"/>
             <w:proofErr w:type="gramStart"/>
             <w:r>
               <w:rPr>
                 <w:sz w:val="20"/>
                 <w:szCs w:val="20"/>
               </w:rPr>
-              <w:t>bajaAlumno</w:t>
-            </w:r>
-            <w:proofErr w:type="spellEnd"/>
-            <w:r>
-              <w:rPr>
-                <w:sz w:val="20"/>
-                <w:szCs w:val="20"/>
-              </w:rPr>
-              <w:t>(</w:t>
+              <w:t>bajaAlumno(</w:t>
             </w:r>
             <w:proofErr w:type="gramEnd"/>
             <w:r>
@@ -14180,23 +15253,13 @@
             </w:tcMar>
           </w:tcPr>
           <w:p>
-            <w:proofErr w:type="spellStart"/>
             <w:proofErr w:type="gramStart"/>
             <w:r>
               <w:rPr>
                 <w:sz w:val="20"/>
                 <w:szCs w:val="20"/>
               </w:rPr>
-              <w:lastRenderedPageBreak/>
-              <w:t>recuperarAlumno</w:t>
-            </w:r>
-            <w:proofErr w:type="spellEnd"/>
-            <w:r>
-              <w:rPr>
-                <w:sz w:val="20"/>
-                <w:szCs w:val="20"/>
-              </w:rPr>
-              <w:t>(</w:t>
+              <w:t>recuperarAlumno(</w:t>
             </w:r>
             <w:proofErr w:type="gramEnd"/>
             <w:r>
@@ -14258,23 +15321,7 @@
                 <w:sz w:val="20"/>
                 <w:szCs w:val="20"/>
               </w:rPr>
-              <w:t xml:space="preserve">Opción 3. Muestra el alumno en el tope de la pila y, si el usuario confirma, lo </w:t>
-            </w:r>
-            <w:proofErr w:type="spellStart"/>
-            <w:r>
-              <w:rPr>
-                <w:sz w:val="20"/>
-                <w:szCs w:val="20"/>
-              </w:rPr>
-              <w:t>desapila</w:t>
-            </w:r>
-            <w:proofErr w:type="spellEnd"/>
-            <w:r>
-              <w:rPr>
-                <w:sz w:val="20"/>
-                <w:szCs w:val="20"/>
-              </w:rPr>
-              <w:t xml:space="preserve"> y lo regresa a la lista de activos en su posición ordenada.</w:t>
+              <w:t>Opción 3. Muestra el alumno en el tope de la pila y, si el usuario confirma, lo desapila y lo regresa a la lista de activos en su posición ordenada.</w:t>
             </w:r>
           </w:p>
         </w:tc>
@@ -14402,21 +15449,12 @@
             </w:tcMar>
           </w:tcPr>
           <w:p>
-            <w:proofErr w:type="spellStart"/>
             <w:r>
               <w:rPr>
                 <w:sz w:val="20"/>
                 <w:szCs w:val="20"/>
               </w:rPr>
-              <w:t>controlInscripciones</w:t>
-            </w:r>
-            <w:proofErr w:type="spellEnd"/>
-            <w:r>
-              <w:rPr>
-                <w:sz w:val="20"/>
-                <w:szCs w:val="20"/>
-              </w:rPr>
-              <w:t>(L)</w:t>
+              <w:t>controlInscripciones(L)</w:t>
             </w:r>
           </w:p>
         </w:tc>
@@ -14481,7 +15519,7 @@
       <w:pPr>
         <w:pStyle w:val="Ttulo2"/>
       </w:pPr>
-      <w:bookmarkStart w:id="41" w:name="_Toc229235076"/>
+      <w:bookmarkStart w:id="45" w:name="_Toc229237113"/>
       <w:r>
         <w:rPr>
           <w:rFonts w:eastAsia="Times New Roman"/>
@@ -14497,19 +15535,11 @@
         </w:rPr>
         <w:t xml:space="preserve"> Funciones de la Cola de Inscripciones</w:t>
       </w:r>
-      <w:bookmarkEnd w:id="41"/>
-    </w:p>
-    <w:p>
-      <w:r>
-        <w:t xml:space="preserve">Estas funciones se usan exclusivamente dentro de la opción 5 y trabajan con la cola de tipo </w:t>
-      </w:r>
-      <w:proofErr w:type="spellStart"/>
-      <w:r>
-        <w:t>queue</w:t>
-      </w:r>
-      <w:proofErr w:type="spellEnd"/>
-      <w:r>
-        <w:t>&lt;Alumno&gt;.</w:t>
+      <w:bookmarkEnd w:id="45"/>
+    </w:p>
+    <w:p>
+      <w:r>
+        <w:t>Estas funciones se usan exclusivamente dentro de la opción 5 y trabajan con la cola de tipo queue&lt;Alumno&gt;.</w:t>
       </w:r>
     </w:p>
     <w:tbl>
@@ -14660,22 +15690,13 @@
             </w:tcMar>
           </w:tcPr>
           <w:p>
-            <w:proofErr w:type="spellStart"/>
             <w:proofErr w:type="gramStart"/>
             <w:r>
               <w:rPr>
                 <w:sz w:val="20"/>
                 <w:szCs w:val="20"/>
               </w:rPr>
-              <w:t>crearColaInscripciones</w:t>
-            </w:r>
-            <w:proofErr w:type="spellEnd"/>
-            <w:r>
-              <w:rPr>
-                <w:sz w:val="20"/>
-                <w:szCs w:val="20"/>
-              </w:rPr>
-              <w:t>(</w:t>
+              <w:t>crearColaInscripciones(</w:t>
             </w:r>
             <w:proofErr w:type="gramEnd"/>
             <w:r>
@@ -14710,23 +15731,7 @@
                 <w:sz w:val="20"/>
                 <w:szCs w:val="20"/>
               </w:rPr>
-              <w:t xml:space="preserve">Lista&amp; L, </w:t>
-            </w:r>
-            <w:proofErr w:type="spellStart"/>
-            <w:r>
-              <w:rPr>
-                <w:sz w:val="20"/>
-                <w:szCs w:val="20"/>
-              </w:rPr>
-              <w:t>queue</w:t>
-            </w:r>
-            <w:proofErr w:type="spellEnd"/>
-            <w:r>
-              <w:rPr>
-                <w:sz w:val="20"/>
-                <w:szCs w:val="20"/>
-              </w:rPr>
-              <w:t>&lt;Alumno&gt;&amp; cola</w:t>
+              <w:t>Lista&amp; L, queue&lt;Alumno&gt;&amp; cola</w:t>
             </w:r>
           </w:p>
         </w:tc>
@@ -14783,21 +15788,12 @@
             </w:tcMar>
           </w:tcPr>
           <w:p>
-            <w:proofErr w:type="spellStart"/>
             <w:r>
               <w:rPr>
                 <w:sz w:val="20"/>
                 <w:szCs w:val="20"/>
               </w:rPr>
-              <w:t>mostrarCola</w:t>
-            </w:r>
-            <w:proofErr w:type="spellEnd"/>
-            <w:r>
-              <w:rPr>
-                <w:sz w:val="20"/>
-                <w:szCs w:val="20"/>
-              </w:rPr>
-              <w:t>(cola)</w:t>
+              <w:t>mostrarCola(cola)</w:t>
             </w:r>
           </w:p>
         </w:tc>
@@ -14819,21 +15815,12 @@
             </w:tcMar>
           </w:tcPr>
           <w:p>
-            <w:proofErr w:type="spellStart"/>
             <w:r>
               <w:rPr>
                 <w:sz w:val="20"/>
                 <w:szCs w:val="20"/>
               </w:rPr>
-              <w:t>queue</w:t>
-            </w:r>
-            <w:proofErr w:type="spellEnd"/>
-            <w:r>
-              <w:rPr>
-                <w:sz w:val="20"/>
-                <w:szCs w:val="20"/>
-              </w:rPr>
-              <w:t>&lt;Alumno&gt; cola</w:t>
+              <w:t>queue&lt;Alumno&gt; cola</w:t>
             </w:r>
           </w:p>
         </w:tc>
@@ -14890,22 +15877,13 @@
             </w:tcMar>
           </w:tcPr>
           <w:p>
-            <w:proofErr w:type="spellStart"/>
             <w:r>
               <w:rPr>
                 <w:sz w:val="20"/>
                 <w:szCs w:val="20"/>
               </w:rPr>
               <w:lastRenderedPageBreak/>
-              <w:t>inscribirAlumnos</w:t>
-            </w:r>
-            <w:proofErr w:type="spellEnd"/>
-            <w:r>
-              <w:rPr>
-                <w:sz w:val="20"/>
-                <w:szCs w:val="20"/>
-              </w:rPr>
-              <w:t>(cola)</w:t>
+              <w:t>inscribirAlumnos(cola)</w:t>
             </w:r>
           </w:p>
         </w:tc>
@@ -14927,21 +15905,12 @@
             </w:tcMar>
           </w:tcPr>
           <w:p>
-            <w:proofErr w:type="spellStart"/>
             <w:r>
               <w:rPr>
                 <w:sz w:val="20"/>
                 <w:szCs w:val="20"/>
               </w:rPr>
-              <w:t>queue</w:t>
-            </w:r>
-            <w:proofErr w:type="spellEnd"/>
-            <w:r>
-              <w:rPr>
-                <w:sz w:val="20"/>
-                <w:szCs w:val="20"/>
-              </w:rPr>
-              <w:t>&lt;Alumno&gt;&amp; cola</w:t>
+              <w:t>queue&lt;Alumno&gt;&amp; cola</w:t>
             </w:r>
           </w:p>
         </w:tc>
@@ -14992,12 +15961,12 @@
       <w:pPr>
         <w:pStyle w:val="Ttulo1"/>
       </w:pPr>
-      <w:bookmarkStart w:id="42" w:name="_Toc229235077"/>
+      <w:bookmarkStart w:id="46" w:name="_Toc229237114"/>
       <w:r>
         <w:lastRenderedPageBreak/>
         <w:t>CÓDIGO FUENTE</w:t>
       </w:r>
-      <w:bookmarkEnd w:id="42"/>
+      <w:bookmarkEnd w:id="46"/>
       <w:r>
         <w:t xml:space="preserve"> </w:t>
       </w:r>
@@ -29063,15 +30032,15 @@
       <w:pPr>
         <w:pStyle w:val="Ttulo1"/>
       </w:pPr>
-      <w:bookmarkStart w:id="43" w:name="_Toc229235078"/>
+      <w:bookmarkStart w:id="47" w:name="_Toc229237115"/>
       <w:r>
         <w:lastRenderedPageBreak/>
         <w:t>EJECUTABLE</w:t>
       </w:r>
-      <w:bookmarkEnd w:id="43"/>
+      <w:bookmarkEnd w:id="47"/>
     </w:p>
     <w:sectPr>
-      <w:footerReference w:type="default" r:id="rId23"/>
+      <w:footerReference w:type="default" r:id="rId24"/>
       <w:type w:val="continuous"/>
       <w:pgSz w:w="12240" w:h="15840"/>
       <w:pgMar w:top="1418" w:right="1418" w:bottom="1418" w:left="1701" w:header="709" w:footer="709" w:gutter="0"/>
@@ -29535,6 +30504,92 @@
     </w:lvl>
   </w:abstractNum>
   <w:abstractNum w:abstractNumId="2" w15:restartNumberingAfterBreak="0">
+    <w:nsid w:val="293171CD"/>
+    <w:multiLevelType w:val="hybridMultilevel"/>
+    <w:tmpl w:val="228A785E"/>
+    <w:lvl w:ilvl="0" w:tplc="080A000F">
+      <w:start w:val="1"/>
+      <w:numFmt w:val="decimal"/>
+      <w:lvlText w:val="%1."/>
+      <w:lvlJc w:val="left"/>
+      <w:pPr>
+        <w:ind w:left="720" w:hanging="360"/>
+      </w:pPr>
+    </w:lvl>
+    <w:lvl w:ilvl="1" w:tplc="080A0019" w:tentative="1">
+      <w:start w:val="1"/>
+      <w:numFmt w:val="lowerLetter"/>
+      <w:lvlText w:val="%2."/>
+      <w:lvlJc w:val="left"/>
+      <w:pPr>
+        <w:ind w:left="1440" w:hanging="360"/>
+      </w:pPr>
+    </w:lvl>
+    <w:lvl w:ilvl="2" w:tplc="080A001B" w:tentative="1">
+      <w:start w:val="1"/>
+      <w:numFmt w:val="lowerRoman"/>
+      <w:lvlText w:val="%3."/>
+      <w:lvlJc w:val="right"/>
+      <w:pPr>
+        <w:ind w:left="2160" w:hanging="180"/>
+      </w:pPr>
+    </w:lvl>
+    <w:lvl w:ilvl="3" w:tplc="080A000F" w:tentative="1">
+      <w:start w:val="1"/>
+      <w:numFmt w:val="decimal"/>
+      <w:lvlText w:val="%4."/>
+      <w:lvlJc w:val="left"/>
+      <w:pPr>
+        <w:ind w:left="2880" w:hanging="360"/>
+      </w:pPr>
+    </w:lvl>
+    <w:lvl w:ilvl="4" w:tplc="080A0019" w:tentative="1">
+      <w:start w:val="1"/>
+      <w:numFmt w:val="lowerLetter"/>
+      <w:lvlText w:val="%5."/>
+      <w:lvlJc w:val="left"/>
+      <w:pPr>
+        <w:ind w:left="3600" w:hanging="360"/>
+      </w:pPr>
+    </w:lvl>
+    <w:lvl w:ilvl="5" w:tplc="080A001B" w:tentative="1">
+      <w:start w:val="1"/>
+      <w:numFmt w:val="lowerRoman"/>
+      <w:lvlText w:val="%6."/>
+      <w:lvlJc w:val="right"/>
+      <w:pPr>
+        <w:ind w:left="4320" w:hanging="180"/>
+      </w:pPr>
+    </w:lvl>
+    <w:lvl w:ilvl="6" w:tplc="080A000F" w:tentative="1">
+      <w:start w:val="1"/>
+      <w:numFmt w:val="decimal"/>
+      <w:lvlText w:val="%7."/>
+      <w:lvlJc w:val="left"/>
+      <w:pPr>
+        <w:ind w:left="5040" w:hanging="360"/>
+      </w:pPr>
+    </w:lvl>
+    <w:lvl w:ilvl="7" w:tplc="080A0019" w:tentative="1">
+      <w:start w:val="1"/>
+      <w:numFmt w:val="lowerLetter"/>
+      <w:lvlText w:val="%8."/>
+      <w:lvlJc w:val="left"/>
+      <w:pPr>
+        <w:ind w:left="5760" w:hanging="360"/>
+      </w:pPr>
+    </w:lvl>
+    <w:lvl w:ilvl="8" w:tplc="080A001B" w:tentative="1">
+      <w:start w:val="1"/>
+      <w:numFmt w:val="lowerRoman"/>
+      <w:lvlText w:val="%9."/>
+      <w:lvlJc w:val="right"/>
+      <w:pPr>
+        <w:ind w:left="6480" w:hanging="180"/>
+      </w:pPr>
+    </w:lvl>
+  </w:abstractNum>
+  <w:abstractNum w:abstractNumId="3" w15:restartNumberingAfterBreak="0">
     <w:nsid w:val="2B46675D"/>
     <w:multiLevelType w:val="hybridMultilevel"/>
     <w:tmpl w:val="6B76F2F4"/>
@@ -29647,7 +30702,7 @@
       </w:rPr>
     </w:lvl>
   </w:abstractNum>
-  <w:abstractNum w:abstractNumId="3" w15:restartNumberingAfterBreak="0">
+  <w:abstractNum w:abstractNumId="4" w15:restartNumberingAfterBreak="0">
     <w:nsid w:val="2DE740FB"/>
     <w:multiLevelType w:val="hybridMultilevel"/>
     <w:tmpl w:val="21BA1E44"/>
@@ -29760,7 +30815,7 @@
       </w:rPr>
     </w:lvl>
   </w:abstractNum>
-  <w:abstractNum w:abstractNumId="4" w15:restartNumberingAfterBreak="0">
+  <w:abstractNum w:abstractNumId="5" w15:restartNumberingAfterBreak="0">
     <w:nsid w:val="33516F3C"/>
     <w:multiLevelType w:val="multilevel"/>
     <w:tmpl w:val="080A001F"/>
@@ -29846,7 +30901,7 @@
       </w:pPr>
     </w:lvl>
   </w:abstractNum>
-  <w:abstractNum w:abstractNumId="5" w15:restartNumberingAfterBreak="0">
+  <w:abstractNum w:abstractNumId="6" w15:restartNumberingAfterBreak="0">
     <w:nsid w:val="42F57D00"/>
     <w:multiLevelType w:val="hybridMultilevel"/>
     <w:tmpl w:val="73EA7500"/>
@@ -29959,7 +31014,7 @@
       </w:rPr>
     </w:lvl>
   </w:abstractNum>
-  <w:abstractNum w:abstractNumId="6" w15:restartNumberingAfterBreak="0">
+  <w:abstractNum w:abstractNumId="7" w15:restartNumberingAfterBreak="0">
     <w:nsid w:val="46E804F9"/>
     <w:multiLevelType w:val="multilevel"/>
     <w:tmpl w:val="080A001F"/>
@@ -30045,7 +31100,7 @@
       </w:pPr>
     </w:lvl>
   </w:abstractNum>
-  <w:abstractNum w:abstractNumId="7" w15:restartNumberingAfterBreak="0">
+  <w:abstractNum w:abstractNumId="8" w15:restartNumberingAfterBreak="0">
     <w:nsid w:val="4E572281"/>
     <w:multiLevelType w:val="hybridMultilevel"/>
     <w:tmpl w:val="E668A6BE"/>
@@ -30158,7 +31213,7 @@
       </w:rPr>
     </w:lvl>
   </w:abstractNum>
-  <w:abstractNum w:abstractNumId="8" w15:restartNumberingAfterBreak="0">
+  <w:abstractNum w:abstractNumId="9" w15:restartNumberingAfterBreak="0">
     <w:nsid w:val="51FD1B89"/>
     <w:multiLevelType w:val="multilevel"/>
     <w:tmpl w:val="A0042E86"/>
@@ -30271,7 +31326,7 @@
       </w:rPr>
     </w:lvl>
   </w:abstractNum>
-  <w:abstractNum w:abstractNumId="9" w15:restartNumberingAfterBreak="0">
+  <w:abstractNum w:abstractNumId="10" w15:restartNumberingAfterBreak="0">
     <w:nsid w:val="55183F30"/>
     <w:multiLevelType w:val="multilevel"/>
     <w:tmpl w:val="080A001F"/>
@@ -30357,7 +31412,7 @@
       </w:pPr>
     </w:lvl>
   </w:abstractNum>
-  <w:abstractNum w:abstractNumId="10" w15:restartNumberingAfterBreak="0">
+  <w:abstractNum w:abstractNumId="11" w15:restartNumberingAfterBreak="0">
     <w:nsid w:val="56345515"/>
     <w:multiLevelType w:val="hybridMultilevel"/>
     <w:tmpl w:val="98E62274"/>
@@ -30443,7 +31498,7 @@
       </w:pPr>
     </w:lvl>
   </w:abstractNum>
-  <w:abstractNum w:abstractNumId="11" w15:restartNumberingAfterBreak="0">
+  <w:abstractNum w:abstractNumId="12" w15:restartNumberingAfterBreak="0">
     <w:nsid w:val="5E873870"/>
     <w:multiLevelType w:val="multilevel"/>
     <w:tmpl w:val="080A001F"/>
@@ -30529,10 +31584,10 @@
       </w:pPr>
     </w:lvl>
   </w:abstractNum>
-  <w:abstractNum w:abstractNumId="12" w15:restartNumberingAfterBreak="0">
-    <w:nsid w:val="678238D3"/>
+  <w:abstractNum w:abstractNumId="13" w15:restartNumberingAfterBreak="0">
+    <w:nsid w:val="640141CE"/>
     <w:multiLevelType w:val="hybridMultilevel"/>
-    <w:tmpl w:val="63DEB596"/>
+    <w:tmpl w:val="6E0E6902"/>
     <w:lvl w:ilvl="0" w:tplc="080A0001">
       <w:start w:val="1"/>
       <w:numFmt w:val="bullet"/>
@@ -30642,10 +31697,10 @@
       </w:rPr>
     </w:lvl>
   </w:abstractNum>
-  <w:abstractNum w:abstractNumId="13" w15:restartNumberingAfterBreak="0">
-    <w:nsid w:val="7D131BA9"/>
+  <w:abstractNum w:abstractNumId="14" w15:restartNumberingAfterBreak="0">
+    <w:nsid w:val="678238D3"/>
     <w:multiLevelType w:val="hybridMultilevel"/>
-    <w:tmpl w:val="CF2C3F8E"/>
+    <w:tmpl w:val="63DEB596"/>
     <w:lvl w:ilvl="0" w:tplc="080A0001">
       <w:start w:val="1"/>
       <w:numFmt w:val="bullet"/>
@@ -30755,47 +31810,166 @@
       </w:rPr>
     </w:lvl>
   </w:abstractNum>
+  <w:abstractNum w:abstractNumId="15" w15:restartNumberingAfterBreak="0">
+    <w:nsid w:val="7D131BA9"/>
+    <w:multiLevelType w:val="hybridMultilevel"/>
+    <w:tmpl w:val="CF2C3F8E"/>
+    <w:lvl w:ilvl="0" w:tplc="080A0001">
+      <w:start w:val="1"/>
+      <w:numFmt w:val="bullet"/>
+      <w:lvlText w:val=""/>
+      <w:lvlJc w:val="left"/>
+      <w:pPr>
+        <w:ind w:left="720" w:hanging="360"/>
+      </w:pPr>
+      <w:rPr>
+        <w:rFonts w:ascii="Symbol" w:hAnsi="Symbol" w:hint="default"/>
+      </w:rPr>
+    </w:lvl>
+    <w:lvl w:ilvl="1" w:tplc="080A0003" w:tentative="1">
+      <w:start w:val="1"/>
+      <w:numFmt w:val="bullet"/>
+      <w:lvlText w:val="o"/>
+      <w:lvlJc w:val="left"/>
+      <w:pPr>
+        <w:ind w:left="1440" w:hanging="360"/>
+      </w:pPr>
+      <w:rPr>
+        <w:rFonts w:ascii="Courier New" w:hAnsi="Courier New" w:cs="Courier New" w:hint="default"/>
+      </w:rPr>
+    </w:lvl>
+    <w:lvl w:ilvl="2" w:tplc="080A0005" w:tentative="1">
+      <w:start w:val="1"/>
+      <w:numFmt w:val="bullet"/>
+      <w:lvlText w:val=""/>
+      <w:lvlJc w:val="left"/>
+      <w:pPr>
+        <w:ind w:left="2160" w:hanging="360"/>
+      </w:pPr>
+      <w:rPr>
+        <w:rFonts w:ascii="Wingdings" w:hAnsi="Wingdings" w:hint="default"/>
+      </w:rPr>
+    </w:lvl>
+    <w:lvl w:ilvl="3" w:tplc="080A0001" w:tentative="1">
+      <w:start w:val="1"/>
+      <w:numFmt w:val="bullet"/>
+      <w:lvlText w:val=""/>
+      <w:lvlJc w:val="left"/>
+      <w:pPr>
+        <w:ind w:left="2880" w:hanging="360"/>
+      </w:pPr>
+      <w:rPr>
+        <w:rFonts w:ascii="Symbol" w:hAnsi="Symbol" w:hint="default"/>
+      </w:rPr>
+    </w:lvl>
+    <w:lvl w:ilvl="4" w:tplc="080A0003" w:tentative="1">
+      <w:start w:val="1"/>
+      <w:numFmt w:val="bullet"/>
+      <w:lvlText w:val="o"/>
+      <w:lvlJc w:val="left"/>
+      <w:pPr>
+        <w:ind w:left="3600" w:hanging="360"/>
+      </w:pPr>
+      <w:rPr>
+        <w:rFonts w:ascii="Courier New" w:hAnsi="Courier New" w:cs="Courier New" w:hint="default"/>
+      </w:rPr>
+    </w:lvl>
+    <w:lvl w:ilvl="5" w:tplc="080A0005" w:tentative="1">
+      <w:start w:val="1"/>
+      <w:numFmt w:val="bullet"/>
+      <w:lvlText w:val=""/>
+      <w:lvlJc w:val="left"/>
+      <w:pPr>
+        <w:ind w:left="4320" w:hanging="360"/>
+      </w:pPr>
+      <w:rPr>
+        <w:rFonts w:ascii="Wingdings" w:hAnsi="Wingdings" w:hint="default"/>
+      </w:rPr>
+    </w:lvl>
+    <w:lvl w:ilvl="6" w:tplc="080A0001" w:tentative="1">
+      <w:start w:val="1"/>
+      <w:numFmt w:val="bullet"/>
+      <w:lvlText w:val=""/>
+      <w:lvlJc w:val="left"/>
+      <w:pPr>
+        <w:ind w:left="5040" w:hanging="360"/>
+      </w:pPr>
+      <w:rPr>
+        <w:rFonts w:ascii="Symbol" w:hAnsi="Symbol" w:hint="default"/>
+      </w:rPr>
+    </w:lvl>
+    <w:lvl w:ilvl="7" w:tplc="080A0003" w:tentative="1">
+      <w:start w:val="1"/>
+      <w:numFmt w:val="bullet"/>
+      <w:lvlText w:val="o"/>
+      <w:lvlJc w:val="left"/>
+      <w:pPr>
+        <w:ind w:left="5760" w:hanging="360"/>
+      </w:pPr>
+      <w:rPr>
+        <w:rFonts w:ascii="Courier New" w:hAnsi="Courier New" w:cs="Courier New" w:hint="default"/>
+      </w:rPr>
+    </w:lvl>
+    <w:lvl w:ilvl="8" w:tplc="080A0005" w:tentative="1">
+      <w:start w:val="1"/>
+      <w:numFmt w:val="bullet"/>
+      <w:lvlText w:val=""/>
+      <w:lvlJc w:val="left"/>
+      <w:pPr>
+        <w:ind w:left="6480" w:hanging="360"/>
+      </w:pPr>
+      <w:rPr>
+        <w:rFonts w:ascii="Wingdings" w:hAnsi="Wingdings" w:hint="default"/>
+      </w:rPr>
+    </w:lvl>
+  </w:abstractNum>
   <w:num w:numId="1" w16cid:durableId="1674840812">
-    <w:abstractNumId w:val="10"/>
+    <w:abstractNumId w:val="11"/>
   </w:num>
   <w:num w:numId="2" w16cid:durableId="981421618">
     <w:abstractNumId w:val="0"/>
   </w:num>
   <w:num w:numId="3" w16cid:durableId="994803481">
-    <w:abstractNumId w:val="6"/>
+    <w:abstractNumId w:val="7"/>
   </w:num>
   <w:num w:numId="4" w16cid:durableId="2003966946">
-    <w:abstractNumId w:val="8"/>
+    <w:abstractNumId w:val="9"/>
   </w:num>
   <w:num w:numId="5" w16cid:durableId="599214697">
-    <w:abstractNumId w:val="9"/>
+    <w:abstractNumId w:val="10"/>
   </w:num>
   <w:num w:numId="6" w16cid:durableId="1908029773">
     <w:abstractNumId w:val="1"/>
   </w:num>
   <w:num w:numId="7" w16cid:durableId="532961727">
+    <w:abstractNumId w:val="5"/>
+  </w:num>
+  <w:num w:numId="8" w16cid:durableId="1255476877">
+    <w:abstractNumId w:val="12"/>
+  </w:num>
+  <w:num w:numId="9" w16cid:durableId="448596790">
+    <w:abstractNumId w:val="6"/>
+  </w:num>
+  <w:num w:numId="10" w16cid:durableId="1140883030">
+    <w:abstractNumId w:val="15"/>
+  </w:num>
+  <w:num w:numId="11" w16cid:durableId="621620237">
     <w:abstractNumId w:val="4"/>
   </w:num>
-  <w:num w:numId="8" w16cid:durableId="1255476877">
-    <w:abstractNumId w:val="11"/>
-  </w:num>
-  <w:num w:numId="9" w16cid:durableId="448596790">
-    <w:abstractNumId w:val="5"/>
-  </w:num>
-  <w:num w:numId="10" w16cid:durableId="1140883030">
-    <w:abstractNumId w:val="13"/>
-  </w:num>
-  <w:num w:numId="11" w16cid:durableId="621620237">
+  <w:num w:numId="12" w16cid:durableId="1362978119">
     <w:abstractNumId w:val="3"/>
   </w:num>
-  <w:num w:numId="12" w16cid:durableId="1362978119">
+  <w:num w:numId="13" w16cid:durableId="1887523046">
+    <w:abstractNumId w:val="8"/>
+  </w:num>
+  <w:num w:numId="14" w16cid:durableId="1383944513">
+    <w:abstractNumId w:val="14"/>
+  </w:num>
+  <w:num w:numId="15" w16cid:durableId="1556892143">
     <w:abstractNumId w:val="2"/>
   </w:num>
-  <w:num w:numId="13" w16cid:durableId="1887523046">
-    <w:abstractNumId w:val="7"/>
-  </w:num>
-  <w:num w:numId="14" w16cid:durableId="1383944513">
-    <w:abstractNumId w:val="12"/>
+  <w:num w:numId="16" w16cid:durableId="2122062875">
+    <w:abstractNumId w:val="13"/>
   </w:num>
 </w:numbering>
 </file>
@@ -31412,7 +32586,6 @@
   <w:style w:type="character" w:default="1" w:styleId="Fuentedeprrafopredeter">
     <w:name w:val="Default Paragraph Font"/>
     <w:uiPriority w:val="1"/>
-    <w:semiHidden/>
     <w:unhideWhenUsed/>
   </w:style>
   <w:style w:type="table" w:default="1" w:styleId="Tablanormal">

--- a/EstructuraDeDatos/PIA/PIA_EstructuraDeDatos_E5.docx
+++ b/EstructuraDeDatos/PIA/PIA_EstructuraDeDatos_E5.docx
@@ -5847,17 +5847,6 @@
           <w:sz w:val="24"/>
           <w:szCs w:val="22"/>
         </w:rPr>
-      </w:pPr>
-      <w:r>
-        <w:fldChar w:fldCharType="end"/>
-      </w:r>
-      <w:r>
-        <w:br w:type="page"/>
-      </w:r>
-    </w:p>
-    <w:p>
-      <w:pPr>
-        <w:pStyle w:val="Ttulo1"/>
         <w:sectPr>
           <w:footerReference w:type="default" r:id="rId14"/>
           <w:pgSz w:w="12240" w:h="15840"/>
@@ -5868,6 +5857,12 @@
           <w:docGrid w:linePitch="360"/>
         </w:sectPr>
       </w:pPr>
+      <w:r>
+        <w:fldChar w:fldCharType="end"/>
+      </w:r>
+      <w:r>
+        <w:br w:type="page"/>
+      </w:r>
     </w:p>
     <w:p>
       <w:pPr>
@@ -5884,11 +5879,23 @@
       </w:r>
     </w:p>
     <w:p>
-      <w:pPr>
-        <w:jc w:val="left"/>
-      </w:pPr>
-      <w:r>
-        <w:br w:type="page"/>
+      <w:r>
+        <w:t>El presente documento corresponde al reporte del Producto Integrador de Aprendizaje de la materia Estructura de Datos. Este reporte tiene como propósito documentar de forma ordenada el proceso de desarrollo del proyecto.</w:t>
+      </w:r>
+    </w:p>
+    <w:p>
+      <w:r>
+        <w:t>El proyecto consistió en desarrollar un sistema de software para el Instituto Educativo IMAK, una institución escolar en proceso de crecimiento que necesitaba mejores herramientas para llevar el control de sus estudiantes. El programa permite registrar alumnos, gestionar bajas temporales y recuperaciones, generar reportes de desempeño académico y organizar el proceso de inscripción a grupos, todo desde un menú interactivo en consola.</w:t>
+      </w:r>
+    </w:p>
+    <w:p>
+      <w:r>
+        <w:t>Para construir este sistema se pusieron en práctica los tres tipos de estructuras de datos que se estudiaron durante el semestre: listas enlazadas, pilas y colas. Cada una fue aplicada en la parte del programa donde mejor se adaptaba a los requerimientos. La lista enlazada se usa para guardar y mantener ordenados a los alumnos activos. La pila se emplea para administrar las bajas de forma temporal, permitiendo recuperar al último alumno dado de baja cuando sea necesario. Y la cola organiza a los estudiantes según su promedio para llevar a cabo el proceso de inscripción de manera justa y eficiente.</w:t>
+      </w:r>
+    </w:p>
+    <w:p>
+      <w:r>
+        <w:t>El reporte está organizado de la siguiente manera: primero se presenta el marco teórico, donde se explican las estructuras de datos utilizadas y los métodos de búsqueda y ordenamiento aplicados en el sistema; después se expone el planteamiento del problema tal como fue definido; a continuación se describen las variables, estructuras y funciones que conforman el programa; luego se incluye el código fuente con comentarios explicativos en cada sección importante; y finalmente se presentan capturas de pantalla del programa en ejecución con una explicación detallada de lo que se muestra en cada una.</w:t>
       </w:r>
     </w:p>
     <w:p>
@@ -9209,10 +9216,7 @@
       <w:bookmarkStart w:id="27" w:name="_Toc229315133"/>
       <w:r>
         <w:lastRenderedPageBreak/>
-        <w:t>5.2</w:t>
-      </w:r>
-      <w:r>
-        <w:t>.1 Funcionamiento</w:t>
+        <w:t>5.2.1 Funcionamiento</w:t>
       </w:r>
       <w:bookmarkEnd w:id="27"/>
     </w:p>
@@ -15746,31 +15750,13 @@
         <w:rPr>
           <w:rFonts w:eastAsia="Times New Roman"/>
         </w:rPr>
-        <w:t xml:space="preserve"> Funciones de la</w:t>
-      </w:r>
-      <w:r>
-        <w:rPr>
-          <w:rFonts w:eastAsia="Times New Roman"/>
-        </w:rPr>
-        <w:t xml:space="preserve"> Cola</w:t>
+        <w:t xml:space="preserve"> Funciones de la Cola</w:t>
       </w:r>
       <w:bookmarkEnd w:id="49"/>
     </w:p>
     <w:p>
       <w:r>
-        <w:t xml:space="preserve">Estas funciones manejan todas las operaciones sobre la </w:t>
-      </w:r>
-      <w:r>
-        <w:t>cola</w:t>
-      </w:r>
-      <w:r>
-        <w:t xml:space="preserve"> de </w:t>
-      </w:r>
-      <w:r>
-        <w:t>inscripciones</w:t>
-      </w:r>
-      <w:r>
-        <w:t>.</w:t>
+        <w:t>Estas funciones manejan todas las operaciones sobre la cola de inscripciones.</w:t>
       </w:r>
     </w:p>
     <w:tbl>
@@ -27111,25 +27097,7 @@
           <w:sz w:val="18"/>
           <w:szCs w:val="18"/>
         </w:rPr>
-        <w:t xml:space="preserve"> </w:t>
-      </w:r>
-      <w:proofErr w:type="spellStart"/>
-      <w:r>
-        <w:rPr>
-          <w:rFonts w:cs="Courier New"/>
-          <w:sz w:val="18"/>
-          <w:szCs w:val="18"/>
-        </w:rPr>
-        <w:t>tmp</w:t>
-      </w:r>
-      <w:proofErr w:type="spellEnd"/>
-      <w:r>
-        <w:rPr>
-          <w:rFonts w:cs="Courier New"/>
-          <w:sz w:val="18"/>
-          <w:szCs w:val="18"/>
-        </w:rPr>
-        <w:t>;</w:t>
+        <w:t xml:space="preserve"> tmp;</w:t>
       </w:r>
     </w:p>
     <w:p>
@@ -28548,25 +28516,7 @@
           <w:sz w:val="18"/>
           <w:szCs w:val="18"/>
         </w:rPr>
-        <w:t xml:space="preserve"> </w:t>
-      </w:r>
-      <w:proofErr w:type="spellStart"/>
-      <w:r>
-        <w:rPr>
-          <w:rFonts w:cs="Courier New"/>
-          <w:sz w:val="18"/>
-          <w:szCs w:val="18"/>
-        </w:rPr>
-        <w:t>tmp</w:t>
-      </w:r>
-      <w:proofErr w:type="spellEnd"/>
-      <w:r>
-        <w:rPr>
-          <w:rFonts w:cs="Courier New"/>
-          <w:sz w:val="18"/>
-          <w:szCs w:val="18"/>
-        </w:rPr>
-        <w:t>;</w:t>
+        <w:t xml:space="preserve"> tmp;</w:t>
       </w:r>
     </w:p>
     <w:p>
@@ -30785,25 +30735,7 @@
           <w:sz w:val="18"/>
           <w:szCs w:val="18"/>
         </w:rPr>
-        <w:t xml:space="preserve"> </w:t>
-      </w:r>
-      <w:proofErr w:type="spellStart"/>
-      <w:r>
-        <w:rPr>
-          <w:rFonts w:cs="Courier New"/>
-          <w:sz w:val="18"/>
-          <w:szCs w:val="18"/>
-        </w:rPr>
-        <w:t>tmp</w:t>
-      </w:r>
-      <w:proofErr w:type="spellEnd"/>
-      <w:r>
-        <w:rPr>
-          <w:rFonts w:cs="Courier New"/>
-          <w:sz w:val="18"/>
-          <w:szCs w:val="18"/>
-        </w:rPr>
-        <w:t>;</w:t>
+        <w:t xml:space="preserve"> tmp;</w:t>
       </w:r>
     </w:p>
     <w:p>
@@ -35754,7 +35686,6 @@
         </w:rPr>
         <w:t xml:space="preserve"> (</w:t>
       </w:r>
-      <w:proofErr w:type="spellStart"/>
       <w:proofErr w:type="gramStart"/>
       <w:r>
         <w:rPr>
@@ -35764,7 +35695,6 @@
         </w:rPr>
         <w:t>a.edad</w:t>
       </w:r>
-      <w:proofErr w:type="spellEnd"/>
       <w:proofErr w:type="gramEnd"/>
       <w:r>
         <w:rPr>
@@ -38199,25 +38129,7 @@
           <w:sz w:val="18"/>
           <w:szCs w:val="18"/>
         </w:rPr>
-        <w:t xml:space="preserve"> </w:t>
-      </w:r>
-      <w:proofErr w:type="spellStart"/>
-      <w:r>
-        <w:rPr>
-          <w:rFonts w:cs="Courier New"/>
-          <w:sz w:val="18"/>
-          <w:szCs w:val="18"/>
-        </w:rPr>
-        <w:t>mat</w:t>
-      </w:r>
-      <w:proofErr w:type="spellEnd"/>
-      <w:r>
-        <w:rPr>
-          <w:rFonts w:cs="Courier New"/>
-          <w:sz w:val="18"/>
-          <w:szCs w:val="18"/>
-        </w:rPr>
-        <w:t>;</w:t>
+        <w:t xml:space="preserve"> mat;</w:t>
       </w:r>
     </w:p>
     <w:p>
@@ -39580,25 +39492,7 @@
           <w:sz w:val="18"/>
           <w:szCs w:val="18"/>
         </w:rPr>
-        <w:t xml:space="preserve"> </w:t>
-      </w:r>
-      <w:proofErr w:type="spellStart"/>
-      <w:r>
-        <w:rPr>
-          <w:rFonts w:cs="Courier New"/>
-          <w:sz w:val="18"/>
-          <w:szCs w:val="18"/>
-        </w:rPr>
-        <w:t>sel</w:t>
-      </w:r>
-      <w:proofErr w:type="spellEnd"/>
-      <w:r>
-        <w:rPr>
-          <w:rFonts w:cs="Courier New"/>
-          <w:sz w:val="18"/>
-          <w:szCs w:val="18"/>
-        </w:rPr>
-        <w:t>;</w:t>
+        <w:t xml:space="preserve"> sel;</w:t>
       </w:r>
     </w:p>
     <w:p>
@@ -39635,25 +39529,7 @@
           <w:sz w:val="18"/>
           <w:szCs w:val="18"/>
         </w:rPr>
-        <w:t xml:space="preserve"> &gt;&gt; </w:t>
-      </w:r>
-      <w:proofErr w:type="spellStart"/>
-      <w:r>
-        <w:rPr>
-          <w:rFonts w:cs="Courier New"/>
-          <w:sz w:val="18"/>
-          <w:szCs w:val="18"/>
-        </w:rPr>
-        <w:t>sel</w:t>
-      </w:r>
-      <w:proofErr w:type="spellEnd"/>
-      <w:r>
-        <w:rPr>
-          <w:rFonts w:cs="Courier New"/>
-          <w:sz w:val="18"/>
-          <w:szCs w:val="18"/>
-        </w:rPr>
-        <w:t>;</w:t>
+        <w:t xml:space="preserve"> &gt;&gt; sel;</w:t>
       </w:r>
     </w:p>
     <w:p>
@@ -46064,7 +45940,6 @@
         </w:rPr>
         <w:t xml:space="preserve">4) &lt;&lt; </w:t>
       </w:r>
-      <w:proofErr w:type="spellStart"/>
       <w:proofErr w:type="gramStart"/>
       <w:r>
         <w:rPr>
@@ -46074,7 +45949,6 @@
         </w:rPr>
         <w:t>a.edad</w:t>
       </w:r>
-      <w:proofErr w:type="spellEnd"/>
       <w:proofErr w:type="gramEnd"/>
     </w:p>
     <w:p>
@@ -48725,25 +48599,7 @@
           <w:sz w:val="18"/>
           <w:szCs w:val="18"/>
         </w:rPr>
-        <w:t xml:space="preserve"> = </w:t>
-      </w:r>
-      <w:proofErr w:type="spellStart"/>
-      <w:r>
-        <w:rPr>
-          <w:rFonts w:cs="Courier New"/>
-          <w:sz w:val="18"/>
-          <w:szCs w:val="18"/>
-        </w:rPr>
-        <w:t>arr</w:t>
-      </w:r>
-      <w:proofErr w:type="spellEnd"/>
-      <w:r>
-        <w:rPr>
-          <w:rFonts w:cs="Courier New"/>
-          <w:sz w:val="18"/>
-          <w:szCs w:val="18"/>
-        </w:rPr>
-        <w:t>[j];</w:t>
+        <w:t xml:space="preserve"> = arr[j];</w:t>
       </w:r>
     </w:p>
     <w:p>
@@ -57242,6 +57098,9 @@
     </w:p>
     <w:p>
       <w:r>
+        <w:rPr>
+          <w:noProof/>
+        </w:rPr>
         <w:drawing>
           <wp:inline distT="0" distB="0" distL="0" distR="0" wp14:anchorId="61A5662E" wp14:editId="1DB5EBCC">
             <wp:extent cx="5791835" cy="2509284"/>
@@ -57320,11 +57179,26 @@
     </w:p>
     <w:p>
       <w:r>
-        <w:t>Añadimos a un estudiante a la lista, este se agrega a la lista según su matricula por lo que la función recorre la lista nodo por nodo, avanzando mientras la matricula del siguiente nodo sea menor a la nueva.</w:t>
-      </w:r>
-    </w:p>
-    <w:p>
-      <w:r>
+        <w:t xml:space="preserve">Añadimos a un estudiante a la lista, </w:t>
+      </w:r>
+      <w:r>
+        <w:t>e</w:t>
+      </w:r>
+      <w:r>
+        <w:t>l sistema pide uno a uno los datos del nuevo estudiante: matrícula, nombre, edad, promedio, dirección y teléfono.</w:t>
+      </w:r>
+      <w:r>
+        <w:t xml:space="preserve"> E</w:t>
+      </w:r>
+      <w:r>
+        <w:t>ste se agrega a la lista según su matricula por lo que la función recorre la lista nodo por nodo, avanzando mientras la matricula del siguiente nodo sea menor a la nueva.</w:t>
+      </w:r>
+    </w:p>
+    <w:p>
+      <w:r>
+        <w:rPr>
+          <w:noProof/>
+        </w:rPr>
         <w:drawing>
           <wp:inline distT="0" distB="0" distL="0" distR="0" wp14:anchorId="365FB7C0" wp14:editId="66E0E8A1">
             <wp:extent cx="5791835" cy="4502150"/>
@@ -57363,12 +57237,31 @@
       </w:r>
     </w:p>
     <w:p>
-      <w:r>
-        <w:t xml:space="preserve">Se actualizan los alumnos activos </w:t>
-      </w:r>
-    </w:p>
-    <w:p>
-      <w:r>
+      <w:pPr>
+        <w:spacing w:line="259" w:lineRule="auto"/>
+        <w:jc w:val="left"/>
+      </w:pPr>
+      <w:r>
+        <w:br w:type="page"/>
+      </w:r>
+    </w:p>
+    <w:p>
+      <w:r>
+        <w:lastRenderedPageBreak/>
+        <w:t>Al regresar al menú principal s</w:t>
+      </w:r>
+      <w:r>
+        <w:t>e actualizan los alumnos activos</w:t>
+      </w:r>
+      <w:r>
+        <w:t>.</w:t>
+      </w:r>
+    </w:p>
+    <w:p>
+      <w:r>
+        <w:rPr>
+          <w:noProof/>
+        </w:rPr>
         <w:drawing>
           <wp:inline distT="0" distB="0" distL="0" distR="0" wp14:anchorId="5B9D994D" wp14:editId="196076FF">
             <wp:extent cx="5791835" cy="1905635"/>
@@ -57408,7 +57301,6 @@
     </w:p>
     <w:p>
       <w:r>
-        <w:lastRenderedPageBreak/>
         <w:t xml:space="preserve">Añadimos </w:t>
       </w:r>
       <w:r>
@@ -57417,9 +57309,15 @@
       <w:r>
         <w:t xml:space="preserve"> estudiantes</w:t>
       </w:r>
-    </w:p>
-    <w:p>
-      <w:r>
+      <w:r>
+        <w:t xml:space="preserve"> para una mejor demostración del sistema.</w:t>
+      </w:r>
+    </w:p>
+    <w:p>
+      <w:r>
+        <w:rPr>
+          <w:noProof/>
+        </w:rPr>
         <w:drawing>
           <wp:inline distT="0" distB="0" distL="0" distR="0" wp14:anchorId="58D65B1F" wp14:editId="362D6EFE">
             <wp:extent cx="5791835" cy="3937000"/>
@@ -57459,9 +57357,25 @@
     </w:p>
     <w:p>
       <w:pPr>
+        <w:spacing w:line="259" w:lineRule="auto"/>
+        <w:jc w:val="left"/>
+        <w:rPr>
+          <w:rFonts w:eastAsiaTheme="majorEastAsia" w:cstheme="majorBidi"/>
+          <w:b/>
+          <w:color w:val="0F4761" w:themeColor="accent1" w:themeShade="BF"/>
+          <w:sz w:val="28"/>
+          <w:szCs w:val="32"/>
+        </w:rPr>
+      </w:pPr>
+      <w:bookmarkStart w:id="56" w:name="_Toc229315162"/>
+      <w:r>
+        <w:br w:type="page"/>
+      </w:r>
+    </w:p>
+    <w:p>
+      <w:pPr>
         <w:pStyle w:val="Ttulo2"/>
       </w:pPr>
-      <w:bookmarkStart w:id="56" w:name="_Toc229315162"/>
       <w:r>
         <w:lastRenderedPageBreak/>
         <w:t xml:space="preserve">2. </w:t>
@@ -57473,6 +57387,17 @@
     </w:p>
     <w:p>
       <w:r>
+        <w:t>Al seleccionar la opción 2 el sistema primero muestra la lista completa de alumnos activos como referencia</w:t>
+      </w:r>
+      <w:r>
+        <w:t xml:space="preserve"> para después mostrar dos opciones de búsqueda.</w:t>
+      </w:r>
+    </w:p>
+    <w:p>
+      <w:r>
+        <w:rPr>
+          <w:noProof/>
+        </w:rPr>
         <w:drawing>
           <wp:inline distT="0" distB="0" distL="0" distR="0" wp14:anchorId="38956907" wp14:editId="7D4D17A9">
             <wp:extent cx="5791835" cy="4243070"/>
@@ -57512,10 +57437,26 @@
     </w:p>
     <w:p>
       <w:pPr>
+        <w:spacing w:line="259" w:lineRule="auto"/>
+        <w:jc w:val="left"/>
+        <w:rPr>
+          <w:rFonts w:eastAsiaTheme="majorEastAsia" w:cstheme="majorBidi"/>
+          <w:b/>
+          <w:color w:val="0F4761" w:themeColor="accent1" w:themeShade="BF"/>
+          <w:szCs w:val="28"/>
+        </w:rPr>
+      </w:pPr>
+      <w:bookmarkStart w:id="57" w:name="_Toc229315163"/>
+      <w:r>
+        <w:br w:type="page"/>
+      </w:r>
+    </w:p>
+    <w:p>
+      <w:pPr>
         <w:pStyle w:val="Ttulo3"/>
       </w:pPr>
-      <w:bookmarkStart w:id="57" w:name="_Toc229315163"/>
-      <w:r>
+      <w:r>
+        <w:lastRenderedPageBreak/>
         <w:t xml:space="preserve">2.1 </w:t>
       </w:r>
       <w:proofErr w:type="spellStart"/>
@@ -57538,6 +57479,22 @@
     </w:p>
     <w:p>
       <w:r>
+        <w:t xml:space="preserve">Se solicita la matricula del estudiante que se desea dar de baja y lo localiza mediante </w:t>
+      </w:r>
+      <w:proofErr w:type="spellStart"/>
+      <w:r>
+        <w:t>busqeuda</w:t>
+      </w:r>
+      <w:proofErr w:type="spellEnd"/>
+      <w:r>
+        <w:t xml:space="preserve"> binaria. Una vez encontrado el estudiante, se pregunta si se confirma la baja con (s/n).</w:t>
+      </w:r>
+    </w:p>
+    <w:p>
+      <w:r>
+        <w:rPr>
+          <w:noProof/>
+        </w:rPr>
         <w:drawing>
           <wp:inline distT="0" distB="0" distL="0" distR="0" wp14:anchorId="411F6CD7" wp14:editId="30D1D163">
             <wp:extent cx="5791835" cy="2574290"/>
@@ -57577,7 +57534,14 @@
     </w:p>
     <w:p>
       <w:r>
-        <w:lastRenderedPageBreak/>
+        <w:t>Al seleccionar la opción s, el sistema nos muestra la lista de alumnos actualizada y también la pila que se va generando al dar de baja a los alumnos ambos con el total de estudiantes que lo conforman.</w:t>
+      </w:r>
+    </w:p>
+    <w:p>
+      <w:r>
+        <w:rPr>
+          <w:noProof/>
+        </w:rPr>
         <w:drawing>
           <wp:inline distT="0" distB="0" distL="0" distR="0" wp14:anchorId="66117E92" wp14:editId="43DE11A0">
             <wp:extent cx="5791835" cy="3377565"/>
@@ -57621,6 +57585,7 @@
       </w:pPr>
       <w:bookmarkStart w:id="58" w:name="_Toc229315164"/>
       <w:r>
+        <w:lastRenderedPageBreak/>
         <w:t xml:space="preserve">2.2 </w:t>
       </w:r>
       <w:proofErr w:type="spellStart"/>
@@ -57643,6 +57608,17 @@
     </w:p>
     <w:p>
       <w:r>
+        <w:t>Se solicita el nombre del estudiante o una parte del nombre</w:t>
+      </w:r>
+      <w:r>
+        <w:t>. Al escribir 'Eduardo' la búsqueda secuencial recorre la lista nodo por nodo y encuentra a Eduardo Rodriguez. Muestra su ficha completa y pide confirmación de baja.</w:t>
+      </w:r>
+    </w:p>
+    <w:p>
+      <w:r>
+        <w:rPr>
+          <w:noProof/>
+        </w:rPr>
         <w:drawing>
           <wp:inline distT="0" distB="0" distL="0" distR="0" wp14:anchorId="2FC03B8B" wp14:editId="223A9222">
             <wp:extent cx="5791835" cy="2633980"/>
@@ -57682,7 +57658,22 @@
     </w:p>
     <w:p>
       <w:r>
-        <w:lastRenderedPageBreak/>
+        <w:t xml:space="preserve">Al confirmar nos muestra la misma información vista previamente en la búsqueda por </w:t>
+      </w:r>
+      <w:proofErr w:type="gramStart"/>
+      <w:r>
+        <w:t>matricula</w:t>
+      </w:r>
+      <w:proofErr w:type="gramEnd"/>
+      <w:r>
+        <w:t xml:space="preserve"> pero actualizada a los cambios que hicimos.</w:t>
+      </w:r>
+    </w:p>
+    <w:p>
+      <w:r>
+        <w:rPr>
+          <w:noProof/>
+        </w:rPr>
         <w:drawing>
           <wp:inline distT="0" distB="0" distL="0" distR="0" wp14:anchorId="2C501D84" wp14:editId="7D3E2AC2">
             <wp:extent cx="5791835" cy="3404870"/>
@@ -57722,19 +57713,39 @@
     </w:p>
     <w:p>
       <w:r>
+        <w:lastRenderedPageBreak/>
         <w:t xml:space="preserve">Si se ingresa un nombre que no </w:t>
       </w:r>
-      <w:proofErr w:type="spellStart"/>
-      <w:r>
-        <w:t>esta</w:t>
-      </w:r>
-      <w:proofErr w:type="spellEnd"/>
+      <w:r>
+        <w:t>está</w:t>
+      </w:r>
       <w:r>
         <w:t xml:space="preserve"> en la lista</w:t>
       </w:r>
-    </w:p>
-    <w:p>
-      <w:r>
+      <w:r>
+        <w:t xml:space="preserve"> </w:t>
+      </w:r>
+      <w:r>
+        <w:t xml:space="preserve">el sistema responde con el mensaje </w:t>
+      </w:r>
+      <w:r>
+        <w:t>“</w:t>
+      </w:r>
+      <w:r>
+        <w:t>No se encontraron coincidencias.</w:t>
+      </w:r>
+      <w:r>
+        <w:t>”</w:t>
+      </w:r>
+      <w:r>
+        <w:t xml:space="preserve"> y regresa al menú de búsqueda sin realizar ningún cambio.</w:t>
+      </w:r>
+    </w:p>
+    <w:p>
+      <w:r>
+        <w:rPr>
+          <w:noProof/>
+        </w:rPr>
         <w:drawing>
           <wp:inline distT="0" distB="0" distL="0" distR="0" wp14:anchorId="4F528E5C" wp14:editId="2766397A">
             <wp:extent cx="5791835" cy="1664335"/>
@@ -57774,11 +57785,26 @@
     </w:p>
     <w:p>
       <w:r>
-        <w:t xml:space="preserve">Se actualizan los activos y los alumnos en la pila </w:t>
-      </w:r>
-    </w:p>
-    <w:p>
-      <w:r>
+        <w:t>Al volver al menú principal podremos notar que s</w:t>
+      </w:r>
+      <w:r>
+        <w:t>e actualiza</w:t>
+      </w:r>
+      <w:r>
+        <w:t>ron</w:t>
+      </w:r>
+      <w:r>
+        <w:t xml:space="preserve"> los activos y los alumnos en la pila</w:t>
+      </w:r>
+      <w:r>
+        <w:t>.</w:t>
+      </w:r>
+    </w:p>
+    <w:p>
+      <w:r>
+        <w:rPr>
+          <w:noProof/>
+        </w:rPr>
         <w:drawing>
           <wp:inline distT="0" distB="0" distL="0" distR="0" wp14:anchorId="78A84001" wp14:editId="3AAB852B">
             <wp:extent cx="5791835" cy="2045335"/>
@@ -57818,9 +57844,25 @@
     </w:p>
     <w:p>
       <w:pPr>
+        <w:spacing w:line="259" w:lineRule="auto"/>
+        <w:jc w:val="left"/>
+        <w:rPr>
+          <w:rFonts w:eastAsiaTheme="majorEastAsia" w:cstheme="majorBidi"/>
+          <w:b/>
+          <w:color w:val="0F4761" w:themeColor="accent1" w:themeShade="BF"/>
+          <w:sz w:val="28"/>
+          <w:szCs w:val="32"/>
+        </w:rPr>
+      </w:pPr>
+      <w:bookmarkStart w:id="59" w:name="_Toc229315165"/>
+      <w:r>
+        <w:br w:type="page"/>
+      </w:r>
+    </w:p>
+    <w:p>
+      <w:pPr>
         <w:pStyle w:val="Ttulo2"/>
       </w:pPr>
-      <w:bookmarkStart w:id="59" w:name="_Toc229315165"/>
       <w:r>
         <w:lastRenderedPageBreak/>
         <w:t xml:space="preserve">3. </w:t>
@@ -57832,6 +57874,27 @@
     </w:p>
     <w:p>
       <w:r>
+        <w:t>Al seleccionar la opción 3, el sistema muestra todos los alumnos que están en la pila de bajas y destaca al alumno en el tope (el último dado de baja), que es quien puede ser recuperado.</w:t>
+      </w:r>
+      <w:r>
+        <w:rPr>
+          <w:rFonts w:ascii="Times New Roman" w:eastAsia="Times New Roman" w:hAnsi="Times New Roman" w:cs="Times New Roman"/>
+          <w:kern w:val="0"/>
+          <w:szCs w:val="24"/>
+          <w:lang w:eastAsia="es-MX"/>
+          <w14:ligatures w14:val="none"/>
+        </w:rPr>
+        <w:t xml:space="preserve"> </w:t>
+      </w:r>
+      <w:r>
+        <w:t>Se presenta su ficha completa y se pregunta si se desea recuperarlo.</w:t>
+      </w:r>
+    </w:p>
+    <w:p>
+      <w:r>
+        <w:rPr>
+          <w:noProof/>
+        </w:rPr>
         <w:drawing>
           <wp:inline distT="0" distB="0" distL="0" distR="0" wp14:anchorId="59540F01" wp14:editId="008F51DC">
             <wp:extent cx="5791835" cy="4265930"/>
@@ -57870,7 +57933,60 @@
       </w:r>
     </w:p>
     <w:p>
-      <w:r>
+      <w:pPr>
+        <w:spacing w:line="259" w:lineRule="auto"/>
+        <w:jc w:val="left"/>
+      </w:pPr>
+      <w:r>
+        <w:br w:type="page"/>
+      </w:r>
+    </w:p>
+    <w:p>
+      <w:r>
+        <w:lastRenderedPageBreak/>
+        <w:t xml:space="preserve">Al </w:t>
+      </w:r>
+      <w:r>
+        <w:t>seleccionar la opción</w:t>
+      </w:r>
+      <w:r>
+        <w:t xml:space="preserve"> </w:t>
+      </w:r>
+      <w:r>
+        <w:t>s</w:t>
+      </w:r>
+      <w:r>
+        <w:t xml:space="preserve">, </w:t>
+      </w:r>
+      <w:r>
+        <w:t>el alumno</w:t>
+      </w:r>
+      <w:r>
+        <w:t xml:space="preserve"> es </w:t>
+      </w:r>
+      <w:proofErr w:type="spellStart"/>
+      <w:r>
+        <w:t>desapilado</w:t>
+      </w:r>
+      <w:proofErr w:type="spellEnd"/>
+      <w:r>
+        <w:t xml:space="preserve"> y reinsertado en la lista activa en su posición</w:t>
+      </w:r>
+      <w:r>
+        <w:t xml:space="preserve"> correspondiente (ordenado por matrícula)</w:t>
+      </w:r>
+      <w:r>
+        <w:t>. La lista activa vuelve a tener 6 alumnos y la pila de bajas queda con solo 1 alumno</w:t>
+      </w:r>
+      <w:r>
+        <w:t>.</w:t>
+      </w:r>
+    </w:p>
+    <w:p>
+      <w:r>
+        <w:rPr>
+          <w:noProof/>
+        </w:rPr>
         <w:drawing>
           <wp:inline distT="0" distB="0" distL="0" distR="0" wp14:anchorId="38D3E403" wp14:editId="1B38573A">
             <wp:extent cx="5791835" cy="3404870"/>
@@ -57909,13 +58025,34 @@
       </w:r>
     </w:p>
     <w:p>
+      <w:pPr>
+        <w:spacing w:line="259" w:lineRule="auto"/>
+        <w:jc w:val="left"/>
+      </w:pPr>
+      <w:r>
+        <w:br w:type="page"/>
+      </w:r>
+    </w:p>
+    <w:p>
       <w:r>
         <w:lastRenderedPageBreak/>
-        <w:t>Si no deseamos recuperar a el alumno, seleccionaremos la opción n y nos aparecerá un mensaje de Recuperación cancelada</w:t>
-      </w:r>
-    </w:p>
-    <w:p>
-      <w:r>
+        <w:t xml:space="preserve">Si no deseamos recuperar a el alumno, seleccionaremos la opción n y nos aparecerá un mensaje de </w:t>
+      </w:r>
+      <w:r>
+        <w:t>“</w:t>
+      </w:r>
+      <w:r>
+        <w:t>Recuperación cancelada</w:t>
+      </w:r>
+      <w:r>
+        <w:t>”.</w:t>
+      </w:r>
+    </w:p>
+    <w:p>
+      <w:r>
+        <w:rPr>
+          <w:noProof/>
+        </w:rPr>
         <w:drawing>
           <wp:inline distT="0" distB="0" distL="0" distR="0" wp14:anchorId="4C166762" wp14:editId="193B7F53">
             <wp:extent cx="5791835" cy="4335145"/>
@@ -57955,9 +58092,25 @@
     </w:p>
     <w:p>
       <w:pPr>
+        <w:spacing w:line="259" w:lineRule="auto"/>
+        <w:jc w:val="left"/>
+        <w:rPr>
+          <w:rFonts w:eastAsiaTheme="majorEastAsia" w:cstheme="majorBidi"/>
+          <w:b/>
+          <w:color w:val="0F4761" w:themeColor="accent1" w:themeShade="BF"/>
+          <w:sz w:val="28"/>
+          <w:szCs w:val="32"/>
+        </w:rPr>
+      </w:pPr>
+      <w:bookmarkStart w:id="60" w:name="_Toc229315166"/>
+      <w:r>
+        <w:br w:type="page"/>
+      </w:r>
+    </w:p>
+    <w:p>
+      <w:pPr>
         <w:pStyle w:val="Ttulo2"/>
       </w:pPr>
-      <w:bookmarkStart w:id="60" w:name="_Toc229315166"/>
       <w:r>
         <w:lastRenderedPageBreak/>
         <w:t xml:space="preserve">4. </w:t>
@@ -57969,6 +58122,14 @@
     </w:p>
     <w:p>
       <w:r>
+        <w:t>En este apartado podremos generar reportes para visualizar de mejor manera la información de los estudiantes.</w:t>
+      </w:r>
+    </w:p>
+    <w:p>
+      <w:r>
+        <w:rPr>
+          <w:noProof/>
+        </w:rPr>
         <w:drawing>
           <wp:inline distT="0" distB="0" distL="0" distR="0" wp14:anchorId="3C5D485D" wp14:editId="6E6ED9A5">
             <wp:extent cx="5791835" cy="2799080"/>
@@ -58039,6 +58200,14 @@
     </w:p>
     <w:p>
       <w:r>
+        <w:t>El reporte de porcentajes muestra el total de alumnos activos y los divide en aprobados (promedio mayor o igual a 70) y reprobados (promedio menor a 70), con su cantidad y porcentaje calculado.</w:t>
+      </w:r>
+    </w:p>
+    <w:p>
+      <w:r>
+        <w:rPr>
+          <w:noProof/>
+        </w:rPr>
         <w:drawing>
           <wp:inline distT="0" distB="0" distL="0" distR="0" wp14:anchorId="46E7A831" wp14:editId="736A045D">
             <wp:extent cx="5791835" cy="2258695"/>
@@ -58077,13 +58246,25 @@
       </w:r>
     </w:p>
     <w:p>
-      <w:r>
+      <w:pPr>
+        <w:spacing w:line="259" w:lineRule="auto"/>
+        <w:jc w:val="left"/>
+      </w:pPr>
+      <w:r>
+        <w:br w:type="page"/>
+      </w:r>
+    </w:p>
+    <w:p>
+      <w:r>
+        <w:lastRenderedPageBreak/>
         <w:t>Al presionar ENTER, seguimos dentro del menú de reportes.</w:t>
       </w:r>
     </w:p>
     <w:p>
       <w:r>
-        <w:lastRenderedPageBreak/>
+        <w:rPr>
+          <w:noProof/>
+        </w:rPr>
         <w:drawing>
           <wp:inline distT="0" distB="0" distL="0" distR="0" wp14:anchorId="02A1BD69" wp14:editId="5AE23E46">
             <wp:extent cx="5791835" cy="2388870"/>
@@ -58154,11 +58335,14 @@
     </w:p>
     <w:p>
       <w:r>
-        <w:t>Se muestra el nombre, edad, dirección y teléfono de los alumnos, y el total de alumnos que hay.</w:t>
-      </w:r>
-    </w:p>
-    <w:p>
-      <w:r>
+        <w:t>Este reporte muestra una tabla con los datos de contacto y generales de todos los alumnos activos: nombre, edad, dirección y teléfono. No se muestra la matrícula ni el promedio en este reporte, ya que es un listado orientado a datos personales. Al final indica el total de alumnos.</w:t>
+      </w:r>
+    </w:p>
+    <w:p>
+      <w:r>
+        <w:rPr>
+          <w:noProof/>
+        </w:rPr>
         <w:drawing>
           <wp:inline distT="0" distB="0" distL="0" distR="0" wp14:anchorId="607F2DA9" wp14:editId="30A52A17">
             <wp:extent cx="5791835" cy="2922270"/>
@@ -58202,6 +58386,7 @@
       </w:pPr>
       <w:bookmarkStart w:id="63" w:name="_Toc229315169"/>
       <w:r>
+        <w:lastRenderedPageBreak/>
         <w:t xml:space="preserve">4.3 </w:t>
       </w:r>
       <w:r>
@@ -58211,12 +58396,14 @@
     </w:p>
     <w:p>
       <w:r>
-        <w:t>Se muestran los alumnos que están dentro de la pila de bajas (alumnos inactivos).</w:t>
-      </w:r>
-    </w:p>
-    <w:p>
-      <w:r>
-        <w:lastRenderedPageBreak/>
+        <w:t xml:space="preserve">Este reporte muestra los alumnos que se encuentran actualmente en la pila de bajas, con su posición en la pila, matrícula y nombre. La posición #1 corresponde al tope de la pila, es decir, al último alumno dado de baja. </w:t>
+      </w:r>
+    </w:p>
+    <w:p>
+      <w:r>
+        <w:rPr>
+          <w:noProof/>
+        </w:rPr>
         <w:drawing>
           <wp:inline distT="0" distB="0" distL="0" distR="0" wp14:anchorId="61393F1E" wp14:editId="054359B8">
             <wp:extent cx="5791835" cy="2270125"/>
@@ -58273,6 +58460,9 @@
     </w:p>
     <w:p>
       <w:r>
+        <w:rPr>
+          <w:noProof/>
+        </w:rPr>
         <w:drawing>
           <wp:inline distT="0" distB="0" distL="0" distR="0" wp14:anchorId="1C56B622" wp14:editId="3AAF9673">
             <wp:extent cx="5791835" cy="2915920"/>
@@ -58326,6 +58516,9 @@
     </w:p>
     <w:p>
       <w:r>
+        <w:rPr>
+          <w:noProof/>
+        </w:rPr>
         <w:drawing>
           <wp:inline distT="0" distB="0" distL="0" distR="0" wp14:anchorId="53D472E8" wp14:editId="24879703">
             <wp:extent cx="5791835" cy="2959735"/>
@@ -58378,7 +58571,27 @@
     </w:p>
     <w:p>
       <w:r>
-        <w:t xml:space="preserve">Creamos la cola de inscripciones y al dar ENTER seguimos en el menú de Control de </w:t>
+        <w:t>Creamos la cola de inscripciones</w:t>
+      </w:r>
+      <w:r>
+        <w:t xml:space="preserve"> ordenando a los alumnos por promedio de mayor a menor mediante </w:t>
+      </w:r>
+      <w:proofErr w:type="spellStart"/>
+      <w:r>
+        <w:t>Bubble</w:t>
+      </w:r>
+      <w:proofErr w:type="spellEnd"/>
+      <w:r>
+        <w:t xml:space="preserve"> Sort, al terminar muestra el mensaje de que la cola de inscripciones se creó y el número de alumnos que contiene.</w:t>
+      </w:r>
+      <w:r>
+        <w:t xml:space="preserve"> </w:t>
+      </w:r>
+      <w:r>
+        <w:t>A</w:t>
+      </w:r>
+      <w:r>
+        <w:t xml:space="preserve">l dar ENTER seguimos en el menú de Control de </w:t>
       </w:r>
       <w:r>
         <w:t>Inscripciones</w:t>
@@ -58389,6 +58602,9 @@
     </w:p>
     <w:p>
       <w:r>
+        <w:rPr>
+          <w:noProof/>
+        </w:rPr>
         <w:drawing>
           <wp:inline distT="0" distB="0" distL="0" distR="0" wp14:anchorId="557C4912" wp14:editId="5D4EF40F">
             <wp:extent cx="5791835" cy="2865120"/>
@@ -58442,6 +58658,14 @@
     </w:p>
     <w:p>
       <w:r>
+        <w:t>Muestra el contenido completo de la cola de inscripciones ordenado por promedio de mayor a menor.</w:t>
+      </w:r>
+    </w:p>
+    <w:p>
+      <w:r>
+        <w:rPr>
+          <w:noProof/>
+        </w:rPr>
         <w:drawing>
           <wp:inline distT="0" distB="0" distL="0" distR="0" wp14:anchorId="0C1CB31C" wp14:editId="0D2B443F">
             <wp:extent cx="5791835" cy="2979420"/>
@@ -58492,6 +58716,9 @@
     </w:p>
     <w:p>
       <w:r>
+        <w:rPr>
+          <w:noProof/>
+        </w:rPr>
         <w:drawing>
           <wp:inline distT="0" distB="0" distL="0" distR="0" wp14:anchorId="7B45EA58" wp14:editId="6F7EFB0E">
             <wp:extent cx="5791835" cy="3190240"/>
@@ -58535,6 +58762,7 @@
       </w:pPr>
       <w:bookmarkStart w:id="67" w:name="_Toc229315173"/>
       <w:r>
+        <w:lastRenderedPageBreak/>
         <w:t xml:space="preserve">5.3 </w:t>
       </w:r>
       <w:r>
@@ -58555,7 +58783,9 @@
     </w:p>
     <w:p>
       <w:r>
-        <w:lastRenderedPageBreak/>
+        <w:rPr>
+          <w:noProof/>
+        </w:rPr>
         <w:drawing>
           <wp:inline distT="0" distB="0" distL="0" distR="0" wp14:anchorId="18138CE3" wp14:editId="1DD67EE0">
             <wp:extent cx="5791835" cy="1539240"/>
@@ -58595,6 +58825,23 @@
     </w:p>
     <w:p>
       <w:r>
+        <w:t>El sistema va desencolando alumnos uno a uno y asignándolos a los grupos en orden. Primero llena el Grupo 1 con los 3 alumnos de mayor promedi</w:t>
+      </w:r>
+      <w:r>
+        <w:t>o</w:t>
+      </w:r>
+      <w:r>
+        <w:t>, luego el Grupo 2 con los siguientes 3</w:t>
+      </w:r>
+      <w:r>
+        <w:t>.</w:t>
+      </w:r>
+    </w:p>
+    <w:p>
+      <w:r>
+        <w:rPr>
+          <w:noProof/>
+        </w:rPr>
         <w:drawing>
           <wp:inline distT="0" distB="0" distL="0" distR="0" wp14:anchorId="3D11D179" wp14:editId="7844DB61">
             <wp:extent cx="5791835" cy="4315460"/>
@@ -58632,13 +58879,18 @@
         </w:drawing>
       </w:r>
     </w:p>
-    <w:p>
-      <w:r>
+    <w:p/>
+    <w:p>
+      <w:r>
+        <w:lastRenderedPageBreak/>
         <w:t>Después de inscribir a los alumnos, la cola se vaciará.</w:t>
       </w:r>
     </w:p>
     <w:p>
       <w:r>
+        <w:rPr>
+          <w:noProof/>
+        </w:rPr>
         <w:drawing>
           <wp:inline distT="0" distB="0" distL="0" distR="0" wp14:anchorId="311150EC" wp14:editId="4329A043">
             <wp:extent cx="5791835" cy="1251585"/>
@@ -58679,7 +58931,6 @@
     <w:p/>
     <w:p>
       <w:r>
-        <w:lastRenderedPageBreak/>
         <w:t>Si creamos 2 grupos con capacidad 3 alumnos cada grupo, pero tenemos 7 alumnos en la cola</w:t>
       </w:r>
       <w:r>
@@ -58688,6 +58939,9 @@
     </w:p>
     <w:p>
       <w:r>
+        <w:rPr>
+          <w:noProof/>
+        </w:rPr>
         <w:drawing>
           <wp:inline distT="0" distB="0" distL="0" distR="0" wp14:anchorId="37A8778A" wp14:editId="28EE033D">
             <wp:extent cx="5791835" cy="1568450"/>
@@ -58730,6 +58984,10 @@
     </w:p>
     <w:p>
       <w:r>
+        <w:rPr>
+          <w:noProof/>
+        </w:rPr>
+        <w:lastRenderedPageBreak/>
         <w:drawing>
           <wp:inline distT="0" distB="0" distL="0" distR="0" wp14:anchorId="5309E712" wp14:editId="75A2F581">
             <wp:extent cx="5791835" cy="4273550"/>
@@ -58774,7 +59032,9 @@
     </w:p>
     <w:p>
       <w:r>
-        <w:lastRenderedPageBreak/>
+        <w:rPr>
+          <w:noProof/>
+        </w:rPr>
         <w:drawing>
           <wp:inline distT="0" distB="0" distL="0" distR="0" wp14:anchorId="4E1C7082" wp14:editId="521992D9">
             <wp:extent cx="5791835" cy="2435860"/>
@@ -58812,19 +59072,19 @@
         </w:drawing>
       </w:r>
     </w:p>
-    <w:p>
-      <w:r>
-        <w:t>Al ingresar la opción 0 nos regresa</w:t>
-      </w:r>
-      <w:r>
-        <w:t>rá</w:t>
-      </w:r>
-      <w:r>
-        <w:t xml:space="preserve"> al menú principal.</w:t>
-      </w:r>
-    </w:p>
-    <w:p>
-      <w:r>
+    <w:p/>
+    <w:p/>
+    <w:p>
+      <w:r>
+        <w:lastRenderedPageBreak/>
+        <w:t>Al ingresar la opción 0 nos regresará al menú principal.</w:t>
+      </w:r>
+    </w:p>
+    <w:p>
+      <w:r>
+        <w:rPr>
+          <w:noProof/>
+        </w:rPr>
         <w:drawing>
           <wp:inline distT="0" distB="0" distL="0" distR="0" wp14:anchorId="2E2AEFD4" wp14:editId="11C705C3">
             <wp:extent cx="5791835" cy="2981960"/>
@@ -58891,11 +59151,17 @@
     </w:p>
     <w:p>
       <w:r>
-        <w:t xml:space="preserve">Al seleccionar la opción 0 en el menú principal el programa se cerrará. </w:t>
-      </w:r>
-    </w:p>
-    <w:p>
-      <w:r>
+        <w:t xml:space="preserve">Al seleccionar la opción 0 en el menú principal, el programa libera la memoria de la lista enlazada y la pila antes de cerrarse. </w:t>
+      </w:r>
+      <w:r>
+        <w:t>Una vez liberadas las estructuras el programa se cierra.</w:t>
+      </w:r>
+    </w:p>
+    <w:p>
+      <w:r>
+        <w:rPr>
+          <w:noProof/>
+        </w:rPr>
         <w:drawing>
           <wp:inline distT="0" distB="0" distL="0" distR="0" wp14:anchorId="06F87EE1" wp14:editId="363FFAD5">
             <wp:extent cx="5791835" cy="1878965"/>
@@ -62402,16 +62668,15 @@
 </file>
 
 <file path=customXml/item1.xml><?xml version="1.0" encoding="utf-8"?>
-<?mso-contentType ?>
-<FormTemplates xmlns="http://schemas.microsoft.com/sharepoint/v3/contenttype/forms">
-  <Display>DocumentLibraryForm</Display>
-  <Edit>DocumentLibraryForm</Edit>
-  <New>DocumentLibraryForm</New>
-</FormTemplates>
+<b:Sources xmlns:b="http://schemas.openxmlformats.org/officeDocument/2006/bibliography" xmlns="http://schemas.openxmlformats.org/officeDocument/2006/bibliography" SelectedStyle="\APASixthEditionOfficeOnline.xsl" StyleName="APA" Version="6"/>
 </file>
 
 <file path=customXml/item2.xml><?xml version="1.0" encoding="utf-8"?>
-<b:Sources xmlns:b="http://schemas.openxmlformats.org/officeDocument/2006/bibliography" xmlns="http://schemas.openxmlformats.org/officeDocument/2006/bibliography" SelectedStyle="\APASixthEditionOfficeOnline.xsl" StyleName="APA" Version="6"/>
+<p:properties xmlns:p="http://schemas.microsoft.com/office/2006/metadata/properties" xmlns:xsi="http://www.w3.org/2001/XMLSchema-instance" xmlns:pc="http://schemas.microsoft.com/office/infopath/2007/PartnerControls">
+  <documentManagement>
+    <_activity xmlns="6b3591a2-2803-4937-8abc-7330822b7cdc" xsi:nil="true"/>
+  </documentManagement>
+</p:properties>
 </file>
 
 <file path=customXml/item3.xml><?xml version="1.0" encoding="utf-8"?>
@@ -62668,25 +62933,28 @@
 </file>
 
 <file path=customXml/item4.xml><?xml version="1.0" encoding="utf-8"?>
-<p:properties xmlns:p="http://schemas.microsoft.com/office/2006/metadata/properties" xmlns:xsi="http://www.w3.org/2001/XMLSchema-instance" xmlns:pc="http://schemas.microsoft.com/office/infopath/2007/PartnerControls">
-  <documentManagement>
-    <_activity xmlns="6b3591a2-2803-4937-8abc-7330822b7cdc" xsi:nil="true"/>
-  </documentManagement>
-</p:properties>
+<?mso-contentType ?>
+<FormTemplates xmlns="http://schemas.microsoft.com/sharepoint/v3/contenttype/forms">
+  <Display>DocumentLibraryForm</Display>
+  <Edit>DocumentLibraryForm</Edit>
+  <New>DocumentLibraryForm</New>
+</FormTemplates>
 </file>
 
 <file path=customXml/itemProps1.xml><?xml version="1.0" encoding="utf-8"?>
-<ds:datastoreItem xmlns:ds="http://schemas.openxmlformats.org/officeDocument/2006/customXml" ds:itemID="{4C69A0F5-10F3-4F5E-92F0-44E86B64EE52}">
+<ds:datastoreItem xmlns:ds="http://schemas.openxmlformats.org/officeDocument/2006/customXml" ds:itemID="{06E8C49B-73FC-4753-A47F-D7FF7C52C945}">
   <ds:schemaRefs>
-    <ds:schemaRef ds:uri="http://schemas.microsoft.com/sharepoint/v3/contenttype/forms"/>
+    <ds:schemaRef ds:uri="http://schemas.openxmlformats.org/officeDocument/2006/bibliography"/>
   </ds:schemaRefs>
 </ds:datastoreItem>
 </file>
 
 <file path=customXml/itemProps2.xml><?xml version="1.0" encoding="utf-8"?>
-<ds:datastoreItem xmlns:ds="http://schemas.openxmlformats.org/officeDocument/2006/customXml" ds:itemID="{06E8C49B-73FC-4753-A47F-D7FF7C52C945}">
+<ds:datastoreItem xmlns:ds="http://schemas.openxmlformats.org/officeDocument/2006/customXml" ds:itemID="{7B329FE9-7A3C-46CD-8CC8-C647EF98A81F}">
   <ds:schemaRefs>
-    <ds:schemaRef ds:uri="http://schemas.openxmlformats.org/officeDocument/2006/bibliography"/>
+    <ds:schemaRef ds:uri="http://schemas.microsoft.com/office/2006/metadata/properties"/>
+    <ds:schemaRef ds:uri="http://schemas.microsoft.com/office/infopath/2007/PartnerControls"/>
+    <ds:schemaRef ds:uri="6b3591a2-2803-4937-8abc-7330822b7cdc"/>
   </ds:schemaRefs>
 </ds:datastoreItem>
 </file>
@@ -62711,11 +62979,9 @@
 </file>
 
 <file path=customXml/itemProps4.xml><?xml version="1.0" encoding="utf-8"?>
-<ds:datastoreItem xmlns:ds="http://schemas.openxmlformats.org/officeDocument/2006/customXml" ds:itemID="{7B329FE9-7A3C-46CD-8CC8-C647EF98A81F}">
+<ds:datastoreItem xmlns:ds="http://schemas.openxmlformats.org/officeDocument/2006/customXml" ds:itemID="{4C69A0F5-10F3-4F5E-92F0-44E86B64EE52}">
   <ds:schemaRefs>
-    <ds:schemaRef ds:uri="http://schemas.microsoft.com/office/2006/metadata/properties"/>
-    <ds:schemaRef ds:uri="http://schemas.microsoft.com/office/infopath/2007/PartnerControls"/>
-    <ds:schemaRef ds:uri="6b3591a2-2803-4937-8abc-7330822b7cdc"/>
+    <ds:schemaRef ds:uri="http://schemas.microsoft.com/sharepoint/v3/contenttype/forms"/>
   </ds:schemaRefs>
 </ds:datastoreItem>
 </file>